--- a/Master Folder/Master BA Timlak PL Konsultan/01. BA Reviu Persiapan Pengadaan.docx
+++ b/Master Folder/Master BA Timlak PL Konsultan/01. BA Reviu Persiapan Pengadaan.docx
@@ -256,9 +256,16 @@
           <w:szCs w:val="22"/>
           <w:lang w:val="en-US"/>
         </w:rPr>
-        <w:t>{</w:t>
-      </w:r>
-      <w:proofErr w:type="spellStart"/>
+        <w:t>{kode_klasifikasi}</w:t>
+      </w:r>
+      <w:r>
+        <w:rPr>
+          <w:rFonts w:ascii="Arial" w:eastAsia="Arial" w:hAnsi="Arial" w:cs="Arial"/>
+          <w:sz w:val="22"/>
+          <w:szCs w:val="22"/>
+        </w:rPr>
+        <w:t>/R/Bp2jk17/POKJA-</w:t>
+      </w:r>
       <w:r>
         <w:rPr>
           <w:rFonts w:ascii="Arial" w:eastAsia="Arial" w:hAnsi="Arial" w:cs="Arial"/>
@@ -266,54 +273,7 @@
           <w:szCs w:val="22"/>
           <w:lang w:val="en-US"/>
         </w:rPr>
-        <w:t>kode_klasifikasi</w:t>
-      </w:r>
-      <w:proofErr w:type="spellEnd"/>
-      <w:r>
-        <w:rPr>
-          <w:rFonts w:ascii="Arial" w:eastAsia="Arial" w:hAnsi="Arial" w:cs="Arial"/>
-          <w:sz w:val="22"/>
-          <w:szCs w:val="22"/>
-          <w:lang w:val="en-US"/>
-        </w:rPr>
-        <w:t>}</w:t>
-      </w:r>
-      <w:r>
-        <w:rPr>
-          <w:rFonts w:ascii="Arial" w:eastAsia="Arial" w:hAnsi="Arial" w:cs="Arial"/>
-          <w:sz w:val="22"/>
-          <w:szCs w:val="22"/>
-        </w:rPr>
-        <w:t>/R/Bp2jk17/POKJA-</w:t>
-      </w:r>
-      <w:r>
-        <w:rPr>
-          <w:rFonts w:ascii="Arial" w:eastAsia="Arial" w:hAnsi="Arial" w:cs="Arial"/>
-          <w:sz w:val="22"/>
-          <w:szCs w:val="22"/>
-          <w:lang w:val="en-US"/>
-        </w:rPr>
-        <w:t>{</w:t>
-      </w:r>
-      <w:proofErr w:type="spellStart"/>
-      <w:r>
-        <w:rPr>
-          <w:rFonts w:ascii="Arial" w:eastAsia="Arial" w:hAnsi="Arial" w:cs="Arial"/>
-          <w:sz w:val="22"/>
-          <w:szCs w:val="22"/>
-          <w:lang w:val="en-US"/>
-        </w:rPr>
-        <w:t>kode_pokja</w:t>
-      </w:r>
-      <w:proofErr w:type="spellEnd"/>
-      <w:r>
-        <w:rPr>
-          <w:rFonts w:ascii="Arial" w:eastAsia="Arial" w:hAnsi="Arial" w:cs="Arial"/>
-          <w:sz w:val="22"/>
-          <w:szCs w:val="22"/>
-          <w:lang w:val="en-US"/>
-        </w:rPr>
-        <w:t>}</w:t>
+        <w:t>{kode_pokja}</w:t>
       </w:r>
       <w:r>
         <w:rPr>
@@ -488,7 +448,6 @@
         </w:rPr>
         <w:t>_</w:t>
       </w:r>
-      <w:proofErr w:type="spellStart"/>
       <w:r>
         <w:rPr>
           <w:rFonts w:ascii="Arial" w:eastAsia="Arial" w:hAnsi="Arial" w:cs="Arial"/>
@@ -502,7 +461,6 @@
         </w:rPr>
         <w:t>reviu</w:t>
       </w:r>
-      <w:proofErr w:type="spellEnd"/>
       <w:r>
         <w:rPr>
           <w:rFonts w:ascii="Arial" w:eastAsia="Arial" w:hAnsi="Arial" w:cs="Arial"/>
@@ -602,7 +560,6 @@
         </w:rPr>
         <w:t>{tanggal_</w:t>
       </w:r>
-      <w:proofErr w:type="spellStart"/>
       <w:r>
         <w:rPr>
           <w:rFonts w:ascii="Arial" w:eastAsia="Arial" w:hAnsi="Arial" w:cs="Arial"/>
@@ -613,9 +570,8 @@
           <w:szCs w:val="22"/>
           <w:lang w:val="en-US"/>
         </w:rPr>
-        <w:t>sebut</w:t>
-      </w:r>
-      <w:proofErr w:type="spellEnd"/>
+        <w:t>sebut_</w:t>
+      </w:r>
       <w:r>
         <w:rPr>
           <w:rFonts w:ascii="Arial" w:eastAsia="Arial" w:hAnsi="Arial" w:cs="Arial"/>
@@ -624,9 +580,8 @@
           <w:spacing w:val="5"/>
           <w:sz w:val="22"/>
           <w:szCs w:val="22"/>
-          <w:lang w:val="en-US"/>
-        </w:rPr>
-        <w:t>_</w:t>
+        </w:rPr>
+        <w:t>reviu</w:t>
       </w:r>
       <w:r>
         <w:rPr>
@@ -637,7 +592,7 @@
           <w:sz w:val="22"/>
           <w:szCs w:val="22"/>
         </w:rPr>
-        <w:t>reviu</w:t>
+        <w:t>}</w:t>
       </w:r>
       <w:r>
         <w:rPr>
@@ -648,17 +603,6 @@
           <w:sz w:val="22"/>
           <w:szCs w:val="22"/>
         </w:rPr>
-        <w:t>}</w:t>
-      </w:r>
-      <w:r>
-        <w:rPr>
-          <w:rFonts w:ascii="Arial" w:eastAsia="Arial" w:hAnsi="Arial" w:cs="Arial"/>
-          <w:b/>
-          <w:bCs/>
-          <w:spacing w:val="5"/>
-          <w:sz w:val="22"/>
-          <w:szCs w:val="22"/>
-        </w:rPr>
         <w:t xml:space="preserve"> </w:t>
       </w:r>
       <w:r>
@@ -725,7 +669,6 @@
         </w:rPr>
         <w:t>{bulan_</w:t>
       </w:r>
-      <w:proofErr w:type="spellStart"/>
       <w:r>
         <w:rPr>
           <w:rFonts w:ascii="Arial" w:eastAsia="Arial" w:hAnsi="Arial" w:cs="Arial"/>
@@ -736,9 +679,8 @@
           <w:szCs w:val="22"/>
           <w:lang w:val="en-US"/>
         </w:rPr>
-        <w:t>sebut</w:t>
-      </w:r>
-      <w:proofErr w:type="spellEnd"/>
+        <w:t>sebut_</w:t>
+      </w:r>
       <w:r>
         <w:rPr>
           <w:rFonts w:ascii="Arial" w:eastAsia="Arial" w:hAnsi="Arial" w:cs="Arial"/>
@@ -747,9 +689,8 @@
           <w:spacing w:val="6"/>
           <w:sz w:val="22"/>
           <w:szCs w:val="22"/>
-          <w:lang w:val="en-US"/>
-        </w:rPr>
-        <w:t>_</w:t>
+        </w:rPr>
+        <w:t>reviu</w:t>
       </w:r>
       <w:r>
         <w:rPr>
@@ -760,7 +701,7 @@
           <w:sz w:val="22"/>
           <w:szCs w:val="22"/>
         </w:rPr>
-        <w:t>reviu</w:t>
+        <w:t>}</w:t>
       </w:r>
       <w:r>
         <w:rPr>
@@ -771,17 +712,6 @@
           <w:sz w:val="22"/>
           <w:szCs w:val="22"/>
         </w:rPr>
-        <w:t>}</w:t>
-      </w:r>
-      <w:r>
-        <w:rPr>
-          <w:rFonts w:ascii="Arial" w:eastAsia="Arial" w:hAnsi="Arial" w:cs="Arial"/>
-          <w:b/>
-          <w:bCs/>
-          <w:spacing w:val="6"/>
-          <w:sz w:val="22"/>
-          <w:szCs w:val="22"/>
-        </w:rPr>
         <w:t xml:space="preserve"> </w:t>
       </w:r>
       <w:r>
@@ -839,7 +769,6 @@
         </w:rPr>
         <w:t>{tahun_</w:t>
       </w:r>
-      <w:proofErr w:type="spellStart"/>
       <w:r>
         <w:rPr>
           <w:rFonts w:ascii="Arial" w:eastAsia="Arial" w:hAnsi="Arial" w:cs="Arial"/>
@@ -850,20 +779,7 @@
           <w:szCs w:val="22"/>
           <w:lang w:val="en-US"/>
         </w:rPr>
-        <w:t>sebut</w:t>
-      </w:r>
-      <w:proofErr w:type="spellEnd"/>
-      <w:r>
-        <w:rPr>
-          <w:rFonts w:ascii="Arial" w:eastAsia="Arial" w:hAnsi="Arial" w:cs="Arial"/>
-          <w:b/>
-          <w:bCs/>
-          <w:spacing w:val="1"/>
-          <w:sz w:val="22"/>
-          <w:szCs w:val="22"/>
-          <w:lang w:val="en-US"/>
-        </w:rPr>
-        <w:t>_</w:t>
+        <w:t>sebut_</w:t>
       </w:r>
       <w:r>
         <w:rPr>
@@ -2023,7 +1939,6 @@
               </w:rPr>
               <w:t>{metode_</w:t>
             </w:r>
-            <w:proofErr w:type="spellStart"/>
             <w:r>
               <w:rPr>
                 <w:rFonts w:ascii="Arial" w:hAnsi="Arial" w:cs="Arial"/>
@@ -2033,7 +1948,6 @@
               </w:rPr>
               <w:t>pemilihan</w:t>
             </w:r>
-            <w:proofErr w:type="spellEnd"/>
             <w:r>
               <w:rPr>
                 <w:rFonts w:ascii="Arial" w:hAnsi="Arial" w:cs="Arial"/>
@@ -4515,63 +4429,6 @@
     </w:p>
     <w:p>
       <w:pPr>
-        <w:spacing w:before="2" w:line="276" w:lineRule="auto"/>
-        <w:ind w:right="28"/>
-        <w:jc w:val="both"/>
-        <w:rPr>
-          <w:rFonts w:ascii="Arial" w:eastAsia="Arial" w:hAnsi="Arial" w:cs="Arial"/>
-          <w:sz w:val="22"/>
-          <w:szCs w:val="22"/>
-        </w:rPr>
-      </w:pPr>
-    </w:p>
-    <w:p>
-      <w:pPr>
-        <w:spacing w:before="2" w:line="276" w:lineRule="auto"/>
-        <w:ind w:right="28"/>
-        <w:jc w:val="both"/>
-        <w:rPr>
-          <w:rFonts w:ascii="Arial" w:eastAsia="Arial" w:hAnsi="Arial" w:cs="Arial"/>
-          <w:sz w:val="22"/>
-          <w:szCs w:val="22"/>
-        </w:rPr>
-      </w:pPr>
-    </w:p>
-    <w:p>
-      <w:pPr>
-        <w:spacing w:before="2" w:line="276" w:lineRule="auto"/>
-        <w:ind w:right="28"/>
-        <w:jc w:val="both"/>
-        <w:rPr>
-          <w:rFonts w:ascii="Arial" w:eastAsia="Arial" w:hAnsi="Arial" w:cs="Arial"/>
-          <w:sz w:val="22"/>
-          <w:szCs w:val="22"/>
-        </w:rPr>
-      </w:pPr>
-    </w:p>
-    <w:p>
-      <w:pPr>
-        <w:pStyle w:val="ListParagraph"/>
-        <w:spacing w:before="2" w:line="276" w:lineRule="auto"/>
-        <w:ind w:left="927" w:right="28"/>
-        <w:jc w:val="right"/>
-        <w:rPr>
-          <w:rFonts w:ascii="Arial" w:eastAsia="Arial" w:hAnsi="Arial" w:cs="Arial"/>
-          <w:sz w:val="22"/>
-          <w:szCs w:val="22"/>
-        </w:rPr>
-      </w:pPr>
-      <w:r>
-        <w:rPr>
-          <w:rFonts w:ascii="Arial" w:eastAsia="Arial" w:hAnsi="Arial" w:cs="Arial"/>
-          <w:sz w:val="22"/>
-          <w:szCs w:val="22"/>
-        </w:rPr>
-        <w:t>e. Keputusan...</w:t>
-      </w:r>
-    </w:p>
-    <w:p>
-      <w:pPr>
         <w:pStyle w:val="ListParagraph"/>
         <w:numPr>
           <w:ilvl w:val="0"/>
@@ -4589,12 +4446,134 @@
       <w:bookmarkStart w:id="0" w:name="_Hlk198203503"/>
       <w:r>
         <w:rPr>
+          <w:rFonts w:eastAsia="Arial"/>
+          <w:noProof/>
+        </w:rPr>
+        <mc:AlternateContent>
+          <mc:Choice Requires="wps">
+            <w:drawing>
+              <wp:anchor distT="45720" distB="45720" distL="114300" distR="114300" simplePos="0" relativeHeight="251659264" behindDoc="0" locked="0" layoutInCell="1" allowOverlap="1" wp14:anchorId="150DDF35" wp14:editId="1DB18B2F">
+                <wp:simplePos x="0" y="0"/>
+                <wp:positionH relativeFrom="margin">
+                  <wp:posOffset>4759325</wp:posOffset>
+                </wp:positionH>
+                <wp:positionV relativeFrom="margin">
+                  <wp:posOffset>8407400</wp:posOffset>
+                </wp:positionV>
+                <wp:extent cx="1198880" cy="284480"/>
+                <wp:effectExtent l="0" t="0" r="1270" b="1270"/>
+                <wp:wrapSquare wrapText="bothSides"/>
+                <wp:docPr id="4" name="Text Box 2"/>
+                <wp:cNvGraphicFramePr>
+                  <a:graphicFrameLocks xmlns:a="http://schemas.openxmlformats.org/drawingml/2006/main"/>
+                </wp:cNvGraphicFramePr>
+                <a:graphic xmlns:a="http://schemas.openxmlformats.org/drawingml/2006/main">
+                  <a:graphicData uri="http://schemas.microsoft.com/office/word/2010/wordprocessingShape">
+                    <wps:wsp>
+                      <wps:cNvSpPr txBox="1">
+                        <a:spLocks noChangeArrowheads="1"/>
+                      </wps:cNvSpPr>
+                      <wps:spPr bwMode="auto">
+                        <a:xfrm>
+                          <a:off x="0" y="0"/>
+                          <a:ext cx="1198880" cy="284480"/>
+                        </a:xfrm>
+                        <a:prstGeom prst="rect">
+                          <a:avLst/>
+                        </a:prstGeom>
+                        <a:solidFill>
+                          <a:srgbClr val="FFFFFF"/>
+                        </a:solidFill>
+                        <a:ln w="9525">
+                          <a:noFill/>
+                          <a:miter lim="800000"/>
+                          <a:headEnd/>
+                          <a:tailEnd/>
+                        </a:ln>
+                      </wps:spPr>
+                      <wps:txbx>
+                        <w:txbxContent>
+                          <w:p>
+                            <w:r>
+                              <w:rPr>
+                                <w:rFonts w:ascii="Arial" w:hAnsi="Arial" w:cs="Arial"/>
+                                <w:sz w:val="22"/>
+                                <w:szCs w:val="22"/>
+                                <w:lang w:val="en-US"/>
+                              </w:rPr>
+                              <w:t>f</w:t>
+                            </w:r>
+                            <w:r>
+                              <w:rPr>
+                                <w:rFonts w:ascii="Arial" w:hAnsi="Arial" w:cs="Arial"/>
+                                <w:sz w:val="22"/>
+                                <w:szCs w:val="22"/>
+                                <w:lang w:val="en-US"/>
+                              </w:rPr>
+                              <w:t>. Keputusan...</w:t>
+                            </w:r>
+                          </w:p>
+                        </w:txbxContent>
+                      </wps:txbx>
+                      <wps:bodyPr rot="0" vert="horz" wrap="square" lIns="91440" tIns="45720" rIns="91440" bIns="45720" anchor="t" anchorCtr="0">
+                        <a:noAutofit/>
+                      </wps:bodyPr>
+                    </wps:wsp>
+                  </a:graphicData>
+                </a:graphic>
+                <wp14:sizeRelH relativeFrom="margin">
+                  <wp14:pctWidth>0</wp14:pctWidth>
+                </wp14:sizeRelH>
+                <wp14:sizeRelV relativeFrom="margin">
+                  <wp14:pctHeight>0</wp14:pctHeight>
+                </wp14:sizeRelV>
+              </wp:anchor>
+            </w:drawing>
+          </mc:Choice>
+          <mc:Fallback>
+            <w:pict>
+              <v:shapetype w14:anchorId="150DDF35" id="_x0000_t202" coordsize="21600,21600" o:spt="202" path="m,l,21600r21600,l21600,xe">
+                <v:stroke joinstyle="miter"/>
+                <v:path gradientshapeok="t" o:connecttype="rect"/>
+              </v:shapetype>
+              <v:shape id="Text Box 2" o:spid="_x0000_s1026" type="#_x0000_t202" style="position:absolute;left:0;text-align:left;margin-left:374.75pt;margin-top:662pt;width:94.4pt;height:22.4pt;z-index:251659264;visibility:visible;mso-wrap-style:square;mso-width-percent:0;mso-height-percent:0;mso-wrap-distance-left:9pt;mso-wrap-distance-top:3.6pt;mso-wrap-distance-right:9pt;mso-wrap-distance-bottom:3.6pt;mso-position-horizontal:absolute;mso-position-horizontal-relative:margin;mso-position-vertical:absolute;mso-position-vertical-relative:margin;mso-width-percent:0;mso-height-percent:0;mso-width-relative:margin;mso-height-relative:margin;v-text-anchor:top" o:gfxdata="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" stroked="f">
+                <v:textbox>
+                  <w:txbxContent>
+                    <w:p>
+                      <w:r>
+                        <w:rPr>
+                          <w:rFonts w:ascii="Arial" w:hAnsi="Arial" w:cs="Arial"/>
+                          <w:sz w:val="22"/>
+                          <w:szCs w:val="22"/>
+                          <w:lang w:val="en-US"/>
+                        </w:rPr>
+                        <w:t>f</w:t>
+                      </w:r>
+                      <w:r>
+                        <w:rPr>
+                          <w:rFonts w:ascii="Arial" w:hAnsi="Arial" w:cs="Arial"/>
+                          <w:sz w:val="22"/>
+                          <w:szCs w:val="22"/>
+                          <w:lang w:val="en-US"/>
+                        </w:rPr>
+                        <w:t>. Keputusan...</w:t>
+                      </w:r>
+                    </w:p>
+                  </w:txbxContent>
+                </v:textbox>
+                <w10:wrap type="square" anchorx="margin" anchory="margin"/>
+              </v:shape>
+            </w:pict>
+          </mc:Fallback>
+        </mc:AlternateContent>
+      </w:r>
+      <w:r>
+        <w:rPr>
           <w:rFonts w:ascii="Arial" w:eastAsia="Arial" w:hAnsi="Arial" w:cs="Arial"/>
           <w:spacing w:val="-2"/>
           <w:sz w:val="22"/>
           <w:szCs w:val="22"/>
         </w:rPr>
-        <w:lastRenderedPageBreak/>
         <w:t>K</w:t>
       </w:r>
       <w:r>
@@ -5171,7 +5150,17 @@
           <w:sz w:val="22"/>
           <w:szCs w:val="22"/>
         </w:rPr>
-        <w:t xml:space="preserve">Kelompok Kerja Pemilihan </w:t>
+        <w:t>Kelompok Kerja Pemilihan</w:t>
+      </w:r>
+      <w:r>
+        <w:rPr>
+          <w:rFonts w:ascii="Arial" w:eastAsia="Arial" w:hAnsi="Arial" w:cs="Arial"/>
+          <w:spacing w:val="-2"/>
+          <w:sz w:val="22"/>
+          <w:szCs w:val="22"/>
+          <w:lang w:val="en-US"/>
+        </w:rPr>
+        <w:t xml:space="preserve"> </w:t>
       </w:r>
       <w:r>
         <w:rPr>
@@ -5233,6 +5222,7 @@
           <w:sz w:val="22"/>
           <w:szCs w:val="22"/>
         </w:rPr>
+        <w:lastRenderedPageBreak/>
         <w:t>K</w:t>
       </w:r>
       <w:r>
@@ -5814,7 +5804,7 @@
           <w:sz w:val="22"/>
           <w:szCs w:val="22"/>
         </w:rPr>
-        <w:t>{nomor_undangan_rapat}</w:t>
+        <w:t>UM0102/B/Bp2jk17/2026/{nomor_undangan_rapat}</w:t>
       </w:r>
       <w:r>
         <w:rPr>
@@ -6354,370 +6344,6 @@
         </w:rPr>
         <w:t>.</w:t>
       </w:r>
-    </w:p>
-    <w:p>
-      <w:pPr>
-        <w:pStyle w:val="ListParagraph"/>
-        <w:spacing w:line="276" w:lineRule="auto"/>
-        <w:ind w:left="567" w:right="28"/>
-        <w:jc w:val="both"/>
-        <w:rPr>
-          <w:rFonts w:ascii="Arial" w:eastAsia="Arial" w:hAnsi="Arial" w:cs="Arial"/>
-          <w:sz w:val="22"/>
-          <w:szCs w:val="22"/>
-        </w:rPr>
-      </w:pPr>
-    </w:p>
-    <w:p>
-      <w:pPr>
-        <w:pStyle w:val="ListParagraph"/>
-        <w:spacing w:line="276" w:lineRule="auto"/>
-        <w:ind w:left="567" w:right="28"/>
-        <w:jc w:val="both"/>
-        <w:rPr>
-          <w:rFonts w:ascii="Arial" w:eastAsia="Arial" w:hAnsi="Arial" w:cs="Arial"/>
-          <w:sz w:val="22"/>
-          <w:szCs w:val="22"/>
-        </w:rPr>
-      </w:pPr>
-    </w:p>
-    <w:p>
-      <w:pPr>
-        <w:pStyle w:val="ListParagraph"/>
-        <w:spacing w:line="276" w:lineRule="auto"/>
-        <w:ind w:left="567" w:right="28"/>
-        <w:jc w:val="both"/>
-        <w:rPr>
-          <w:rFonts w:ascii="Arial" w:eastAsia="Arial" w:hAnsi="Arial" w:cs="Arial"/>
-          <w:sz w:val="22"/>
-          <w:szCs w:val="22"/>
-        </w:rPr>
-      </w:pPr>
-    </w:p>
-    <w:p>
-      <w:pPr>
-        <w:pStyle w:val="ListParagraph"/>
-        <w:spacing w:line="276" w:lineRule="auto"/>
-        <w:ind w:left="567" w:right="28"/>
-        <w:jc w:val="both"/>
-        <w:rPr>
-          <w:rFonts w:ascii="Arial" w:eastAsia="Arial" w:hAnsi="Arial" w:cs="Arial"/>
-          <w:sz w:val="22"/>
-          <w:szCs w:val="22"/>
-        </w:rPr>
-      </w:pPr>
-    </w:p>
-    <w:p>
-      <w:pPr>
-        <w:spacing w:line="276" w:lineRule="auto"/>
-        <w:ind w:right="28"/>
-        <w:jc w:val="both"/>
-        <w:rPr>
-          <w:rFonts w:ascii="Arial" w:eastAsia="Arial" w:hAnsi="Arial" w:cs="Arial"/>
-          <w:sz w:val="22"/>
-          <w:szCs w:val="22"/>
-        </w:rPr>
-      </w:pPr>
-    </w:p>
-    <w:p>
-      <w:pPr>
-        <w:spacing w:line="276" w:lineRule="auto"/>
-        <w:ind w:right="28"/>
-        <w:jc w:val="both"/>
-        <w:rPr>
-          <w:rFonts w:ascii="Arial" w:eastAsia="Arial" w:hAnsi="Arial" w:cs="Arial"/>
-          <w:sz w:val="22"/>
-          <w:szCs w:val="22"/>
-        </w:rPr>
-      </w:pPr>
-    </w:p>
-    <w:p>
-      <w:pPr>
-        <w:pStyle w:val="ListParagraph"/>
-        <w:spacing w:line="276" w:lineRule="auto"/>
-        <w:ind w:left="567" w:right="28"/>
-        <w:jc w:val="both"/>
-        <w:rPr>
-          <w:rFonts w:ascii="Arial" w:eastAsia="Arial" w:hAnsi="Arial" w:cs="Arial"/>
-          <w:sz w:val="22"/>
-          <w:szCs w:val="22"/>
-        </w:rPr>
-      </w:pPr>
-    </w:p>
-    <w:p>
-      <w:pPr>
-        <w:pStyle w:val="ListParagraph"/>
-        <w:spacing w:line="276" w:lineRule="auto"/>
-        <w:ind w:left="567" w:right="28"/>
-        <w:jc w:val="both"/>
-        <w:rPr>
-          <w:rFonts w:ascii="Arial" w:eastAsia="Arial" w:hAnsi="Arial" w:cs="Arial"/>
-          <w:sz w:val="22"/>
-          <w:szCs w:val="22"/>
-        </w:rPr>
-      </w:pPr>
-    </w:p>
-    <w:p>
-      <w:pPr>
-        <w:pStyle w:val="ListParagraph"/>
-        <w:spacing w:line="276" w:lineRule="auto"/>
-        <w:ind w:left="567" w:right="28"/>
-        <w:jc w:val="both"/>
-        <w:rPr>
-          <w:rFonts w:ascii="Arial" w:eastAsia="Arial" w:hAnsi="Arial" w:cs="Arial"/>
-          <w:sz w:val="22"/>
-          <w:szCs w:val="22"/>
-        </w:rPr>
-      </w:pPr>
-    </w:p>
-    <w:p>
-      <w:pPr>
-        <w:pStyle w:val="ListParagraph"/>
-        <w:spacing w:line="276" w:lineRule="auto"/>
-        <w:ind w:left="567" w:right="28"/>
-        <w:jc w:val="both"/>
-        <w:rPr>
-          <w:rFonts w:ascii="Arial" w:eastAsia="Arial" w:hAnsi="Arial" w:cs="Arial"/>
-          <w:sz w:val="22"/>
-          <w:szCs w:val="22"/>
-        </w:rPr>
-      </w:pPr>
-    </w:p>
-    <w:p>
-      <w:pPr>
-        <w:pStyle w:val="ListParagraph"/>
-        <w:spacing w:line="276" w:lineRule="auto"/>
-        <w:ind w:left="567" w:right="28"/>
-        <w:jc w:val="both"/>
-        <w:rPr>
-          <w:rFonts w:ascii="Arial" w:eastAsia="Arial" w:hAnsi="Arial" w:cs="Arial"/>
-          <w:sz w:val="22"/>
-          <w:szCs w:val="22"/>
-        </w:rPr>
-      </w:pPr>
-    </w:p>
-    <w:p>
-      <w:pPr>
-        <w:pStyle w:val="ListParagraph"/>
-        <w:spacing w:line="276" w:lineRule="auto"/>
-        <w:ind w:left="567" w:right="28"/>
-        <w:jc w:val="both"/>
-        <w:rPr>
-          <w:rFonts w:ascii="Arial" w:eastAsia="Arial" w:hAnsi="Arial" w:cs="Arial"/>
-          <w:sz w:val="22"/>
-          <w:szCs w:val="22"/>
-        </w:rPr>
-      </w:pPr>
-    </w:p>
-    <w:p>
-      <w:pPr>
-        <w:pStyle w:val="ListParagraph"/>
-        <w:spacing w:line="276" w:lineRule="auto"/>
-        <w:ind w:left="567" w:right="28"/>
-        <w:jc w:val="both"/>
-        <w:rPr>
-          <w:rFonts w:ascii="Arial" w:eastAsia="Arial" w:hAnsi="Arial" w:cs="Arial"/>
-          <w:sz w:val="22"/>
-          <w:szCs w:val="22"/>
-        </w:rPr>
-      </w:pPr>
-    </w:p>
-    <w:p>
-      <w:pPr>
-        <w:pStyle w:val="ListParagraph"/>
-        <w:spacing w:line="276" w:lineRule="auto"/>
-        <w:ind w:left="567" w:right="28"/>
-        <w:jc w:val="both"/>
-        <w:rPr>
-          <w:rFonts w:ascii="Arial" w:eastAsia="Arial" w:hAnsi="Arial" w:cs="Arial"/>
-          <w:sz w:val="22"/>
-          <w:szCs w:val="22"/>
-        </w:rPr>
-      </w:pPr>
-    </w:p>
-    <w:p>
-      <w:pPr>
-        <w:pStyle w:val="ListParagraph"/>
-        <w:spacing w:line="276" w:lineRule="auto"/>
-        <w:ind w:left="567" w:right="28"/>
-        <w:jc w:val="both"/>
-        <w:rPr>
-          <w:rFonts w:ascii="Arial" w:eastAsia="Arial" w:hAnsi="Arial" w:cs="Arial"/>
-          <w:sz w:val="22"/>
-          <w:szCs w:val="22"/>
-        </w:rPr>
-      </w:pPr>
-    </w:p>
-    <w:p>
-      <w:pPr>
-        <w:pStyle w:val="ListParagraph"/>
-        <w:spacing w:line="276" w:lineRule="auto"/>
-        <w:ind w:left="567" w:right="28"/>
-        <w:jc w:val="both"/>
-        <w:rPr>
-          <w:rFonts w:ascii="Arial" w:eastAsia="Arial" w:hAnsi="Arial" w:cs="Arial"/>
-          <w:sz w:val="22"/>
-          <w:szCs w:val="22"/>
-        </w:rPr>
-      </w:pPr>
-    </w:p>
-    <w:p>
-      <w:pPr>
-        <w:pStyle w:val="ListParagraph"/>
-        <w:spacing w:line="276" w:lineRule="auto"/>
-        <w:ind w:left="567" w:right="28"/>
-        <w:jc w:val="both"/>
-        <w:rPr>
-          <w:rFonts w:ascii="Arial" w:eastAsia="Arial" w:hAnsi="Arial" w:cs="Arial"/>
-          <w:sz w:val="22"/>
-          <w:szCs w:val="22"/>
-        </w:rPr>
-      </w:pPr>
-    </w:p>
-    <w:p>
-      <w:pPr>
-        <w:pStyle w:val="ListParagraph"/>
-        <w:spacing w:line="276" w:lineRule="auto"/>
-        <w:ind w:left="567" w:right="28"/>
-        <w:jc w:val="both"/>
-        <w:rPr>
-          <w:rFonts w:ascii="Arial" w:eastAsia="Arial" w:hAnsi="Arial" w:cs="Arial"/>
-          <w:sz w:val="22"/>
-          <w:szCs w:val="22"/>
-        </w:rPr>
-      </w:pPr>
-    </w:p>
-    <w:p>
-      <w:pPr>
-        <w:pStyle w:val="ListParagraph"/>
-        <w:spacing w:line="276" w:lineRule="auto"/>
-        <w:ind w:left="567" w:right="28"/>
-        <w:jc w:val="both"/>
-        <w:rPr>
-          <w:rFonts w:ascii="Arial" w:eastAsia="Arial" w:hAnsi="Arial" w:cs="Arial"/>
-          <w:sz w:val="22"/>
-          <w:szCs w:val="22"/>
-        </w:rPr>
-      </w:pPr>
-    </w:p>
-    <w:p>
-      <w:pPr>
-        <w:pStyle w:val="ListParagraph"/>
-        <w:spacing w:line="276" w:lineRule="auto"/>
-        <w:ind w:left="567" w:right="28"/>
-        <w:jc w:val="both"/>
-        <w:rPr>
-          <w:rFonts w:ascii="Arial" w:eastAsia="Arial" w:hAnsi="Arial" w:cs="Arial"/>
-          <w:sz w:val="22"/>
-          <w:szCs w:val="22"/>
-        </w:rPr>
-      </w:pPr>
-    </w:p>
-    <w:p>
-      <w:pPr>
-        <w:pStyle w:val="ListParagraph"/>
-        <w:spacing w:line="276" w:lineRule="auto"/>
-        <w:ind w:left="567" w:right="28"/>
-        <w:jc w:val="both"/>
-        <w:rPr>
-          <w:rFonts w:ascii="Arial" w:eastAsia="Arial" w:hAnsi="Arial" w:cs="Arial"/>
-          <w:sz w:val="22"/>
-          <w:szCs w:val="22"/>
-        </w:rPr>
-      </w:pPr>
-    </w:p>
-    <w:p>
-      <w:pPr>
-        <w:pStyle w:val="ListParagraph"/>
-        <w:spacing w:line="276" w:lineRule="auto"/>
-        <w:ind w:left="567" w:right="28"/>
-        <w:jc w:val="both"/>
-        <w:rPr>
-          <w:rFonts w:ascii="Arial" w:eastAsia="Arial" w:hAnsi="Arial" w:cs="Arial"/>
-          <w:sz w:val="22"/>
-          <w:szCs w:val="22"/>
-        </w:rPr>
-      </w:pPr>
-    </w:p>
-    <w:p>
-      <w:pPr>
-        <w:pStyle w:val="ListParagraph"/>
-        <w:spacing w:line="276" w:lineRule="auto"/>
-        <w:ind w:left="567" w:right="28"/>
-        <w:jc w:val="both"/>
-        <w:rPr>
-          <w:rFonts w:ascii="Arial" w:eastAsia="Arial" w:hAnsi="Arial" w:cs="Arial"/>
-          <w:sz w:val="22"/>
-          <w:szCs w:val="22"/>
-        </w:rPr>
-      </w:pPr>
-    </w:p>
-    <w:p>
-      <w:pPr>
-        <w:pStyle w:val="ListParagraph"/>
-        <w:spacing w:line="276" w:lineRule="auto"/>
-        <w:ind w:left="567" w:right="28"/>
-        <w:jc w:val="both"/>
-        <w:rPr>
-          <w:rFonts w:ascii="Arial" w:eastAsia="Arial" w:hAnsi="Arial" w:cs="Arial"/>
-          <w:sz w:val="22"/>
-          <w:szCs w:val="22"/>
-        </w:rPr>
-      </w:pPr>
-    </w:p>
-    <w:p>
-      <w:pPr>
-        <w:pStyle w:val="ListParagraph"/>
-        <w:spacing w:line="276" w:lineRule="auto"/>
-        <w:ind w:left="567" w:right="28"/>
-        <w:jc w:val="both"/>
-        <w:rPr>
-          <w:rFonts w:ascii="Arial" w:eastAsia="Arial" w:hAnsi="Arial" w:cs="Arial"/>
-          <w:sz w:val="22"/>
-          <w:szCs w:val="22"/>
-        </w:rPr>
-      </w:pPr>
-    </w:p>
-    <w:p>
-      <w:pPr>
-        <w:pStyle w:val="ListParagraph"/>
-        <w:spacing w:line="276" w:lineRule="auto"/>
-        <w:ind w:left="567" w:right="28"/>
-        <w:jc w:val="both"/>
-        <w:rPr>
-          <w:rFonts w:ascii="Arial" w:eastAsia="Arial" w:hAnsi="Arial" w:cs="Arial"/>
-          <w:sz w:val="22"/>
-          <w:szCs w:val="22"/>
-        </w:rPr>
-      </w:pPr>
-    </w:p>
-    <w:p>
-      <w:pPr>
-        <w:pStyle w:val="ListParagraph"/>
-        <w:spacing w:line="276" w:lineRule="auto"/>
-        <w:ind w:left="567" w:right="28"/>
-        <w:jc w:val="both"/>
-        <w:rPr>
-          <w:rFonts w:ascii="Arial" w:eastAsia="Arial" w:hAnsi="Arial" w:cs="Arial"/>
-          <w:sz w:val="22"/>
-          <w:szCs w:val="22"/>
-        </w:rPr>
-      </w:pPr>
-    </w:p>
-    <w:p>
-      <w:pPr>
-        <w:pStyle w:val="ListParagraph"/>
-        <w:spacing w:line="276" w:lineRule="auto"/>
-        <w:ind w:left="567" w:right="28"/>
-        <w:jc w:val="right"/>
-        <w:rPr>
-          <w:rFonts w:ascii="Arial" w:eastAsia="Arial" w:hAnsi="Arial" w:cs="Arial"/>
-          <w:i/>
-          <w:iCs/>
-          <w:sz w:val="22"/>
-          <w:szCs w:val="22"/>
-        </w:rPr>
-      </w:pPr>
     </w:p>
     <w:p>
       <w:pPr>
@@ -6746,12 +6372,123 @@
       <w:r>
         <w:rPr>
           <w:rFonts w:ascii="Arial" w:eastAsia="Arial" w:hAnsi="Arial" w:cs="Arial"/>
-          <w:i/>
-          <w:iCs/>
-          <w:sz w:val="22"/>
-          <w:szCs w:val="22"/>
-        </w:rPr>
-        <w:t>3. Hasil...</w:t>
+          <w:noProof/>
+          <w:sz w:val="22"/>
+          <w:szCs w:val="22"/>
+        </w:rPr>
+        <mc:AlternateContent>
+          <mc:Choice Requires="wps">
+            <w:drawing>
+              <wp:anchor distT="45720" distB="45720" distL="114300" distR="114300" simplePos="0" relativeHeight="251661312" behindDoc="0" locked="0" layoutInCell="1" allowOverlap="1" wp14:anchorId="208A0CB3" wp14:editId="002F10E6">
+                <wp:simplePos x="0" y="0"/>
+                <wp:positionH relativeFrom="margin">
+                  <wp:align>right</wp:align>
+                </wp:positionH>
+                <wp:positionV relativeFrom="margin">
+                  <wp:align>bottom</wp:align>
+                </wp:positionV>
+                <wp:extent cx="833120" cy="284480"/>
+                <wp:effectExtent l="0" t="0" r="5080" b="1270"/>
+                <wp:wrapSquare wrapText="bothSides"/>
+                <wp:docPr id="217" name="Text Box 2"/>
+                <wp:cNvGraphicFramePr>
+                  <a:graphicFrameLocks xmlns:a="http://schemas.openxmlformats.org/drawingml/2006/main"/>
+                </wp:cNvGraphicFramePr>
+                <a:graphic xmlns:a="http://schemas.openxmlformats.org/drawingml/2006/main">
+                  <a:graphicData uri="http://schemas.microsoft.com/office/word/2010/wordprocessingShape">
+                    <wps:wsp>
+                      <wps:cNvSpPr txBox="1">
+                        <a:spLocks noChangeArrowheads="1"/>
+                      </wps:cNvSpPr>
+                      <wps:spPr bwMode="auto">
+                        <a:xfrm>
+                          <a:off x="0" y="0"/>
+                          <a:ext cx="833120" cy="284480"/>
+                        </a:xfrm>
+                        <a:prstGeom prst="rect">
+                          <a:avLst/>
+                        </a:prstGeom>
+                        <a:solidFill>
+                          <a:srgbClr val="FFFFFF"/>
+                        </a:solidFill>
+                        <a:ln w="9525">
+                          <a:noFill/>
+                          <a:miter lim="800000"/>
+                          <a:headEnd/>
+                          <a:tailEnd/>
+                        </a:ln>
+                      </wps:spPr>
+                      <wps:txbx>
+                        <w:txbxContent>
+                          <w:p>
+                            <w:pPr>
+                              <w:jc w:val="right"/>
+                              <w:rPr>
+                                <w:rFonts w:ascii="Arial" w:hAnsi="Arial" w:cs="Arial"/>
+                                <w:sz w:val="22"/>
+                                <w:szCs w:val="22"/>
+                              </w:rPr>
+                            </w:pPr>
+                            <w:r>
+                              <w:rPr>
+                                <w:rFonts w:ascii="Arial" w:hAnsi="Arial" w:cs="Arial"/>
+                                <w:sz w:val="22"/>
+                                <w:szCs w:val="22"/>
+                                <w:lang w:val="en-US"/>
+                              </w:rPr>
+                              <w:t>3. Hasil…</w:t>
+                            </w:r>
+                          </w:p>
+                          <w:p/>
+                        </w:txbxContent>
+                      </wps:txbx>
+                      <wps:bodyPr rot="0" vert="horz" wrap="square" lIns="91440" tIns="45720" rIns="91440" bIns="45720" anchor="t" anchorCtr="0">
+                        <a:noAutofit/>
+                      </wps:bodyPr>
+                    </wps:wsp>
+                  </a:graphicData>
+                </a:graphic>
+                <wp14:sizeRelH relativeFrom="margin">
+                  <wp14:pctWidth>0</wp14:pctWidth>
+                </wp14:sizeRelH>
+                <wp14:sizeRelV relativeFrom="margin">
+                  <wp14:pctHeight>0</wp14:pctHeight>
+                </wp14:sizeRelV>
+              </wp:anchor>
+            </w:drawing>
+          </mc:Choice>
+          <mc:Fallback>
+            <w:pict>
+              <v:shape w14:anchorId="208A0CB3" id="_x0000_s1027" type="#_x0000_t202" style="position:absolute;left:0;text-align:left;margin-left:14.4pt;margin-top:0;width:65.6pt;height:22.4pt;z-index:251661312;visibility:visible;mso-wrap-style:square;mso-width-percent:0;mso-height-percent:0;mso-wrap-distance-left:9pt;mso-wrap-distance-top:3.6pt;mso-wrap-distance-right:9pt;mso-wrap-distance-bottom:3.6pt;mso-position-horizontal:right;mso-position-horizontal-relative:margin;mso-position-vertical:bottom;mso-position-vertical-relative:margin;mso-width-percent:0;mso-height-percent:0;mso-width-relative:margin;mso-height-relative:margin;v-text-anchor:top" o:gfxdata="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" stroked="f">
+                <v:textbox>
+                  <w:txbxContent>
+                    <w:p>
+                      <w:pPr>
+                        <w:jc w:val="right"/>
+                        <w:rPr>
+                          <w:rFonts w:ascii="Arial" w:hAnsi="Arial" w:cs="Arial"/>
+                          <w:sz w:val="22"/>
+                          <w:szCs w:val="22"/>
+                        </w:rPr>
+                      </w:pPr>
+                      <w:r>
+                        <w:rPr>
+                          <w:rFonts w:ascii="Arial" w:hAnsi="Arial" w:cs="Arial"/>
+                          <w:sz w:val="22"/>
+                          <w:szCs w:val="22"/>
+                          <w:lang w:val="en-US"/>
+                        </w:rPr>
+                        <w:t>3. Hasil…</w:t>
+                      </w:r>
+                    </w:p>
+                    <w:p/>
+                  </w:txbxContent>
+                </v:textbox>
+                <w10:wrap type="square" anchorx="margin" anchory="margin"/>
+              </v:shape>
+            </w:pict>
+          </mc:Fallback>
+        </mc:AlternateContent>
       </w:r>
     </w:p>
     <w:p>
@@ -6893,7 +6630,6 @@
                 <w:szCs w:val="22"/>
               </w:rPr>
             </w:pPr>
-            <w:proofErr w:type="spellStart"/>
             <w:r>
               <w:rPr>
                 <w:rFonts w:ascii="Arial" w:hAnsi="Arial" w:cs="Arial"/>
@@ -6903,19 +6639,7 @@
                 <w:szCs w:val="22"/>
                 <w:lang w:val="en-US"/>
               </w:rPr>
-              <w:t>Catatan</w:t>
-            </w:r>
-            <w:proofErr w:type="spellEnd"/>
-            <w:r>
-              <w:rPr>
-                <w:rFonts w:ascii="Arial" w:hAnsi="Arial" w:cs="Arial"/>
-                <w:b/>
-                <w:bCs/>
-                <w:sz w:val="22"/>
-                <w:szCs w:val="22"/>
-                <w:lang w:val="en-US"/>
-              </w:rPr>
-              <w:t>/</w:t>
+              <w:t>Catatan/</w:t>
             </w:r>
             <w:r>
               <w:rPr>
@@ -6949,7 +6673,6 @@
                 <w:lang w:val="en-US"/>
               </w:rPr>
             </w:pPr>
-            <w:proofErr w:type="spellStart"/>
             <w:r>
               <w:rPr>
                 <w:rFonts w:ascii="Arial" w:hAnsi="Arial" w:cs="Arial"/>
@@ -6959,33 +6682,8 @@
                 <w:szCs w:val="22"/>
                 <w:lang w:val="en-US"/>
               </w:rPr>
-              <w:t>Tindak</w:t>
-            </w:r>
-            <w:proofErr w:type="spellEnd"/>
-            <w:r>
-              <w:rPr>
-                <w:rFonts w:ascii="Arial" w:hAnsi="Arial" w:cs="Arial"/>
-                <w:b/>
-                <w:bCs/>
-                <w:sz w:val="22"/>
-                <w:szCs w:val="22"/>
-                <w:lang w:val="en-US"/>
-              </w:rPr>
-              <w:t xml:space="preserve"> </w:t>
-            </w:r>
-            <w:proofErr w:type="spellStart"/>
-            <w:r>
-              <w:rPr>
-                <w:rFonts w:ascii="Arial" w:hAnsi="Arial" w:cs="Arial"/>
-                <w:b/>
-                <w:bCs/>
-                <w:sz w:val="22"/>
-                <w:szCs w:val="22"/>
-                <w:lang w:val="en-US"/>
-              </w:rPr>
-              <w:t>Lanjut</w:t>
-            </w:r>
-            <w:proofErr w:type="spellEnd"/>
+              <w:t>Tindak Lanjut</w:t>
+            </w:r>
           </w:p>
         </w:tc>
       </w:tr>
@@ -7026,7 +6724,7 @@
             <w:pPr>
               <w:pStyle w:val="ListParagraph"/>
               <w:ind w:left="0" w:right="28"/>
-              <w:jc w:val="center"/>
+              <w:jc w:val="both"/>
               <w:rPr>
                 <w:rFonts w:ascii="Arial" w:hAnsi="Arial" w:cs="Arial"/>
                 <w:b/>
@@ -7186,6 +6884,7 @@
             <w:pPr>
               <w:pStyle w:val="ListParagraph"/>
               <w:ind w:left="0" w:right="28"/>
+              <w:jc w:val="both"/>
               <w:rPr>
                 <w:rFonts w:ascii="Arial" w:hAnsi="Arial" w:cs="Arial"/>
                 <w:sz w:val="22"/>
@@ -7217,14 +6916,16 @@
                 <w:rFonts w:ascii="Arial" w:hAnsi="Arial" w:cs="Arial"/>
                 <w:sz w:val="22"/>
                 <w:szCs w:val="22"/>
-                <w:lang w:val="en-US"/>
-              </w:rPr>
-            </w:pPr>
-            <w:r>
-              <w:rPr>
-                <w:rFonts w:ascii="Arial" w:hAnsi="Arial" w:cs="Arial"/>
-                <w:sz w:val="22"/>
-                <w:szCs w:val="22"/>
+                <w:highlight w:val="yellow"/>
+                <w:lang w:val="en-US"/>
+              </w:rPr>
+            </w:pPr>
+            <w:r>
+              <w:rPr>
+                <w:rFonts w:ascii="Arial" w:hAnsi="Arial" w:cs="Arial"/>
+                <w:sz w:val="22"/>
+                <w:szCs w:val="22"/>
+                <w:highlight w:val="yellow"/>
                 <w:lang w:val="en-US"/>
               </w:rPr>
               <w:t>-</w:t>
@@ -7245,14 +6946,16 @@
                 <w:rFonts w:ascii="Arial" w:hAnsi="Arial" w:cs="Arial"/>
                 <w:sz w:val="22"/>
                 <w:szCs w:val="22"/>
-                <w:lang w:val="en-US"/>
-              </w:rPr>
-            </w:pPr>
-            <w:r>
-              <w:rPr>
-                <w:rFonts w:ascii="Arial" w:hAnsi="Arial" w:cs="Arial"/>
-                <w:sz w:val="22"/>
-                <w:szCs w:val="22"/>
+                <w:highlight w:val="yellow"/>
+                <w:lang w:val="en-US"/>
+              </w:rPr>
+            </w:pPr>
+            <w:r>
+              <w:rPr>
+                <w:rFonts w:ascii="Arial" w:hAnsi="Arial" w:cs="Arial"/>
+                <w:sz w:val="22"/>
+                <w:szCs w:val="22"/>
+                <w:highlight w:val="yellow"/>
                 <w:lang w:val="en-US"/>
               </w:rPr>
               <w:t>-</w:t>
@@ -7272,14 +6975,16 @@
                 <w:rFonts w:ascii="Arial" w:hAnsi="Arial" w:cs="Arial"/>
                 <w:sz w:val="22"/>
                 <w:szCs w:val="22"/>
-                <w:lang w:val="en-US"/>
-              </w:rPr>
-            </w:pPr>
-            <w:r>
-              <w:rPr>
-                <w:rFonts w:ascii="Arial" w:hAnsi="Arial" w:cs="Arial"/>
-                <w:sz w:val="22"/>
-                <w:szCs w:val="22"/>
+                <w:highlight w:val="yellow"/>
+                <w:lang w:val="en-US"/>
+              </w:rPr>
+            </w:pPr>
+            <w:r>
+              <w:rPr>
+                <w:rFonts w:ascii="Arial" w:hAnsi="Arial" w:cs="Arial"/>
+                <w:sz w:val="22"/>
+                <w:szCs w:val="22"/>
+                <w:highlight w:val="yellow"/>
                 <w:lang w:val="en-US"/>
               </w:rPr>
               <w:t>-</w:t>
@@ -7299,14 +7004,16 @@
                 <w:rFonts w:ascii="Arial" w:hAnsi="Arial" w:cs="Arial"/>
                 <w:sz w:val="22"/>
                 <w:szCs w:val="22"/>
-                <w:lang w:val="en-US"/>
-              </w:rPr>
-            </w:pPr>
-            <w:r>
-              <w:rPr>
-                <w:rFonts w:ascii="Arial" w:hAnsi="Arial" w:cs="Arial"/>
-                <w:sz w:val="22"/>
-                <w:szCs w:val="22"/>
+                <w:highlight w:val="yellow"/>
+                <w:lang w:val="en-US"/>
+              </w:rPr>
+            </w:pPr>
+            <w:r>
+              <w:rPr>
+                <w:rFonts w:ascii="Arial" w:hAnsi="Arial" w:cs="Arial"/>
+                <w:sz w:val="22"/>
+                <w:szCs w:val="22"/>
+                <w:highlight w:val="yellow"/>
                 <w:lang w:val="en-US"/>
               </w:rPr>
               <w:t>-</w:t>
@@ -7352,61 +7059,22 @@
             <w:pPr>
               <w:pStyle w:val="ListParagraph"/>
               <w:ind w:left="0" w:right="28"/>
-              <w:rPr>
-                <w:rFonts w:ascii="Arial" w:hAnsi="Arial" w:cs="Arial"/>
-                <w:sz w:val="22"/>
-                <w:szCs w:val="22"/>
-                <w:lang w:val="en-US"/>
-              </w:rPr>
-            </w:pPr>
-            <w:r>
-              <w:rPr>
-                <w:rFonts w:ascii="Arial" w:hAnsi="Arial" w:cs="Arial"/>
-                <w:sz w:val="22"/>
-                <w:szCs w:val="22"/>
-                <w:lang w:val="en-US"/>
-              </w:rPr>
-              <w:t xml:space="preserve">Surat </w:t>
-            </w:r>
-            <w:proofErr w:type="spellStart"/>
-            <w:r>
-              <w:rPr>
-                <w:rFonts w:ascii="Arial" w:hAnsi="Arial" w:cs="Arial"/>
-                <w:sz w:val="22"/>
-                <w:szCs w:val="22"/>
-                <w:lang w:val="en-US"/>
-              </w:rPr>
-              <w:t>usulan</w:t>
-            </w:r>
-            <w:proofErr w:type="spellEnd"/>
-            <w:r>
-              <w:rPr>
-                <w:rFonts w:ascii="Arial" w:hAnsi="Arial" w:cs="Arial"/>
-                <w:sz w:val="22"/>
-                <w:szCs w:val="22"/>
-                <w:lang w:val="en-US"/>
-              </w:rPr>
-              <w:t xml:space="preserve"> tender </w:t>
-            </w:r>
-            <w:proofErr w:type="spellStart"/>
-            <w:r>
-              <w:rPr>
-                <w:rFonts w:ascii="Arial" w:hAnsi="Arial" w:cs="Arial"/>
-                <w:sz w:val="22"/>
-                <w:szCs w:val="22"/>
-                <w:lang w:val="en-US"/>
-              </w:rPr>
-              <w:t>dari</w:t>
-            </w:r>
-            <w:proofErr w:type="spellEnd"/>
-            <w:r>
-              <w:rPr>
-                <w:rFonts w:ascii="Arial" w:hAnsi="Arial" w:cs="Arial"/>
-                <w:sz w:val="22"/>
-                <w:szCs w:val="22"/>
-                <w:lang w:val="en-US"/>
-              </w:rPr>
-              <w:t xml:space="preserve"> PPK</w:t>
+              <w:jc w:val="both"/>
+              <w:rPr>
+                <w:rFonts w:ascii="Arial" w:hAnsi="Arial" w:cs="Arial"/>
+                <w:sz w:val="22"/>
+                <w:szCs w:val="22"/>
+                <w:lang w:val="en-US"/>
+              </w:rPr>
+            </w:pPr>
+            <w:r>
+              <w:rPr>
+                <w:rFonts w:ascii="Arial" w:hAnsi="Arial" w:cs="Arial"/>
+                <w:sz w:val="22"/>
+                <w:szCs w:val="22"/>
+                <w:lang w:val="en-US"/>
+              </w:rPr>
+              <w:t>Surat usulan tender dari PPK</w:t>
             </w:r>
           </w:p>
         </w:tc>
@@ -7423,14 +7091,16 @@
                 <w:rFonts w:ascii="Arial" w:hAnsi="Arial" w:cs="Arial"/>
                 <w:sz w:val="22"/>
                 <w:szCs w:val="22"/>
-                <w:lang w:val="en-US"/>
-              </w:rPr>
-            </w:pPr>
-            <w:r>
-              <w:rPr>
-                <w:rFonts w:ascii="Arial" w:hAnsi="Arial" w:cs="Arial"/>
-                <w:sz w:val="22"/>
-                <w:szCs w:val="22"/>
+                <w:highlight w:val="yellow"/>
+                <w:lang w:val="en-US"/>
+              </w:rPr>
+            </w:pPr>
+            <w:r>
+              <w:rPr>
+                <w:rFonts w:ascii="Arial" w:hAnsi="Arial" w:cs="Arial"/>
+                <w:sz w:val="22"/>
+                <w:szCs w:val="22"/>
+                <w:highlight w:val="yellow"/>
                 <w:lang w:val="en-US"/>
               </w:rPr>
               <w:t>-</w:t>
@@ -7451,14 +7121,16 @@
                 <w:rFonts w:ascii="Arial" w:hAnsi="Arial" w:cs="Arial"/>
                 <w:sz w:val="22"/>
                 <w:szCs w:val="22"/>
-                <w:lang w:val="en-US"/>
-              </w:rPr>
-            </w:pPr>
-            <w:r>
-              <w:rPr>
-                <w:rFonts w:ascii="Arial" w:hAnsi="Arial" w:cs="Arial"/>
-                <w:sz w:val="22"/>
-                <w:szCs w:val="22"/>
+                <w:highlight w:val="yellow"/>
+                <w:lang w:val="en-US"/>
+              </w:rPr>
+            </w:pPr>
+            <w:r>
+              <w:rPr>
+                <w:rFonts w:ascii="Arial" w:hAnsi="Arial" w:cs="Arial"/>
+                <w:sz w:val="22"/>
+                <w:szCs w:val="22"/>
+                <w:highlight w:val="yellow"/>
                 <w:lang w:val="en-US"/>
               </w:rPr>
               <w:t>-</w:t>
@@ -7478,14 +7150,16 @@
                 <w:rFonts w:ascii="Arial" w:hAnsi="Arial" w:cs="Arial"/>
                 <w:sz w:val="22"/>
                 <w:szCs w:val="22"/>
-                <w:lang w:val="en-US"/>
-              </w:rPr>
-            </w:pPr>
-            <w:r>
-              <w:rPr>
-                <w:rFonts w:ascii="Arial" w:hAnsi="Arial" w:cs="Arial"/>
-                <w:sz w:val="22"/>
-                <w:szCs w:val="22"/>
+                <w:highlight w:val="yellow"/>
+                <w:lang w:val="en-US"/>
+              </w:rPr>
+            </w:pPr>
+            <w:r>
+              <w:rPr>
+                <w:rFonts w:ascii="Arial" w:hAnsi="Arial" w:cs="Arial"/>
+                <w:sz w:val="22"/>
+                <w:szCs w:val="22"/>
+                <w:highlight w:val="yellow"/>
                 <w:lang w:val="en-US"/>
               </w:rPr>
               <w:t>-</w:t>
@@ -7505,14 +7179,16 @@
                 <w:rFonts w:ascii="Arial" w:hAnsi="Arial" w:cs="Arial"/>
                 <w:sz w:val="22"/>
                 <w:szCs w:val="22"/>
-                <w:lang w:val="en-US"/>
-              </w:rPr>
-            </w:pPr>
-            <w:r>
-              <w:rPr>
-                <w:rFonts w:ascii="Arial" w:hAnsi="Arial" w:cs="Arial"/>
-                <w:sz w:val="22"/>
-                <w:szCs w:val="22"/>
+                <w:highlight w:val="yellow"/>
+                <w:lang w:val="en-US"/>
+              </w:rPr>
+            </w:pPr>
+            <w:r>
+              <w:rPr>
+                <w:rFonts w:ascii="Arial" w:hAnsi="Arial" w:cs="Arial"/>
+                <w:sz w:val="22"/>
+                <w:szCs w:val="22"/>
+                <w:highlight w:val="yellow"/>
                 <w:lang w:val="en-US"/>
               </w:rPr>
               <w:t>-</w:t>
@@ -7558,72 +7234,22 @@
             <w:pPr>
               <w:pStyle w:val="ListParagraph"/>
               <w:ind w:left="0" w:right="28"/>
-              <w:rPr>
-                <w:rFonts w:ascii="Arial" w:hAnsi="Arial" w:cs="Arial"/>
-                <w:sz w:val="22"/>
-                <w:szCs w:val="22"/>
-                <w:lang w:val="en-US"/>
-              </w:rPr>
-            </w:pPr>
-            <w:proofErr w:type="spellStart"/>
-            <w:r>
-              <w:rPr>
-                <w:rFonts w:ascii="Arial" w:hAnsi="Arial" w:cs="Arial"/>
-                <w:sz w:val="22"/>
-                <w:szCs w:val="22"/>
-                <w:lang w:val="en-US"/>
-              </w:rPr>
-              <w:t>Kerangka</w:t>
-            </w:r>
-            <w:proofErr w:type="spellEnd"/>
-            <w:r>
-              <w:rPr>
-                <w:rFonts w:ascii="Arial" w:hAnsi="Arial" w:cs="Arial"/>
-                <w:sz w:val="22"/>
-                <w:szCs w:val="22"/>
-                <w:lang w:val="en-US"/>
-              </w:rPr>
-              <w:t xml:space="preserve"> </w:t>
-            </w:r>
-            <w:proofErr w:type="spellStart"/>
-            <w:r>
-              <w:rPr>
-                <w:rFonts w:ascii="Arial" w:hAnsi="Arial" w:cs="Arial"/>
-                <w:sz w:val="22"/>
-                <w:szCs w:val="22"/>
-                <w:lang w:val="en-US"/>
-              </w:rPr>
-              <w:t>Acuan</w:t>
-            </w:r>
-            <w:proofErr w:type="spellEnd"/>
-            <w:r>
-              <w:rPr>
-                <w:rFonts w:ascii="Arial" w:hAnsi="Arial" w:cs="Arial"/>
-                <w:sz w:val="22"/>
-                <w:szCs w:val="22"/>
-                <w:lang w:val="en-US"/>
-              </w:rPr>
-              <w:t xml:space="preserve"> </w:t>
-            </w:r>
-            <w:proofErr w:type="spellStart"/>
-            <w:r>
-              <w:rPr>
-                <w:rFonts w:ascii="Arial" w:hAnsi="Arial" w:cs="Arial"/>
-                <w:sz w:val="22"/>
-                <w:szCs w:val="22"/>
-                <w:lang w:val="en-US"/>
-              </w:rPr>
-              <w:t>Kerja</w:t>
-            </w:r>
-            <w:proofErr w:type="spellEnd"/>
-            <w:r>
-              <w:rPr>
-                <w:rFonts w:ascii="Arial" w:hAnsi="Arial" w:cs="Arial"/>
-                <w:sz w:val="22"/>
-                <w:szCs w:val="22"/>
-                <w:lang w:val="en-US"/>
-              </w:rPr>
-              <w:t xml:space="preserve"> (</w:t>
+              <w:jc w:val="both"/>
+              <w:rPr>
+                <w:rFonts w:ascii="Arial" w:hAnsi="Arial" w:cs="Arial"/>
+                <w:sz w:val="22"/>
+                <w:szCs w:val="22"/>
+                <w:lang w:val="en-US"/>
+              </w:rPr>
+            </w:pPr>
+            <w:r>
+              <w:rPr>
+                <w:rFonts w:ascii="Arial" w:hAnsi="Arial" w:cs="Arial"/>
+                <w:sz w:val="22"/>
+                <w:szCs w:val="22"/>
+                <w:lang w:val="en-US"/>
+              </w:rPr>
+              <w:t>Kerangka Acuan Kerja (</w:t>
             </w:r>
             <w:r>
               <w:rPr>
@@ -7657,14 +7283,16 @@
                 <w:rFonts w:ascii="Arial" w:hAnsi="Arial" w:cs="Arial"/>
                 <w:sz w:val="22"/>
                 <w:szCs w:val="22"/>
-                <w:lang w:val="en-US"/>
-              </w:rPr>
-            </w:pPr>
-            <w:r>
-              <w:rPr>
-                <w:rFonts w:ascii="Arial" w:hAnsi="Arial" w:cs="Arial"/>
-                <w:sz w:val="22"/>
-                <w:szCs w:val="22"/>
+                <w:highlight w:val="yellow"/>
+                <w:lang w:val="en-US"/>
+              </w:rPr>
+            </w:pPr>
+            <w:r>
+              <w:rPr>
+                <w:rFonts w:ascii="Arial" w:hAnsi="Arial" w:cs="Arial"/>
+                <w:sz w:val="22"/>
+                <w:szCs w:val="22"/>
+                <w:highlight w:val="yellow"/>
                 <w:lang w:val="en-US"/>
               </w:rPr>
               <w:t>-</w:t>
@@ -7685,14 +7313,16 @@
                 <w:rFonts w:ascii="Arial" w:hAnsi="Arial" w:cs="Arial"/>
                 <w:sz w:val="22"/>
                 <w:szCs w:val="22"/>
-                <w:lang w:val="en-US"/>
-              </w:rPr>
-            </w:pPr>
-            <w:r>
-              <w:rPr>
-                <w:rFonts w:ascii="Arial" w:hAnsi="Arial" w:cs="Arial"/>
-                <w:sz w:val="22"/>
-                <w:szCs w:val="22"/>
+                <w:highlight w:val="yellow"/>
+                <w:lang w:val="en-US"/>
+              </w:rPr>
+            </w:pPr>
+            <w:r>
+              <w:rPr>
+                <w:rFonts w:ascii="Arial" w:hAnsi="Arial" w:cs="Arial"/>
+                <w:sz w:val="22"/>
+                <w:szCs w:val="22"/>
+                <w:highlight w:val="yellow"/>
                 <w:lang w:val="en-US"/>
               </w:rPr>
               <w:t>-</w:t>
@@ -7712,14 +7342,16 @@
                 <w:rFonts w:ascii="Arial" w:hAnsi="Arial" w:cs="Arial"/>
                 <w:sz w:val="22"/>
                 <w:szCs w:val="22"/>
-                <w:lang w:val="en-US"/>
-              </w:rPr>
-            </w:pPr>
-            <w:r>
-              <w:rPr>
-                <w:rFonts w:ascii="Arial" w:hAnsi="Arial" w:cs="Arial"/>
-                <w:sz w:val="22"/>
-                <w:szCs w:val="22"/>
+                <w:highlight w:val="yellow"/>
+                <w:lang w:val="en-US"/>
+              </w:rPr>
+            </w:pPr>
+            <w:r>
+              <w:rPr>
+                <w:rFonts w:ascii="Arial" w:hAnsi="Arial" w:cs="Arial"/>
+                <w:sz w:val="22"/>
+                <w:szCs w:val="22"/>
+                <w:highlight w:val="yellow"/>
                 <w:lang w:val="en-US"/>
               </w:rPr>
               <w:t>-</w:t>
@@ -7739,14 +7371,16 @@
                 <w:rFonts w:ascii="Arial" w:hAnsi="Arial" w:cs="Arial"/>
                 <w:sz w:val="22"/>
                 <w:szCs w:val="22"/>
-                <w:lang w:val="en-US"/>
-              </w:rPr>
-            </w:pPr>
-            <w:r>
-              <w:rPr>
-                <w:rFonts w:ascii="Arial" w:hAnsi="Arial" w:cs="Arial"/>
-                <w:sz w:val="22"/>
-                <w:szCs w:val="22"/>
+                <w:highlight w:val="yellow"/>
+                <w:lang w:val="en-US"/>
+              </w:rPr>
+            </w:pPr>
+            <w:r>
+              <w:rPr>
+                <w:rFonts w:ascii="Arial" w:hAnsi="Arial" w:cs="Arial"/>
+                <w:sz w:val="22"/>
+                <w:szCs w:val="22"/>
+                <w:highlight w:val="yellow"/>
                 <w:lang w:val="en-US"/>
               </w:rPr>
               <w:t>-</w:t>
@@ -7792,6 +7426,7 @@
             <w:pPr>
               <w:pStyle w:val="ListParagraph"/>
               <w:ind w:left="0" w:right="28"/>
+              <w:jc w:val="both"/>
               <w:rPr>
                 <w:rFonts w:ascii="Arial" w:hAnsi="Arial" w:cs="Arial"/>
                 <w:sz w:val="22"/>
@@ -7821,13 +7456,15 @@
                 <w:rFonts w:ascii="Arial" w:hAnsi="Arial" w:cs="Arial"/>
                 <w:sz w:val="22"/>
                 <w:szCs w:val="22"/>
-              </w:rPr>
-            </w:pPr>
-            <w:r>
-              <w:rPr>
-                <w:rFonts w:ascii="Arial" w:hAnsi="Arial" w:cs="Arial"/>
-                <w:sz w:val="22"/>
-                <w:szCs w:val="22"/>
+                <w:highlight w:val="yellow"/>
+              </w:rPr>
+            </w:pPr>
+            <w:r>
+              <w:rPr>
+                <w:rFonts w:ascii="Arial" w:hAnsi="Arial" w:cs="Arial"/>
+                <w:sz w:val="22"/>
+                <w:szCs w:val="22"/>
+                <w:highlight w:val="yellow"/>
                 <w:lang w:val="en-US"/>
               </w:rPr>
               <w:t>-</w:t>
@@ -7848,14 +7485,16 @@
                 <w:rFonts w:ascii="Arial" w:hAnsi="Arial" w:cs="Arial"/>
                 <w:sz w:val="22"/>
                 <w:szCs w:val="22"/>
-                <w:lang w:val="en-US"/>
-              </w:rPr>
-            </w:pPr>
-            <w:r>
-              <w:rPr>
-                <w:rFonts w:ascii="Arial" w:hAnsi="Arial" w:cs="Arial"/>
-                <w:sz w:val="22"/>
-                <w:szCs w:val="22"/>
+                <w:highlight w:val="yellow"/>
+                <w:lang w:val="en-US"/>
+              </w:rPr>
+            </w:pPr>
+            <w:r>
+              <w:rPr>
+                <w:rFonts w:ascii="Arial" w:hAnsi="Arial" w:cs="Arial"/>
+                <w:sz w:val="22"/>
+                <w:szCs w:val="22"/>
+                <w:highlight w:val="yellow"/>
                 <w:lang w:val="en-US"/>
               </w:rPr>
               <w:t>-</w:t>
@@ -7875,14 +7514,16 @@
                 <w:rFonts w:ascii="Arial" w:hAnsi="Arial" w:cs="Arial"/>
                 <w:sz w:val="22"/>
                 <w:szCs w:val="22"/>
-                <w:lang w:val="en-US"/>
-              </w:rPr>
-            </w:pPr>
-            <w:r>
-              <w:rPr>
-                <w:rFonts w:ascii="Arial" w:hAnsi="Arial" w:cs="Arial"/>
-                <w:sz w:val="22"/>
-                <w:szCs w:val="22"/>
+                <w:highlight w:val="yellow"/>
+                <w:lang w:val="en-US"/>
+              </w:rPr>
+            </w:pPr>
+            <w:r>
+              <w:rPr>
+                <w:rFonts w:ascii="Arial" w:hAnsi="Arial" w:cs="Arial"/>
+                <w:sz w:val="22"/>
+                <w:szCs w:val="22"/>
+                <w:highlight w:val="yellow"/>
                 <w:lang w:val="en-US"/>
               </w:rPr>
               <w:t>-</w:t>
@@ -7902,14 +7543,16 @@
                 <w:rFonts w:ascii="Arial" w:hAnsi="Arial" w:cs="Arial"/>
                 <w:sz w:val="22"/>
                 <w:szCs w:val="22"/>
-                <w:lang w:val="en-US"/>
-              </w:rPr>
-            </w:pPr>
-            <w:r>
-              <w:rPr>
-                <w:rFonts w:ascii="Arial" w:hAnsi="Arial" w:cs="Arial"/>
-                <w:sz w:val="22"/>
-                <w:szCs w:val="22"/>
+                <w:highlight w:val="yellow"/>
+                <w:lang w:val="en-US"/>
+              </w:rPr>
+            </w:pPr>
+            <w:r>
+              <w:rPr>
+                <w:rFonts w:ascii="Arial" w:hAnsi="Arial" w:cs="Arial"/>
+                <w:sz w:val="22"/>
+                <w:szCs w:val="22"/>
+                <w:highlight w:val="yellow"/>
                 <w:lang w:val="en-US"/>
               </w:rPr>
               <w:t>-</w:t>
@@ -7955,6 +7598,7 @@
             <w:pPr>
               <w:pStyle w:val="ListParagraph"/>
               <w:ind w:left="0" w:right="28"/>
+              <w:jc w:val="both"/>
               <w:rPr>
                 <w:rFonts w:ascii="Arial" w:hAnsi="Arial" w:cs="Arial"/>
                 <w:sz w:val="22"/>
@@ -7984,13 +7628,15 @@
                 <w:rFonts w:ascii="Arial" w:hAnsi="Arial" w:cs="Arial"/>
                 <w:sz w:val="22"/>
                 <w:szCs w:val="22"/>
-              </w:rPr>
-            </w:pPr>
-            <w:r>
-              <w:rPr>
-                <w:rFonts w:ascii="Arial" w:hAnsi="Arial" w:cs="Arial"/>
-                <w:sz w:val="22"/>
-                <w:szCs w:val="22"/>
+                <w:highlight w:val="yellow"/>
+              </w:rPr>
+            </w:pPr>
+            <w:r>
+              <w:rPr>
+                <w:rFonts w:ascii="Arial" w:hAnsi="Arial" w:cs="Arial"/>
+                <w:sz w:val="22"/>
+                <w:szCs w:val="22"/>
+                <w:highlight w:val="yellow"/>
                 <w:lang w:val="en-US"/>
               </w:rPr>
               <w:t>-</w:t>
@@ -8011,14 +7657,16 @@
                 <w:rFonts w:ascii="Arial" w:hAnsi="Arial" w:cs="Arial"/>
                 <w:sz w:val="22"/>
                 <w:szCs w:val="22"/>
-                <w:lang w:val="en-US"/>
-              </w:rPr>
-            </w:pPr>
-            <w:r>
-              <w:rPr>
-                <w:rFonts w:ascii="Arial" w:hAnsi="Arial" w:cs="Arial"/>
-                <w:sz w:val="22"/>
-                <w:szCs w:val="22"/>
+                <w:highlight w:val="yellow"/>
+                <w:lang w:val="en-US"/>
+              </w:rPr>
+            </w:pPr>
+            <w:r>
+              <w:rPr>
+                <w:rFonts w:ascii="Arial" w:hAnsi="Arial" w:cs="Arial"/>
+                <w:sz w:val="22"/>
+                <w:szCs w:val="22"/>
+                <w:highlight w:val="yellow"/>
                 <w:lang w:val="en-US"/>
               </w:rPr>
               <w:t>-</w:t>
@@ -8038,14 +7686,16 @@
                 <w:rFonts w:ascii="Arial" w:hAnsi="Arial" w:cs="Arial"/>
                 <w:sz w:val="22"/>
                 <w:szCs w:val="22"/>
-                <w:lang w:val="en-US"/>
-              </w:rPr>
-            </w:pPr>
-            <w:r>
-              <w:rPr>
-                <w:rFonts w:ascii="Arial" w:hAnsi="Arial" w:cs="Arial"/>
-                <w:sz w:val="22"/>
-                <w:szCs w:val="22"/>
+                <w:highlight w:val="yellow"/>
+                <w:lang w:val="en-US"/>
+              </w:rPr>
+            </w:pPr>
+            <w:r>
+              <w:rPr>
+                <w:rFonts w:ascii="Arial" w:hAnsi="Arial" w:cs="Arial"/>
+                <w:sz w:val="22"/>
+                <w:szCs w:val="22"/>
+                <w:highlight w:val="yellow"/>
                 <w:lang w:val="en-US"/>
               </w:rPr>
               <w:t>-</w:t>
@@ -8065,14 +7715,16 @@
                 <w:rFonts w:ascii="Arial" w:hAnsi="Arial" w:cs="Arial"/>
                 <w:sz w:val="22"/>
                 <w:szCs w:val="22"/>
-                <w:lang w:val="en-US"/>
-              </w:rPr>
-            </w:pPr>
-            <w:r>
-              <w:rPr>
-                <w:rFonts w:ascii="Arial" w:hAnsi="Arial" w:cs="Arial"/>
-                <w:sz w:val="22"/>
-                <w:szCs w:val="22"/>
+                <w:highlight w:val="yellow"/>
+                <w:lang w:val="en-US"/>
+              </w:rPr>
+            </w:pPr>
+            <w:r>
+              <w:rPr>
+                <w:rFonts w:ascii="Arial" w:hAnsi="Arial" w:cs="Arial"/>
+                <w:sz w:val="22"/>
+                <w:szCs w:val="22"/>
+                <w:highlight w:val="yellow"/>
                 <w:lang w:val="en-US"/>
               </w:rPr>
               <w:t>-</w:t>
@@ -8113,24 +7765,26 @@
         <w:tc>
           <w:tcPr>
             <w:tcW w:w="1082" w:type="pct"/>
+            <w:vAlign w:val="center"/>
           </w:tcPr>
           <w:p>
             <w:pPr>
               <w:pStyle w:val="ListParagraph"/>
               <w:ind w:left="0" w:right="28"/>
-              <w:rPr>
-                <w:rFonts w:ascii="Arial" w:hAnsi="Arial" w:cs="Arial"/>
-                <w:sz w:val="22"/>
-                <w:szCs w:val="22"/>
-              </w:rPr>
-            </w:pPr>
-            <w:r>
-              <w:rPr>
-                <w:rFonts w:ascii="Arial" w:hAnsi="Arial" w:cs="Arial"/>
-                <w:sz w:val="22"/>
-                <w:szCs w:val="22"/>
-              </w:rPr>
-              <w:t>Rekapitulasi TKDN</w:t>
+              <w:jc w:val="both"/>
+              <w:rPr>
+                <w:rFonts w:ascii="Arial" w:hAnsi="Arial" w:cs="Arial"/>
+                <w:sz w:val="22"/>
+                <w:szCs w:val="22"/>
+              </w:rPr>
+            </w:pPr>
+            <w:r>
+              <w:rPr>
+                <w:rFonts w:ascii="Arial" w:hAnsi="Arial" w:cs="Arial"/>
+                <w:sz w:val="22"/>
+                <w:szCs w:val="22"/>
+              </w:rPr>
+              <w:t xml:space="preserve">Harga Perkiraan Sendiri (HPS) </w:t>
             </w:r>
           </w:p>
         </w:tc>
@@ -8147,13 +7801,15 @@
                 <w:rFonts w:ascii="Arial" w:hAnsi="Arial" w:cs="Arial"/>
                 <w:sz w:val="22"/>
                 <w:szCs w:val="22"/>
-              </w:rPr>
-            </w:pPr>
-            <w:r>
-              <w:rPr>
-                <w:rFonts w:ascii="Arial" w:hAnsi="Arial" w:cs="Arial"/>
-                <w:sz w:val="22"/>
-                <w:szCs w:val="22"/>
+                <w:highlight w:val="yellow"/>
+              </w:rPr>
+            </w:pPr>
+            <w:r>
+              <w:rPr>
+                <w:rFonts w:ascii="Arial" w:hAnsi="Arial" w:cs="Arial"/>
+                <w:sz w:val="22"/>
+                <w:szCs w:val="22"/>
+                <w:highlight w:val="yellow"/>
                 <w:lang w:val="en-US"/>
               </w:rPr>
               <w:t>-</w:t>
@@ -8174,14 +7830,16 @@
                 <w:rFonts w:ascii="Arial" w:hAnsi="Arial" w:cs="Arial"/>
                 <w:sz w:val="22"/>
                 <w:szCs w:val="22"/>
-                <w:lang w:val="en-US"/>
-              </w:rPr>
-            </w:pPr>
-            <w:r>
-              <w:rPr>
-                <w:rFonts w:ascii="Arial" w:hAnsi="Arial" w:cs="Arial"/>
-                <w:sz w:val="22"/>
-                <w:szCs w:val="22"/>
+                <w:highlight w:val="yellow"/>
+                <w:lang w:val="en-US"/>
+              </w:rPr>
+            </w:pPr>
+            <w:r>
+              <w:rPr>
+                <w:rFonts w:ascii="Arial" w:hAnsi="Arial" w:cs="Arial"/>
+                <w:sz w:val="22"/>
+                <w:szCs w:val="22"/>
+                <w:highlight w:val="yellow"/>
                 <w:lang w:val="en-US"/>
               </w:rPr>
               <w:t>-</w:t>
@@ -8201,14 +7859,16 @@
                 <w:rFonts w:ascii="Arial" w:hAnsi="Arial" w:cs="Arial"/>
                 <w:sz w:val="22"/>
                 <w:szCs w:val="22"/>
-                <w:lang w:val="en-US"/>
-              </w:rPr>
-            </w:pPr>
-            <w:r>
-              <w:rPr>
-                <w:rFonts w:ascii="Arial" w:hAnsi="Arial" w:cs="Arial"/>
-                <w:sz w:val="22"/>
-                <w:szCs w:val="22"/>
+                <w:highlight w:val="yellow"/>
+                <w:lang w:val="en-US"/>
+              </w:rPr>
+            </w:pPr>
+            <w:r>
+              <w:rPr>
+                <w:rFonts w:ascii="Arial" w:hAnsi="Arial" w:cs="Arial"/>
+                <w:sz w:val="22"/>
+                <w:szCs w:val="22"/>
+                <w:highlight w:val="yellow"/>
                 <w:lang w:val="en-US"/>
               </w:rPr>
               <w:t>-</w:t>
@@ -8228,14 +7888,16 @@
                 <w:rFonts w:ascii="Arial" w:hAnsi="Arial" w:cs="Arial"/>
                 <w:sz w:val="22"/>
                 <w:szCs w:val="22"/>
-                <w:lang w:val="en-US"/>
-              </w:rPr>
-            </w:pPr>
-            <w:r>
-              <w:rPr>
-                <w:rFonts w:ascii="Arial" w:hAnsi="Arial" w:cs="Arial"/>
-                <w:sz w:val="22"/>
-                <w:szCs w:val="22"/>
+                <w:highlight w:val="yellow"/>
+                <w:lang w:val="en-US"/>
+              </w:rPr>
+            </w:pPr>
+            <w:r>
+              <w:rPr>
+                <w:rFonts w:ascii="Arial" w:hAnsi="Arial" w:cs="Arial"/>
+                <w:sz w:val="22"/>
+                <w:szCs w:val="22"/>
+                <w:highlight w:val="yellow"/>
                 <w:lang w:val="en-US"/>
               </w:rPr>
               <w:t>-</w:t>
@@ -8276,24 +7938,26 @@
         <w:tc>
           <w:tcPr>
             <w:tcW w:w="1082" w:type="pct"/>
+            <w:vAlign w:val="center"/>
           </w:tcPr>
           <w:p>
             <w:pPr>
               <w:pStyle w:val="ListParagraph"/>
               <w:ind w:left="0" w:right="28"/>
-              <w:rPr>
-                <w:rFonts w:ascii="Arial" w:hAnsi="Arial" w:cs="Arial"/>
-                <w:sz w:val="22"/>
-                <w:szCs w:val="22"/>
-              </w:rPr>
-            </w:pPr>
-            <w:r>
-              <w:rPr>
-                <w:rFonts w:ascii="Arial" w:hAnsi="Arial" w:cs="Arial"/>
-                <w:sz w:val="22"/>
-                <w:szCs w:val="22"/>
-              </w:rPr>
-              <w:t>BOQ Kosongan</w:t>
+              <w:jc w:val="both"/>
+              <w:rPr>
+                <w:rFonts w:ascii="Arial" w:hAnsi="Arial" w:cs="Arial"/>
+                <w:sz w:val="22"/>
+                <w:szCs w:val="22"/>
+              </w:rPr>
+            </w:pPr>
+            <w:r>
+              <w:rPr>
+                <w:rFonts w:ascii="Arial" w:hAnsi="Arial" w:cs="Arial"/>
+                <w:sz w:val="22"/>
+                <w:szCs w:val="22"/>
+              </w:rPr>
+              <w:t xml:space="preserve">Rekapitulasi TKDN </w:t>
             </w:r>
           </w:p>
         </w:tc>
@@ -8310,13 +7974,15 @@
                 <w:rFonts w:ascii="Arial" w:hAnsi="Arial" w:cs="Arial"/>
                 <w:sz w:val="22"/>
                 <w:szCs w:val="22"/>
-              </w:rPr>
-            </w:pPr>
-            <w:r>
-              <w:rPr>
-                <w:rFonts w:ascii="Arial" w:hAnsi="Arial" w:cs="Arial"/>
-                <w:sz w:val="22"/>
-                <w:szCs w:val="22"/>
+                <w:highlight w:val="yellow"/>
+              </w:rPr>
+            </w:pPr>
+            <w:r>
+              <w:rPr>
+                <w:rFonts w:ascii="Arial" w:hAnsi="Arial" w:cs="Arial"/>
+                <w:sz w:val="22"/>
+                <w:szCs w:val="22"/>
+                <w:highlight w:val="yellow"/>
                 <w:lang w:val="en-US"/>
               </w:rPr>
               <w:t>-</w:t>
@@ -8337,14 +8003,16 @@
                 <w:rFonts w:ascii="Arial" w:hAnsi="Arial" w:cs="Arial"/>
                 <w:sz w:val="22"/>
                 <w:szCs w:val="22"/>
-                <w:lang w:val="en-US"/>
-              </w:rPr>
-            </w:pPr>
-            <w:r>
-              <w:rPr>
-                <w:rFonts w:ascii="Arial" w:hAnsi="Arial" w:cs="Arial"/>
-                <w:sz w:val="22"/>
-                <w:szCs w:val="22"/>
+                <w:highlight w:val="yellow"/>
+                <w:lang w:val="en-US"/>
+              </w:rPr>
+            </w:pPr>
+            <w:r>
+              <w:rPr>
+                <w:rFonts w:ascii="Arial" w:hAnsi="Arial" w:cs="Arial"/>
+                <w:sz w:val="22"/>
+                <w:szCs w:val="22"/>
+                <w:highlight w:val="yellow"/>
                 <w:lang w:val="en-US"/>
               </w:rPr>
               <w:t>-</w:t>
@@ -8364,14 +8032,16 @@
                 <w:rFonts w:ascii="Arial" w:hAnsi="Arial" w:cs="Arial"/>
                 <w:sz w:val="22"/>
                 <w:szCs w:val="22"/>
-                <w:lang w:val="en-US"/>
-              </w:rPr>
-            </w:pPr>
-            <w:r>
-              <w:rPr>
-                <w:rFonts w:ascii="Arial" w:hAnsi="Arial" w:cs="Arial"/>
-                <w:sz w:val="22"/>
-                <w:szCs w:val="22"/>
+                <w:highlight w:val="yellow"/>
+                <w:lang w:val="en-US"/>
+              </w:rPr>
+            </w:pPr>
+            <w:r>
+              <w:rPr>
+                <w:rFonts w:ascii="Arial" w:hAnsi="Arial" w:cs="Arial"/>
+                <w:sz w:val="22"/>
+                <w:szCs w:val="22"/>
+                <w:highlight w:val="yellow"/>
                 <w:lang w:val="en-US"/>
               </w:rPr>
               <w:t>-</w:t>
@@ -8391,14 +8061,16 @@
                 <w:rFonts w:ascii="Arial" w:hAnsi="Arial" w:cs="Arial"/>
                 <w:sz w:val="22"/>
                 <w:szCs w:val="22"/>
-                <w:lang w:val="en-US"/>
-              </w:rPr>
-            </w:pPr>
-            <w:r>
-              <w:rPr>
-                <w:rFonts w:ascii="Arial" w:hAnsi="Arial" w:cs="Arial"/>
-                <w:sz w:val="22"/>
-                <w:szCs w:val="22"/>
+                <w:highlight w:val="yellow"/>
+                <w:lang w:val="en-US"/>
+              </w:rPr>
+            </w:pPr>
+            <w:r>
+              <w:rPr>
+                <w:rFonts w:ascii="Arial" w:hAnsi="Arial" w:cs="Arial"/>
+                <w:sz w:val="22"/>
+                <w:szCs w:val="22"/>
+                <w:highlight w:val="yellow"/>
                 <w:lang w:val="en-US"/>
               </w:rPr>
               <w:t>-</w:t>
@@ -8444,19 +8116,20 @@
             <w:pPr>
               <w:pStyle w:val="ListParagraph"/>
               <w:ind w:left="0" w:right="28"/>
-              <w:rPr>
-                <w:rFonts w:ascii="Arial" w:hAnsi="Arial" w:cs="Arial"/>
-                <w:sz w:val="22"/>
-                <w:szCs w:val="22"/>
-              </w:rPr>
-            </w:pPr>
-            <w:r>
-              <w:rPr>
-                <w:rFonts w:ascii="Arial" w:hAnsi="Arial" w:cs="Arial"/>
-                <w:sz w:val="22"/>
-                <w:szCs w:val="22"/>
-              </w:rPr>
-              <w:t>Harga Perkiraan Sendiri (HPS)</w:t>
+              <w:jc w:val="both"/>
+              <w:rPr>
+                <w:rFonts w:ascii="Arial" w:hAnsi="Arial" w:cs="Arial"/>
+                <w:sz w:val="22"/>
+                <w:szCs w:val="22"/>
+              </w:rPr>
+            </w:pPr>
+            <w:r>
+              <w:rPr>
+                <w:rFonts w:ascii="Arial" w:hAnsi="Arial" w:cs="Arial"/>
+                <w:sz w:val="22"/>
+                <w:szCs w:val="22"/>
+              </w:rPr>
+              <w:t>BOQ Kosongan</w:t>
             </w:r>
           </w:p>
         </w:tc>
@@ -8473,14 +8146,16 @@
                 <w:rFonts w:ascii="Arial" w:hAnsi="Arial" w:cs="Arial"/>
                 <w:sz w:val="22"/>
                 <w:szCs w:val="22"/>
-                <w:lang w:val="en-US"/>
-              </w:rPr>
-            </w:pPr>
-            <w:r>
-              <w:rPr>
-                <w:rFonts w:ascii="Arial" w:hAnsi="Arial" w:cs="Arial"/>
-                <w:sz w:val="22"/>
-                <w:szCs w:val="22"/>
+                <w:highlight w:val="yellow"/>
+                <w:lang w:val="en-US"/>
+              </w:rPr>
+            </w:pPr>
+            <w:r>
+              <w:rPr>
+                <w:rFonts w:ascii="Arial" w:hAnsi="Arial" w:cs="Arial"/>
+                <w:sz w:val="22"/>
+                <w:szCs w:val="22"/>
+                <w:highlight w:val="yellow"/>
                 <w:lang w:val="en-US"/>
               </w:rPr>
               <w:t>-</w:t>
@@ -8501,14 +8176,16 @@
                 <w:rFonts w:ascii="Arial" w:hAnsi="Arial" w:cs="Arial"/>
                 <w:sz w:val="22"/>
                 <w:szCs w:val="22"/>
-                <w:lang w:val="en-US"/>
-              </w:rPr>
-            </w:pPr>
-            <w:r>
-              <w:rPr>
-                <w:rFonts w:ascii="Arial" w:hAnsi="Arial" w:cs="Arial"/>
-                <w:sz w:val="22"/>
-                <w:szCs w:val="22"/>
+                <w:highlight w:val="yellow"/>
+                <w:lang w:val="en-US"/>
+              </w:rPr>
+            </w:pPr>
+            <w:r>
+              <w:rPr>
+                <w:rFonts w:ascii="Arial" w:hAnsi="Arial" w:cs="Arial"/>
+                <w:sz w:val="22"/>
+                <w:szCs w:val="22"/>
+                <w:highlight w:val="yellow"/>
                 <w:lang w:val="en-US"/>
               </w:rPr>
               <w:t>-</w:t>
@@ -8528,14 +8205,16 @@
                 <w:rFonts w:ascii="Arial" w:hAnsi="Arial" w:cs="Arial"/>
                 <w:sz w:val="22"/>
                 <w:szCs w:val="22"/>
-                <w:lang w:val="en-US"/>
-              </w:rPr>
-            </w:pPr>
-            <w:r>
-              <w:rPr>
-                <w:rFonts w:ascii="Arial" w:hAnsi="Arial" w:cs="Arial"/>
-                <w:sz w:val="22"/>
-                <w:szCs w:val="22"/>
+                <w:highlight w:val="yellow"/>
+                <w:lang w:val="en-US"/>
+              </w:rPr>
+            </w:pPr>
+            <w:r>
+              <w:rPr>
+                <w:rFonts w:ascii="Arial" w:hAnsi="Arial" w:cs="Arial"/>
+                <w:sz w:val="22"/>
+                <w:szCs w:val="22"/>
+                <w:highlight w:val="yellow"/>
                 <w:lang w:val="en-US"/>
               </w:rPr>
               <w:t>-</w:t>
@@ -8555,14 +8234,16 @@
                 <w:rFonts w:ascii="Arial" w:hAnsi="Arial" w:cs="Arial"/>
                 <w:sz w:val="22"/>
                 <w:szCs w:val="22"/>
-                <w:lang w:val="en-US"/>
-              </w:rPr>
-            </w:pPr>
-            <w:r>
-              <w:rPr>
-                <w:rFonts w:ascii="Arial" w:hAnsi="Arial" w:cs="Arial"/>
-                <w:sz w:val="22"/>
-                <w:szCs w:val="22"/>
+                <w:highlight w:val="yellow"/>
+                <w:lang w:val="en-US"/>
+              </w:rPr>
+            </w:pPr>
+            <w:r>
+              <w:rPr>
+                <w:rFonts w:ascii="Arial" w:hAnsi="Arial" w:cs="Arial"/>
+                <w:sz w:val="22"/>
+                <w:szCs w:val="22"/>
+                <w:highlight w:val="yellow"/>
                 <w:lang w:val="en-US"/>
               </w:rPr>
               <w:t>-</w:t>
@@ -8615,6 +8296,7 @@
             <w:pPr>
               <w:pStyle w:val="ListParagraph"/>
               <w:ind w:left="0" w:right="28"/>
+              <w:jc w:val="both"/>
               <w:rPr>
                 <w:rFonts w:ascii="Arial" w:hAnsi="Arial" w:cs="Arial"/>
                 <w:sz w:val="22"/>
@@ -8644,14 +8326,16 @@
                 <w:rFonts w:ascii="Arial" w:hAnsi="Arial" w:cs="Arial"/>
                 <w:sz w:val="22"/>
                 <w:szCs w:val="22"/>
-                <w:lang w:val="en-US"/>
-              </w:rPr>
-            </w:pPr>
-            <w:r>
-              <w:rPr>
-                <w:rFonts w:ascii="Arial" w:hAnsi="Arial" w:cs="Arial"/>
-                <w:sz w:val="22"/>
-                <w:szCs w:val="22"/>
+                <w:highlight w:val="yellow"/>
+                <w:lang w:val="en-US"/>
+              </w:rPr>
+            </w:pPr>
+            <w:r>
+              <w:rPr>
+                <w:rFonts w:ascii="Arial" w:hAnsi="Arial" w:cs="Arial"/>
+                <w:sz w:val="22"/>
+                <w:szCs w:val="22"/>
+                <w:highlight w:val="yellow"/>
                 <w:lang w:val="en-US"/>
               </w:rPr>
               <w:t>-</w:t>
@@ -8672,14 +8356,16 @@
                 <w:rFonts w:ascii="Arial" w:hAnsi="Arial" w:cs="Arial"/>
                 <w:sz w:val="22"/>
                 <w:szCs w:val="22"/>
-                <w:lang w:val="en-US"/>
-              </w:rPr>
-            </w:pPr>
-            <w:r>
-              <w:rPr>
-                <w:rFonts w:ascii="Arial" w:hAnsi="Arial" w:cs="Arial"/>
-                <w:sz w:val="22"/>
-                <w:szCs w:val="22"/>
+                <w:highlight w:val="yellow"/>
+                <w:lang w:val="en-US"/>
+              </w:rPr>
+            </w:pPr>
+            <w:r>
+              <w:rPr>
+                <w:rFonts w:ascii="Arial" w:hAnsi="Arial" w:cs="Arial"/>
+                <w:sz w:val="22"/>
+                <w:szCs w:val="22"/>
+                <w:highlight w:val="yellow"/>
                 <w:lang w:val="en-US"/>
               </w:rPr>
               <w:t>-</w:t>
@@ -8700,14 +8386,16 @@
                 <w:rFonts w:ascii="Arial" w:hAnsi="Arial" w:cs="Arial"/>
                 <w:sz w:val="22"/>
                 <w:szCs w:val="22"/>
-                <w:lang w:val="en-US"/>
-              </w:rPr>
-            </w:pPr>
-            <w:r>
-              <w:rPr>
-                <w:rFonts w:ascii="Arial" w:hAnsi="Arial" w:cs="Arial"/>
-                <w:sz w:val="22"/>
-                <w:szCs w:val="22"/>
+                <w:highlight w:val="yellow"/>
+                <w:lang w:val="en-US"/>
+              </w:rPr>
+            </w:pPr>
+            <w:r>
+              <w:rPr>
+                <w:rFonts w:ascii="Arial" w:hAnsi="Arial" w:cs="Arial"/>
+                <w:sz w:val="22"/>
+                <w:szCs w:val="22"/>
+                <w:highlight w:val="yellow"/>
                 <w:lang w:val="en-US"/>
               </w:rPr>
               <w:t>-</w:t>
@@ -8728,14 +8416,16 @@
                 <w:rFonts w:ascii="Arial" w:hAnsi="Arial" w:cs="Arial"/>
                 <w:sz w:val="22"/>
                 <w:szCs w:val="22"/>
-                <w:lang w:val="en-US"/>
-              </w:rPr>
-            </w:pPr>
-            <w:r>
-              <w:rPr>
-                <w:rFonts w:ascii="Arial" w:hAnsi="Arial" w:cs="Arial"/>
-                <w:sz w:val="22"/>
-                <w:szCs w:val="22"/>
+                <w:highlight w:val="yellow"/>
+                <w:lang w:val="en-US"/>
+              </w:rPr>
+            </w:pPr>
+            <w:r>
+              <w:rPr>
+                <w:rFonts w:ascii="Arial" w:hAnsi="Arial" w:cs="Arial"/>
+                <w:sz w:val="22"/>
+                <w:szCs w:val="22"/>
+                <w:highlight w:val="yellow"/>
                 <w:lang w:val="en-US"/>
               </w:rPr>
               <w:t>-</w:t>
@@ -8776,6 +8466,7 @@
                 <w:numId w:val="25"/>
               </w:numPr>
               <w:ind w:left="306" w:right="28" w:hanging="306"/>
+              <w:jc w:val="both"/>
               <w:rPr>
                 <w:rFonts w:ascii="Arial" w:hAnsi="Arial" w:cs="Arial"/>
                 <w:sz w:val="22"/>
@@ -8805,14 +8496,16 @@
                 <w:rFonts w:ascii="Arial" w:hAnsi="Arial" w:cs="Arial"/>
                 <w:sz w:val="22"/>
                 <w:szCs w:val="22"/>
-                <w:lang w:val="en-US"/>
-              </w:rPr>
-            </w:pPr>
-            <w:r>
-              <w:rPr>
-                <w:rFonts w:ascii="Arial" w:hAnsi="Arial" w:cs="Arial"/>
-                <w:sz w:val="22"/>
-                <w:szCs w:val="22"/>
+                <w:highlight w:val="yellow"/>
+                <w:lang w:val="en-US"/>
+              </w:rPr>
+            </w:pPr>
+            <w:r>
+              <w:rPr>
+                <w:rFonts w:ascii="Arial" w:hAnsi="Arial" w:cs="Arial"/>
+                <w:sz w:val="22"/>
+                <w:szCs w:val="22"/>
+                <w:highlight w:val="yellow"/>
                 <w:lang w:val="en-US"/>
               </w:rPr>
               <w:t>-</w:t>
@@ -8833,14 +8526,16 @@
                 <w:rFonts w:ascii="Arial" w:hAnsi="Arial" w:cs="Arial"/>
                 <w:sz w:val="22"/>
                 <w:szCs w:val="22"/>
-                <w:lang w:val="en-US"/>
-              </w:rPr>
-            </w:pPr>
-            <w:r>
-              <w:rPr>
-                <w:rFonts w:ascii="Arial" w:hAnsi="Arial" w:cs="Arial"/>
-                <w:sz w:val="22"/>
-                <w:szCs w:val="22"/>
+                <w:highlight w:val="yellow"/>
+                <w:lang w:val="en-US"/>
+              </w:rPr>
+            </w:pPr>
+            <w:r>
+              <w:rPr>
+                <w:rFonts w:ascii="Arial" w:hAnsi="Arial" w:cs="Arial"/>
+                <w:sz w:val="22"/>
+                <w:szCs w:val="22"/>
+                <w:highlight w:val="yellow"/>
                 <w:lang w:val="en-US"/>
               </w:rPr>
               <w:t>-</w:t>
@@ -8861,14 +8556,16 @@
                 <w:rFonts w:ascii="Arial" w:hAnsi="Arial" w:cs="Arial"/>
                 <w:sz w:val="22"/>
                 <w:szCs w:val="22"/>
-                <w:lang w:val="en-US"/>
-              </w:rPr>
-            </w:pPr>
-            <w:r>
-              <w:rPr>
-                <w:rFonts w:ascii="Arial" w:hAnsi="Arial" w:cs="Arial"/>
-                <w:sz w:val="22"/>
-                <w:szCs w:val="22"/>
+                <w:highlight w:val="yellow"/>
+                <w:lang w:val="en-US"/>
+              </w:rPr>
+            </w:pPr>
+            <w:r>
+              <w:rPr>
+                <w:rFonts w:ascii="Arial" w:hAnsi="Arial" w:cs="Arial"/>
+                <w:sz w:val="22"/>
+                <w:szCs w:val="22"/>
+                <w:highlight w:val="yellow"/>
                 <w:lang w:val="en-US"/>
               </w:rPr>
               <w:t>-</w:t>
@@ -8889,14 +8586,16 @@
                 <w:rFonts w:ascii="Arial" w:hAnsi="Arial" w:cs="Arial"/>
                 <w:sz w:val="22"/>
                 <w:szCs w:val="22"/>
-                <w:lang w:val="en-US"/>
-              </w:rPr>
-            </w:pPr>
-            <w:r>
-              <w:rPr>
-                <w:rFonts w:ascii="Arial" w:hAnsi="Arial" w:cs="Arial"/>
-                <w:sz w:val="22"/>
-                <w:szCs w:val="22"/>
+                <w:highlight w:val="yellow"/>
+                <w:lang w:val="en-US"/>
+              </w:rPr>
+            </w:pPr>
+            <w:r>
+              <w:rPr>
+                <w:rFonts w:ascii="Arial" w:hAnsi="Arial" w:cs="Arial"/>
+                <w:sz w:val="22"/>
+                <w:szCs w:val="22"/>
+                <w:highlight w:val="yellow"/>
                 <w:lang w:val="en-US"/>
               </w:rPr>
               <w:t>-</w:t>
@@ -8937,6 +8636,7 @@
                 <w:numId w:val="25"/>
               </w:numPr>
               <w:ind w:left="306" w:right="28" w:hanging="306"/>
+              <w:jc w:val="both"/>
               <w:rPr>
                 <w:rFonts w:ascii="Arial" w:hAnsi="Arial" w:cs="Arial"/>
                 <w:sz w:val="22"/>
@@ -8966,14 +8666,16 @@
                 <w:rFonts w:ascii="Arial" w:hAnsi="Arial" w:cs="Arial"/>
                 <w:sz w:val="22"/>
                 <w:szCs w:val="22"/>
-                <w:lang w:val="en-US"/>
-              </w:rPr>
-            </w:pPr>
-            <w:r>
-              <w:rPr>
-                <w:rFonts w:ascii="Arial" w:hAnsi="Arial" w:cs="Arial"/>
-                <w:sz w:val="22"/>
-                <w:szCs w:val="22"/>
+                <w:highlight w:val="yellow"/>
+                <w:lang w:val="en-US"/>
+              </w:rPr>
+            </w:pPr>
+            <w:r>
+              <w:rPr>
+                <w:rFonts w:ascii="Arial" w:hAnsi="Arial" w:cs="Arial"/>
+                <w:sz w:val="22"/>
+                <w:szCs w:val="22"/>
+                <w:highlight w:val="yellow"/>
                 <w:lang w:val="en-US"/>
               </w:rPr>
               <w:t>-</w:t>
@@ -8994,14 +8696,16 @@
                 <w:rFonts w:ascii="Arial" w:hAnsi="Arial" w:cs="Arial"/>
                 <w:sz w:val="22"/>
                 <w:szCs w:val="22"/>
-                <w:lang w:val="en-US"/>
-              </w:rPr>
-            </w:pPr>
-            <w:r>
-              <w:rPr>
-                <w:rFonts w:ascii="Arial" w:hAnsi="Arial" w:cs="Arial"/>
-                <w:sz w:val="22"/>
-                <w:szCs w:val="22"/>
+                <w:highlight w:val="yellow"/>
+                <w:lang w:val="en-US"/>
+              </w:rPr>
+            </w:pPr>
+            <w:r>
+              <w:rPr>
+                <w:rFonts w:ascii="Arial" w:hAnsi="Arial" w:cs="Arial"/>
+                <w:sz w:val="22"/>
+                <w:szCs w:val="22"/>
+                <w:highlight w:val="yellow"/>
                 <w:lang w:val="en-US"/>
               </w:rPr>
               <w:t>-</w:t>
@@ -9021,14 +8725,16 @@
                 <w:rFonts w:ascii="Arial" w:hAnsi="Arial" w:cs="Arial"/>
                 <w:sz w:val="22"/>
                 <w:szCs w:val="22"/>
-                <w:lang w:val="en-US"/>
-              </w:rPr>
-            </w:pPr>
-            <w:r>
-              <w:rPr>
-                <w:rFonts w:ascii="Arial" w:hAnsi="Arial" w:cs="Arial"/>
-                <w:sz w:val="22"/>
-                <w:szCs w:val="22"/>
+                <w:highlight w:val="yellow"/>
+                <w:lang w:val="en-US"/>
+              </w:rPr>
+            </w:pPr>
+            <w:r>
+              <w:rPr>
+                <w:rFonts w:ascii="Arial" w:hAnsi="Arial" w:cs="Arial"/>
+                <w:sz w:val="22"/>
+                <w:szCs w:val="22"/>
+                <w:highlight w:val="yellow"/>
                 <w:lang w:val="en-US"/>
               </w:rPr>
               <w:t>-</w:t>
@@ -9048,14 +8754,16 @@
                 <w:rFonts w:ascii="Arial" w:hAnsi="Arial" w:cs="Arial"/>
                 <w:sz w:val="22"/>
                 <w:szCs w:val="22"/>
-                <w:lang w:val="en-US"/>
-              </w:rPr>
-            </w:pPr>
-            <w:r>
-              <w:rPr>
-                <w:rFonts w:ascii="Arial" w:hAnsi="Arial" w:cs="Arial"/>
-                <w:sz w:val="22"/>
-                <w:szCs w:val="22"/>
+                <w:highlight w:val="yellow"/>
+                <w:lang w:val="en-US"/>
+              </w:rPr>
+            </w:pPr>
+            <w:r>
+              <w:rPr>
+                <w:rFonts w:ascii="Arial" w:hAnsi="Arial" w:cs="Arial"/>
+                <w:sz w:val="22"/>
+                <w:szCs w:val="22"/>
+                <w:highlight w:val="yellow"/>
                 <w:lang w:val="en-US"/>
               </w:rPr>
               <w:t>-</w:t>
@@ -9096,6 +8804,7 @@
                 <w:numId w:val="25"/>
               </w:numPr>
               <w:ind w:left="306" w:right="28" w:hanging="306"/>
+              <w:jc w:val="both"/>
               <w:rPr>
                 <w:rFonts w:ascii="Arial" w:hAnsi="Arial" w:cs="Arial"/>
                 <w:sz w:val="22"/>
@@ -9125,14 +8834,16 @@
                 <w:rFonts w:ascii="Arial" w:hAnsi="Arial" w:cs="Arial"/>
                 <w:sz w:val="22"/>
                 <w:szCs w:val="22"/>
-                <w:lang w:val="en-US"/>
-              </w:rPr>
-            </w:pPr>
-            <w:r>
-              <w:rPr>
-                <w:rFonts w:ascii="Arial" w:hAnsi="Arial" w:cs="Arial"/>
-                <w:sz w:val="22"/>
-                <w:szCs w:val="22"/>
+                <w:highlight w:val="yellow"/>
+                <w:lang w:val="en-US"/>
+              </w:rPr>
+            </w:pPr>
+            <w:r>
+              <w:rPr>
+                <w:rFonts w:ascii="Arial" w:hAnsi="Arial" w:cs="Arial"/>
+                <w:sz w:val="22"/>
+                <w:szCs w:val="22"/>
+                <w:highlight w:val="yellow"/>
                 <w:lang w:val="en-US"/>
               </w:rPr>
               <w:t>-</w:t>
@@ -9153,14 +8864,16 @@
                 <w:rFonts w:ascii="Arial" w:hAnsi="Arial" w:cs="Arial"/>
                 <w:sz w:val="22"/>
                 <w:szCs w:val="22"/>
-                <w:lang w:val="en-US"/>
-              </w:rPr>
-            </w:pPr>
-            <w:r>
-              <w:rPr>
-                <w:rFonts w:ascii="Arial" w:hAnsi="Arial" w:cs="Arial"/>
-                <w:sz w:val="22"/>
-                <w:szCs w:val="22"/>
+                <w:highlight w:val="yellow"/>
+                <w:lang w:val="en-US"/>
+              </w:rPr>
+            </w:pPr>
+            <w:r>
+              <w:rPr>
+                <w:rFonts w:ascii="Arial" w:hAnsi="Arial" w:cs="Arial"/>
+                <w:sz w:val="22"/>
+                <w:szCs w:val="22"/>
+                <w:highlight w:val="yellow"/>
                 <w:lang w:val="en-US"/>
               </w:rPr>
               <w:t>-</w:t>
@@ -9181,14 +8894,16 @@
                 <w:rFonts w:ascii="Arial" w:hAnsi="Arial" w:cs="Arial"/>
                 <w:sz w:val="22"/>
                 <w:szCs w:val="22"/>
-                <w:lang w:val="en-US"/>
-              </w:rPr>
-            </w:pPr>
-            <w:r>
-              <w:rPr>
-                <w:rFonts w:ascii="Arial" w:hAnsi="Arial" w:cs="Arial"/>
-                <w:sz w:val="22"/>
-                <w:szCs w:val="22"/>
+                <w:highlight w:val="yellow"/>
+                <w:lang w:val="en-US"/>
+              </w:rPr>
+            </w:pPr>
+            <w:r>
+              <w:rPr>
+                <w:rFonts w:ascii="Arial" w:hAnsi="Arial" w:cs="Arial"/>
+                <w:sz w:val="22"/>
+                <w:szCs w:val="22"/>
+                <w:highlight w:val="yellow"/>
                 <w:lang w:val="en-US"/>
               </w:rPr>
               <w:t>-</w:t>
@@ -9209,14 +8924,16 @@
                 <w:rFonts w:ascii="Arial" w:hAnsi="Arial" w:cs="Arial"/>
                 <w:sz w:val="22"/>
                 <w:szCs w:val="22"/>
-                <w:lang w:val="en-US"/>
-              </w:rPr>
-            </w:pPr>
-            <w:r>
-              <w:rPr>
-                <w:rFonts w:ascii="Arial" w:hAnsi="Arial" w:cs="Arial"/>
-                <w:sz w:val="22"/>
-                <w:szCs w:val="22"/>
+                <w:highlight w:val="yellow"/>
+                <w:lang w:val="en-US"/>
+              </w:rPr>
+            </w:pPr>
+            <w:r>
+              <w:rPr>
+                <w:rFonts w:ascii="Arial" w:hAnsi="Arial" w:cs="Arial"/>
+                <w:sz w:val="22"/>
+                <w:szCs w:val="22"/>
+                <w:highlight w:val="yellow"/>
                 <w:lang w:val="en-US"/>
               </w:rPr>
               <w:t>-</w:t>
@@ -9243,22 +8960,6 @@
                 <w:szCs w:val="22"/>
               </w:rPr>
             </w:pPr>
-            <w:r>
-              <w:rPr>
-                <w:rFonts w:ascii="Arial" w:hAnsi="Arial" w:cs="Arial"/>
-                <w:sz w:val="22"/>
-                <w:szCs w:val="22"/>
-              </w:rPr>
-              <w:t>10</w:t>
-            </w:r>
-            <w:r>
-              <w:rPr>
-                <w:rFonts w:ascii="Arial" w:hAnsi="Arial" w:cs="Arial"/>
-                <w:sz w:val="22"/>
-                <w:szCs w:val="22"/>
-              </w:rPr>
-              <w:t>.</w:t>
-            </w:r>
           </w:p>
         </w:tc>
         <w:tc>
@@ -9267,26 +8968,51 @@
           </w:tcPr>
           <w:p>
             <w:pPr>
+              <w:pStyle w:val="ListParagraph"/>
+              <w:numPr>
+                <w:ilvl w:val="0"/>
+                <w:numId w:val="25"/>
+              </w:numPr>
+              <w:ind w:left="306" w:right="28" w:hanging="306"/>
+              <w:jc w:val="both"/>
+              <w:rPr>
+                <w:rFonts w:ascii="Arial" w:hAnsi="Arial" w:cs="Arial"/>
+                <w:sz w:val="22"/>
+                <w:szCs w:val="22"/>
+              </w:rPr>
+            </w:pPr>
+            <w:r>
+              <w:rPr>
+                <w:rFonts w:ascii="Arial" w:hAnsi="Arial" w:cs="Arial"/>
+                <w:sz w:val="22"/>
+                <w:szCs w:val="22"/>
+              </w:rPr>
+              <w:t>Ketentuan Uang Muka;</w:t>
+            </w:r>
+          </w:p>
+        </w:tc>
+        <w:tc>
+          <w:tcPr>
+            <w:tcW w:w="877" w:type="pct"/>
+            <w:vAlign w:val="center"/>
+          </w:tcPr>
+          <w:p>
+            <w:pPr>
               <w:ind w:right="28"/>
-              <w:rPr>
-                <w:rFonts w:ascii="Arial" w:hAnsi="Arial" w:cs="Arial"/>
-                <w:sz w:val="22"/>
-                <w:szCs w:val="22"/>
-              </w:rPr>
-            </w:pPr>
-            <w:r>
-              <w:rPr>
-                <w:rFonts w:ascii="Arial" w:hAnsi="Arial" w:cs="Arial"/>
-                <w:sz w:val="22"/>
-                <w:szCs w:val="22"/>
-              </w:rPr>
-              <w:t>Dokumen Anggaran Belanja (DIPA atau RKA-KL yang telah ditetapkan)</w:t>
-            </w:r>
-          </w:p>
-        </w:tc>
-        <w:tc>
-          <w:tcPr>
-            <w:tcW w:w="877" w:type="pct"/>
+              <w:jc w:val="center"/>
+              <w:rPr>
+                <w:rFonts w:ascii="Arial" w:hAnsi="Arial" w:cs="Arial"/>
+                <w:sz w:val="22"/>
+                <w:szCs w:val="22"/>
+                <w:highlight w:val="yellow"/>
+                <w:lang w:val="en-US"/>
+              </w:rPr>
+            </w:pPr>
+          </w:p>
+        </w:tc>
+        <w:tc>
+          <w:tcPr>
+            <w:tcW w:w="851" w:type="pct"/>
             <w:vAlign w:val="center"/>
           </w:tcPr>
           <w:p>
@@ -9298,23 +9024,15 @@
                 <w:rFonts w:ascii="Arial" w:hAnsi="Arial" w:cs="Arial"/>
                 <w:sz w:val="22"/>
                 <w:szCs w:val="22"/>
-                <w:lang w:val="en-US"/>
-              </w:rPr>
-            </w:pPr>
-            <w:r>
-              <w:rPr>
-                <w:rFonts w:ascii="Arial" w:hAnsi="Arial" w:cs="Arial"/>
-                <w:sz w:val="22"/>
-                <w:szCs w:val="22"/>
-                <w:lang w:val="en-US"/>
-              </w:rPr>
-              <w:t>-</w:t>
-            </w:r>
-          </w:p>
-        </w:tc>
-        <w:tc>
-          <w:tcPr>
-            <w:tcW w:w="851" w:type="pct"/>
+                <w:highlight w:val="yellow"/>
+                <w:lang w:val="en-US"/>
+              </w:rPr>
+            </w:pPr>
+          </w:p>
+        </w:tc>
+        <w:tc>
+          <w:tcPr>
+            <w:tcW w:w="1058" w:type="pct"/>
             <w:vAlign w:val="center"/>
           </w:tcPr>
           <w:p>
@@ -9326,23 +9044,15 @@
                 <w:rFonts w:ascii="Arial" w:hAnsi="Arial" w:cs="Arial"/>
                 <w:sz w:val="22"/>
                 <w:szCs w:val="22"/>
-                <w:lang w:val="en-US"/>
-              </w:rPr>
-            </w:pPr>
-            <w:r>
-              <w:rPr>
-                <w:rFonts w:ascii="Arial" w:hAnsi="Arial" w:cs="Arial"/>
-                <w:sz w:val="22"/>
-                <w:szCs w:val="22"/>
-                <w:lang w:val="en-US"/>
-              </w:rPr>
-              <w:t>-</w:t>
-            </w:r>
-          </w:p>
-        </w:tc>
-        <w:tc>
-          <w:tcPr>
-            <w:tcW w:w="1058" w:type="pct"/>
+                <w:highlight w:val="yellow"/>
+                <w:lang w:val="en-US"/>
+              </w:rPr>
+            </w:pPr>
+          </w:p>
+        </w:tc>
+        <w:tc>
+          <w:tcPr>
+            <w:tcW w:w="876" w:type="pct"/>
             <w:vAlign w:val="center"/>
           </w:tcPr>
           <w:p>
@@ -9354,46 +9064,10 @@
                 <w:rFonts w:ascii="Arial" w:hAnsi="Arial" w:cs="Arial"/>
                 <w:sz w:val="22"/>
                 <w:szCs w:val="22"/>
-                <w:lang w:val="en-US"/>
-              </w:rPr>
-            </w:pPr>
-            <w:r>
-              <w:rPr>
-                <w:rFonts w:ascii="Arial" w:hAnsi="Arial" w:cs="Arial"/>
-                <w:sz w:val="22"/>
-                <w:szCs w:val="22"/>
-                <w:lang w:val="en-US"/>
-              </w:rPr>
-              <w:t>-</w:t>
-            </w:r>
-          </w:p>
-        </w:tc>
-        <w:tc>
-          <w:tcPr>
-            <w:tcW w:w="876" w:type="pct"/>
-            <w:vAlign w:val="center"/>
-          </w:tcPr>
-          <w:p>
-            <w:pPr>
-              <w:pStyle w:val="ListParagraph"/>
-              <w:ind w:left="0" w:right="28"/>
-              <w:jc w:val="center"/>
-              <w:rPr>
-                <w:rFonts w:ascii="Arial" w:hAnsi="Arial" w:cs="Arial"/>
-                <w:sz w:val="22"/>
-                <w:szCs w:val="22"/>
-                <w:lang w:val="en-US"/>
-              </w:rPr>
-            </w:pPr>
-            <w:r>
-              <w:rPr>
-                <w:rFonts w:ascii="Arial" w:hAnsi="Arial" w:cs="Arial"/>
-                <w:sz w:val="22"/>
-                <w:szCs w:val="22"/>
-                <w:lang w:val="en-US"/>
-              </w:rPr>
-              <w:t>-</w:t>
-            </w:r>
+                <w:highlight w:val="yellow"/>
+                <w:lang w:val="en-US"/>
+              </w:rPr>
+            </w:pPr>
           </w:p>
         </w:tc>
       </w:tr>
@@ -9422,15 +9096,7 @@
                 <w:sz w:val="22"/>
                 <w:szCs w:val="22"/>
               </w:rPr>
-              <w:t>11</w:t>
-            </w:r>
-            <w:r>
-              <w:rPr>
-                <w:rFonts w:ascii="Arial" w:hAnsi="Arial" w:cs="Arial"/>
-                <w:sz w:val="22"/>
-                <w:szCs w:val="22"/>
-              </w:rPr>
-              <w:t>.</w:t>
+              <w:t>10.</w:t>
             </w:r>
           </w:p>
         </w:tc>
@@ -9440,21 +9106,21 @@
           </w:tcPr>
           <w:p>
             <w:pPr>
-              <w:pStyle w:val="ListParagraph"/>
-              <w:ind w:left="0" w:right="28"/>
-              <w:rPr>
-                <w:rFonts w:ascii="Arial" w:hAnsi="Arial" w:cs="Arial"/>
-                <w:sz w:val="22"/>
-                <w:szCs w:val="22"/>
-              </w:rPr>
-            </w:pPr>
-            <w:r>
-              <w:rPr>
-                <w:rFonts w:ascii="Arial" w:hAnsi="Arial" w:cs="Arial"/>
-                <w:sz w:val="22"/>
-                <w:szCs w:val="22"/>
-              </w:rPr>
-              <w:t>ID paket RUP</w:t>
+              <w:ind w:right="28"/>
+              <w:jc w:val="both"/>
+              <w:rPr>
+                <w:rFonts w:ascii="Arial" w:hAnsi="Arial" w:cs="Arial"/>
+                <w:sz w:val="22"/>
+                <w:szCs w:val="22"/>
+              </w:rPr>
+            </w:pPr>
+            <w:r>
+              <w:rPr>
+                <w:rFonts w:ascii="Arial" w:hAnsi="Arial" w:cs="Arial"/>
+                <w:sz w:val="22"/>
+                <w:szCs w:val="22"/>
+              </w:rPr>
+              <w:t>Dokumen Anggaran Belanja (DIPA atau RKA-KL yang telah ditetapkan)</w:t>
             </w:r>
           </w:p>
         </w:tc>
@@ -9472,14 +9138,16 @@
                 <w:rFonts w:ascii="Arial" w:hAnsi="Arial" w:cs="Arial"/>
                 <w:sz w:val="22"/>
                 <w:szCs w:val="22"/>
-                <w:lang w:val="en-US"/>
-              </w:rPr>
-            </w:pPr>
-            <w:r>
-              <w:rPr>
-                <w:rFonts w:ascii="Arial" w:hAnsi="Arial" w:cs="Arial"/>
-                <w:sz w:val="22"/>
-                <w:szCs w:val="22"/>
+                <w:highlight w:val="yellow"/>
+                <w:lang w:val="en-US"/>
+              </w:rPr>
+            </w:pPr>
+            <w:r>
+              <w:rPr>
+                <w:rFonts w:ascii="Arial" w:hAnsi="Arial" w:cs="Arial"/>
+                <w:sz w:val="22"/>
+                <w:szCs w:val="22"/>
+                <w:highlight w:val="yellow"/>
                 <w:lang w:val="en-US"/>
               </w:rPr>
               <w:t>-</w:t>
@@ -9500,14 +9168,16 @@
                 <w:rFonts w:ascii="Arial" w:hAnsi="Arial" w:cs="Arial"/>
                 <w:sz w:val="22"/>
                 <w:szCs w:val="22"/>
-                <w:lang w:val="en-US"/>
-              </w:rPr>
-            </w:pPr>
-            <w:r>
-              <w:rPr>
-                <w:rFonts w:ascii="Arial" w:hAnsi="Arial" w:cs="Arial"/>
-                <w:sz w:val="22"/>
-                <w:szCs w:val="22"/>
+                <w:highlight w:val="yellow"/>
+                <w:lang w:val="en-US"/>
+              </w:rPr>
+            </w:pPr>
+            <w:r>
+              <w:rPr>
+                <w:rFonts w:ascii="Arial" w:hAnsi="Arial" w:cs="Arial"/>
+                <w:sz w:val="22"/>
+                <w:szCs w:val="22"/>
+                <w:highlight w:val="yellow"/>
                 <w:lang w:val="en-US"/>
               </w:rPr>
               <w:t>-</w:t>
@@ -9528,14 +9198,16 @@
                 <w:rFonts w:ascii="Arial" w:hAnsi="Arial" w:cs="Arial"/>
                 <w:sz w:val="22"/>
                 <w:szCs w:val="22"/>
-                <w:lang w:val="en-US"/>
-              </w:rPr>
-            </w:pPr>
-            <w:r>
-              <w:rPr>
-                <w:rFonts w:ascii="Arial" w:hAnsi="Arial" w:cs="Arial"/>
-                <w:sz w:val="22"/>
-                <w:szCs w:val="22"/>
+                <w:highlight w:val="yellow"/>
+                <w:lang w:val="en-US"/>
+              </w:rPr>
+            </w:pPr>
+            <w:r>
+              <w:rPr>
+                <w:rFonts w:ascii="Arial" w:hAnsi="Arial" w:cs="Arial"/>
+                <w:sz w:val="22"/>
+                <w:szCs w:val="22"/>
+                <w:highlight w:val="yellow"/>
                 <w:lang w:val="en-US"/>
               </w:rPr>
               <w:t>-</w:t>
@@ -9556,14 +9228,16 @@
                 <w:rFonts w:ascii="Arial" w:hAnsi="Arial" w:cs="Arial"/>
                 <w:sz w:val="22"/>
                 <w:szCs w:val="22"/>
-                <w:lang w:val="en-US"/>
-              </w:rPr>
-            </w:pPr>
-            <w:r>
-              <w:rPr>
-                <w:rFonts w:ascii="Arial" w:hAnsi="Arial" w:cs="Arial"/>
-                <w:sz w:val="22"/>
-                <w:szCs w:val="22"/>
+                <w:highlight w:val="yellow"/>
+                <w:lang w:val="en-US"/>
+              </w:rPr>
+            </w:pPr>
+            <w:r>
+              <w:rPr>
+                <w:rFonts w:ascii="Arial" w:hAnsi="Arial" w:cs="Arial"/>
+                <w:sz w:val="22"/>
+                <w:szCs w:val="22"/>
+                <w:highlight w:val="yellow"/>
                 <w:lang w:val="en-US"/>
               </w:rPr>
               <w:t>-</w:t>
@@ -9596,7 +9270,7 @@
                 <w:sz w:val="22"/>
                 <w:szCs w:val="22"/>
               </w:rPr>
-              <w:t>12.</w:t>
+              <w:t>11.</w:t>
             </w:r>
           </w:p>
         </w:tc>
@@ -9608,19 +9282,20 @@
             <w:pPr>
               <w:pStyle w:val="ListParagraph"/>
               <w:ind w:left="0" w:right="28"/>
-              <w:rPr>
-                <w:rFonts w:ascii="Arial" w:hAnsi="Arial" w:cs="Arial"/>
-                <w:sz w:val="22"/>
-                <w:szCs w:val="22"/>
-              </w:rPr>
-            </w:pPr>
-            <w:r>
-              <w:rPr>
-                <w:rFonts w:ascii="Arial" w:hAnsi="Arial" w:cs="Arial"/>
-                <w:sz w:val="22"/>
-                <w:szCs w:val="22"/>
-              </w:rPr>
-              <w:t>Waktu Penggunaan Barang/Jasa</w:t>
+              <w:jc w:val="both"/>
+              <w:rPr>
+                <w:rFonts w:ascii="Arial" w:hAnsi="Arial" w:cs="Arial"/>
+                <w:sz w:val="22"/>
+                <w:szCs w:val="22"/>
+              </w:rPr>
+            </w:pPr>
+            <w:r>
+              <w:rPr>
+                <w:rFonts w:ascii="Arial" w:hAnsi="Arial" w:cs="Arial"/>
+                <w:sz w:val="22"/>
+                <w:szCs w:val="22"/>
+              </w:rPr>
+              <w:t>ID paket RUP</w:t>
             </w:r>
           </w:p>
         </w:tc>
@@ -9638,14 +9313,16 @@
                 <w:rFonts w:ascii="Arial" w:hAnsi="Arial" w:cs="Arial"/>
                 <w:sz w:val="22"/>
                 <w:szCs w:val="22"/>
-                <w:lang w:val="en-US"/>
-              </w:rPr>
-            </w:pPr>
-            <w:r>
-              <w:rPr>
-                <w:rFonts w:ascii="Arial" w:hAnsi="Arial" w:cs="Arial"/>
-                <w:sz w:val="22"/>
-                <w:szCs w:val="22"/>
+                <w:highlight w:val="yellow"/>
+                <w:lang w:val="en-US"/>
+              </w:rPr>
+            </w:pPr>
+            <w:r>
+              <w:rPr>
+                <w:rFonts w:ascii="Arial" w:hAnsi="Arial" w:cs="Arial"/>
+                <w:sz w:val="22"/>
+                <w:szCs w:val="22"/>
+                <w:highlight w:val="yellow"/>
                 <w:lang w:val="en-US"/>
               </w:rPr>
               <w:t>-</w:t>
@@ -9666,14 +9343,16 @@
                 <w:rFonts w:ascii="Arial" w:hAnsi="Arial" w:cs="Arial"/>
                 <w:sz w:val="22"/>
                 <w:szCs w:val="22"/>
-                <w:lang w:val="en-US"/>
-              </w:rPr>
-            </w:pPr>
-            <w:r>
-              <w:rPr>
-                <w:rFonts w:ascii="Arial" w:hAnsi="Arial" w:cs="Arial"/>
-                <w:sz w:val="22"/>
-                <w:szCs w:val="22"/>
+                <w:highlight w:val="yellow"/>
+                <w:lang w:val="en-US"/>
+              </w:rPr>
+            </w:pPr>
+            <w:r>
+              <w:rPr>
+                <w:rFonts w:ascii="Arial" w:hAnsi="Arial" w:cs="Arial"/>
+                <w:sz w:val="22"/>
+                <w:szCs w:val="22"/>
+                <w:highlight w:val="yellow"/>
                 <w:lang w:val="en-US"/>
               </w:rPr>
               <w:t>-</w:t>
@@ -9694,14 +9373,16 @@
                 <w:rFonts w:ascii="Arial" w:hAnsi="Arial" w:cs="Arial"/>
                 <w:sz w:val="22"/>
                 <w:szCs w:val="22"/>
-                <w:lang w:val="en-US"/>
-              </w:rPr>
-            </w:pPr>
-            <w:r>
-              <w:rPr>
-                <w:rFonts w:ascii="Arial" w:hAnsi="Arial" w:cs="Arial"/>
-                <w:sz w:val="22"/>
-                <w:szCs w:val="22"/>
+                <w:highlight w:val="yellow"/>
+                <w:lang w:val="en-US"/>
+              </w:rPr>
+            </w:pPr>
+            <w:r>
+              <w:rPr>
+                <w:rFonts w:ascii="Arial" w:hAnsi="Arial" w:cs="Arial"/>
+                <w:sz w:val="22"/>
+                <w:szCs w:val="22"/>
+                <w:highlight w:val="yellow"/>
                 <w:lang w:val="en-US"/>
               </w:rPr>
               <w:t>-</w:t>
@@ -9722,14 +9403,16 @@
                 <w:rFonts w:ascii="Arial" w:hAnsi="Arial" w:cs="Arial"/>
                 <w:sz w:val="22"/>
                 <w:szCs w:val="22"/>
-                <w:lang w:val="en-US"/>
-              </w:rPr>
-            </w:pPr>
-            <w:r>
-              <w:rPr>
-                <w:rFonts w:ascii="Arial" w:hAnsi="Arial" w:cs="Arial"/>
-                <w:sz w:val="22"/>
-                <w:szCs w:val="22"/>
+                <w:highlight w:val="yellow"/>
+                <w:lang w:val="en-US"/>
+              </w:rPr>
+            </w:pPr>
+            <w:r>
+              <w:rPr>
+                <w:rFonts w:ascii="Arial" w:hAnsi="Arial" w:cs="Arial"/>
+                <w:sz w:val="22"/>
+                <w:szCs w:val="22"/>
+                <w:highlight w:val="yellow"/>
                 <w:lang w:val="en-US"/>
               </w:rPr>
               <w:t>-</w:t>
@@ -9762,15 +9445,7 @@
                 <w:sz w:val="22"/>
                 <w:szCs w:val="22"/>
               </w:rPr>
-              <w:t>13</w:t>
-            </w:r>
-            <w:r>
-              <w:rPr>
-                <w:rFonts w:ascii="Arial" w:hAnsi="Arial" w:cs="Arial"/>
-                <w:sz w:val="22"/>
-                <w:szCs w:val="22"/>
-              </w:rPr>
-              <w:t>.</w:t>
+              <w:t>12.</w:t>
             </w:r>
           </w:p>
         </w:tc>
@@ -9782,19 +9457,20 @@
             <w:pPr>
               <w:pStyle w:val="ListParagraph"/>
               <w:ind w:left="0" w:right="28"/>
-              <w:rPr>
-                <w:rFonts w:ascii="Arial" w:hAnsi="Arial" w:cs="Arial"/>
-                <w:sz w:val="22"/>
-                <w:szCs w:val="22"/>
-              </w:rPr>
-            </w:pPr>
-            <w:r>
-              <w:rPr>
-                <w:rFonts w:ascii="Arial" w:hAnsi="Arial" w:cs="Arial"/>
-                <w:sz w:val="22"/>
-                <w:szCs w:val="22"/>
-              </w:rPr>
-              <w:t>Analisis Pasar</w:t>
+              <w:jc w:val="both"/>
+              <w:rPr>
+                <w:rFonts w:ascii="Arial" w:hAnsi="Arial" w:cs="Arial"/>
+                <w:sz w:val="22"/>
+                <w:szCs w:val="22"/>
+              </w:rPr>
+            </w:pPr>
+            <w:r>
+              <w:rPr>
+                <w:rFonts w:ascii="Arial" w:hAnsi="Arial" w:cs="Arial"/>
+                <w:sz w:val="22"/>
+                <w:szCs w:val="22"/>
+              </w:rPr>
+              <w:t>Waktu Penggunaan Barang/Jasa</w:t>
             </w:r>
           </w:p>
         </w:tc>
@@ -9812,14 +9488,16 @@
                 <w:rFonts w:ascii="Arial" w:hAnsi="Arial" w:cs="Arial"/>
                 <w:sz w:val="22"/>
                 <w:szCs w:val="22"/>
-                <w:lang w:val="en-US"/>
-              </w:rPr>
-            </w:pPr>
-            <w:r>
-              <w:rPr>
-                <w:rFonts w:ascii="Arial" w:hAnsi="Arial" w:cs="Arial"/>
-                <w:sz w:val="22"/>
-                <w:szCs w:val="22"/>
+                <w:highlight w:val="yellow"/>
+                <w:lang w:val="en-US"/>
+              </w:rPr>
+            </w:pPr>
+            <w:r>
+              <w:rPr>
+                <w:rFonts w:ascii="Arial" w:hAnsi="Arial" w:cs="Arial"/>
+                <w:sz w:val="22"/>
+                <w:szCs w:val="22"/>
+                <w:highlight w:val="yellow"/>
                 <w:lang w:val="en-US"/>
               </w:rPr>
               <w:t>-</w:t>
@@ -9840,14 +9518,16 @@
                 <w:rFonts w:ascii="Arial" w:hAnsi="Arial" w:cs="Arial"/>
                 <w:sz w:val="22"/>
                 <w:szCs w:val="22"/>
-                <w:lang w:val="en-US"/>
-              </w:rPr>
-            </w:pPr>
-            <w:r>
-              <w:rPr>
-                <w:rFonts w:ascii="Arial" w:hAnsi="Arial" w:cs="Arial"/>
-                <w:sz w:val="22"/>
-                <w:szCs w:val="22"/>
+                <w:highlight w:val="yellow"/>
+                <w:lang w:val="en-US"/>
+              </w:rPr>
+            </w:pPr>
+            <w:r>
+              <w:rPr>
+                <w:rFonts w:ascii="Arial" w:hAnsi="Arial" w:cs="Arial"/>
+                <w:sz w:val="22"/>
+                <w:szCs w:val="22"/>
+                <w:highlight w:val="yellow"/>
                 <w:lang w:val="en-US"/>
               </w:rPr>
               <w:t>-</w:t>
@@ -9868,14 +9548,16 @@
                 <w:rFonts w:ascii="Arial" w:hAnsi="Arial" w:cs="Arial"/>
                 <w:sz w:val="22"/>
                 <w:szCs w:val="22"/>
-                <w:lang w:val="en-US"/>
-              </w:rPr>
-            </w:pPr>
-            <w:r>
-              <w:rPr>
-                <w:rFonts w:ascii="Arial" w:hAnsi="Arial" w:cs="Arial"/>
-                <w:sz w:val="22"/>
-                <w:szCs w:val="22"/>
+                <w:highlight w:val="yellow"/>
+                <w:lang w:val="en-US"/>
+              </w:rPr>
+            </w:pPr>
+            <w:r>
+              <w:rPr>
+                <w:rFonts w:ascii="Arial" w:hAnsi="Arial" w:cs="Arial"/>
+                <w:sz w:val="22"/>
+                <w:szCs w:val="22"/>
+                <w:highlight w:val="yellow"/>
                 <w:lang w:val="en-US"/>
               </w:rPr>
               <w:t>-</w:t>
@@ -9896,14 +9578,16 @@
                 <w:rFonts w:ascii="Arial" w:hAnsi="Arial" w:cs="Arial"/>
                 <w:sz w:val="22"/>
                 <w:szCs w:val="22"/>
-                <w:lang w:val="en-US"/>
-              </w:rPr>
-            </w:pPr>
-            <w:r>
-              <w:rPr>
-                <w:rFonts w:ascii="Arial" w:hAnsi="Arial" w:cs="Arial"/>
-                <w:sz w:val="22"/>
-                <w:szCs w:val="22"/>
+                <w:highlight w:val="yellow"/>
+                <w:lang w:val="en-US"/>
+              </w:rPr>
+            </w:pPr>
+            <w:r>
+              <w:rPr>
+                <w:rFonts w:ascii="Arial" w:hAnsi="Arial" w:cs="Arial"/>
+                <w:sz w:val="22"/>
+                <w:szCs w:val="22"/>
+                <w:highlight w:val="yellow"/>
                 <w:lang w:val="en-US"/>
               </w:rPr>
               <w:t>-</w:t>
@@ -9936,23 +9620,7 @@
                 <w:sz w:val="22"/>
                 <w:szCs w:val="22"/>
               </w:rPr>
-              <w:t>1</w:t>
-            </w:r>
-            <w:r>
-              <w:rPr>
-                <w:rFonts w:ascii="Arial" w:hAnsi="Arial" w:cs="Arial"/>
-                <w:sz w:val="22"/>
-                <w:szCs w:val="22"/>
-              </w:rPr>
-              <w:t>4</w:t>
-            </w:r>
-            <w:r>
-              <w:rPr>
-                <w:rFonts w:ascii="Arial" w:hAnsi="Arial" w:cs="Arial"/>
-                <w:sz w:val="22"/>
-                <w:szCs w:val="22"/>
-              </w:rPr>
-              <w:t>.</w:t>
+              <w:t>13.</w:t>
             </w:r>
           </w:p>
         </w:tc>
@@ -9964,53 +9632,26 @@
             <w:pPr>
               <w:pStyle w:val="ListParagraph"/>
               <w:ind w:left="0" w:right="28"/>
-              <w:rPr>
-                <w:rFonts w:ascii="Arial" w:hAnsi="Arial" w:cs="Arial"/>
-                <w:sz w:val="22"/>
-                <w:szCs w:val="22"/>
-              </w:rPr>
-            </w:pPr>
-            <w:r>
-              <w:rPr>
-                <w:rFonts w:ascii="Arial" w:hAnsi="Arial" w:cs="Arial"/>
-                <w:sz w:val="22"/>
-                <w:szCs w:val="22"/>
-              </w:rPr>
-              <w:t>SK Penetapan PPK</w:t>
+              <w:jc w:val="both"/>
+              <w:rPr>
+                <w:rFonts w:ascii="Arial" w:hAnsi="Arial" w:cs="Arial"/>
+                <w:sz w:val="22"/>
+                <w:szCs w:val="22"/>
+              </w:rPr>
+            </w:pPr>
+            <w:r>
+              <w:rPr>
+                <w:rFonts w:ascii="Arial" w:hAnsi="Arial" w:cs="Arial"/>
+                <w:sz w:val="22"/>
+                <w:szCs w:val="22"/>
+              </w:rPr>
+              <w:t>Analisis Pasar</w:t>
             </w:r>
           </w:p>
         </w:tc>
         <w:tc>
           <w:tcPr>
             <w:tcW w:w="877" w:type="pct"/>
-            <w:vAlign w:val="center"/>
-          </w:tcPr>
-          <w:p>
-            <w:pPr>
-              <w:pStyle w:val="ListParagraph"/>
-              <w:ind w:left="457" w:right="28" w:hanging="425"/>
-              <w:jc w:val="center"/>
-              <w:rPr>
-                <w:rFonts w:ascii="Arial" w:hAnsi="Arial" w:cs="Arial"/>
-                <w:sz w:val="22"/>
-                <w:szCs w:val="22"/>
-                <w:lang w:val="en-US"/>
-              </w:rPr>
-            </w:pPr>
-            <w:r>
-              <w:rPr>
-                <w:rFonts w:ascii="Arial" w:hAnsi="Arial" w:cs="Arial"/>
-                <w:sz w:val="22"/>
-                <w:szCs w:val="22"/>
-                <w:lang w:val="en-US"/>
-              </w:rPr>
-              <w:t>-</w:t>
-            </w:r>
-          </w:p>
-        </w:tc>
-        <w:tc>
-          <w:tcPr>
-            <w:tcW w:w="851" w:type="pct"/>
             <w:vAlign w:val="center"/>
           </w:tcPr>
           <w:p>
@@ -10022,14 +9663,16 @@
                 <w:rFonts w:ascii="Arial" w:hAnsi="Arial" w:cs="Arial"/>
                 <w:sz w:val="22"/>
                 <w:szCs w:val="22"/>
-                <w:lang w:val="en-US"/>
-              </w:rPr>
-            </w:pPr>
-            <w:r>
-              <w:rPr>
-                <w:rFonts w:ascii="Arial" w:hAnsi="Arial" w:cs="Arial"/>
-                <w:sz w:val="22"/>
-                <w:szCs w:val="22"/>
+                <w:highlight w:val="yellow"/>
+                <w:lang w:val="en-US"/>
+              </w:rPr>
+            </w:pPr>
+            <w:r>
+              <w:rPr>
+                <w:rFonts w:ascii="Arial" w:hAnsi="Arial" w:cs="Arial"/>
+                <w:sz w:val="22"/>
+                <w:szCs w:val="22"/>
+                <w:highlight w:val="yellow"/>
                 <w:lang w:val="en-US"/>
               </w:rPr>
               <w:t>-</w:t>
@@ -10038,7 +9681,7 @@
         </w:tc>
         <w:tc>
           <w:tcPr>
-            <w:tcW w:w="1058" w:type="pct"/>
+            <w:tcW w:w="851" w:type="pct"/>
             <w:vAlign w:val="center"/>
           </w:tcPr>
           <w:p>
@@ -10050,14 +9693,16 @@
                 <w:rFonts w:ascii="Arial" w:hAnsi="Arial" w:cs="Arial"/>
                 <w:sz w:val="22"/>
                 <w:szCs w:val="22"/>
-                <w:lang w:val="en-US"/>
-              </w:rPr>
-            </w:pPr>
-            <w:r>
-              <w:rPr>
-                <w:rFonts w:ascii="Arial" w:hAnsi="Arial" w:cs="Arial"/>
-                <w:sz w:val="22"/>
-                <w:szCs w:val="22"/>
+                <w:highlight w:val="yellow"/>
+                <w:lang w:val="en-US"/>
+              </w:rPr>
+            </w:pPr>
+            <w:r>
+              <w:rPr>
+                <w:rFonts w:ascii="Arial" w:hAnsi="Arial" w:cs="Arial"/>
+                <w:sz w:val="22"/>
+                <w:szCs w:val="22"/>
+                <w:highlight w:val="yellow"/>
                 <w:lang w:val="en-US"/>
               </w:rPr>
               <w:t>-</w:t>
@@ -10066,7 +9711,7 @@
         </w:tc>
         <w:tc>
           <w:tcPr>
-            <w:tcW w:w="876" w:type="pct"/>
+            <w:tcW w:w="1058" w:type="pct"/>
             <w:vAlign w:val="center"/>
           </w:tcPr>
           <w:p>
@@ -10078,14 +9723,46 @@
                 <w:rFonts w:ascii="Arial" w:hAnsi="Arial" w:cs="Arial"/>
                 <w:sz w:val="22"/>
                 <w:szCs w:val="22"/>
-                <w:lang w:val="en-US"/>
-              </w:rPr>
-            </w:pPr>
-            <w:r>
-              <w:rPr>
-                <w:rFonts w:ascii="Arial" w:hAnsi="Arial" w:cs="Arial"/>
-                <w:sz w:val="22"/>
-                <w:szCs w:val="22"/>
+                <w:highlight w:val="yellow"/>
+                <w:lang w:val="en-US"/>
+              </w:rPr>
+            </w:pPr>
+            <w:r>
+              <w:rPr>
+                <w:rFonts w:ascii="Arial" w:hAnsi="Arial" w:cs="Arial"/>
+                <w:sz w:val="22"/>
+                <w:szCs w:val="22"/>
+                <w:highlight w:val="yellow"/>
+                <w:lang w:val="en-US"/>
+              </w:rPr>
+              <w:t>-</w:t>
+            </w:r>
+          </w:p>
+        </w:tc>
+        <w:tc>
+          <w:tcPr>
+            <w:tcW w:w="876" w:type="pct"/>
+            <w:vAlign w:val="center"/>
+          </w:tcPr>
+          <w:p>
+            <w:pPr>
+              <w:pStyle w:val="ListParagraph"/>
+              <w:ind w:left="0" w:right="28"/>
+              <w:jc w:val="center"/>
+              <w:rPr>
+                <w:rFonts w:ascii="Arial" w:hAnsi="Arial" w:cs="Arial"/>
+                <w:sz w:val="22"/>
+                <w:szCs w:val="22"/>
+                <w:highlight w:val="yellow"/>
+                <w:lang w:val="en-US"/>
+              </w:rPr>
+            </w:pPr>
+            <w:r>
+              <w:rPr>
+                <w:rFonts w:ascii="Arial" w:hAnsi="Arial" w:cs="Arial"/>
+                <w:sz w:val="22"/>
+                <w:szCs w:val="22"/>
+                <w:highlight w:val="yellow"/>
                 <w:lang w:val="en-US"/>
               </w:rPr>
               <w:t>-</w:t>
@@ -10118,23 +9795,7 @@
                 <w:sz w:val="22"/>
                 <w:szCs w:val="22"/>
               </w:rPr>
-              <w:t>1</w:t>
-            </w:r>
-            <w:r>
-              <w:rPr>
-                <w:rFonts w:ascii="Arial" w:hAnsi="Arial" w:cs="Arial"/>
-                <w:sz w:val="22"/>
-                <w:szCs w:val="22"/>
-              </w:rPr>
-              <w:t>5</w:t>
-            </w:r>
-            <w:r>
-              <w:rPr>
-                <w:rFonts w:ascii="Arial" w:hAnsi="Arial" w:cs="Arial"/>
-                <w:sz w:val="22"/>
-                <w:szCs w:val="22"/>
-              </w:rPr>
-              <w:t>.</w:t>
+              <w:t>14.</w:t>
             </w:r>
           </w:p>
         </w:tc>
@@ -10146,27 +9807,56 @@
             <w:pPr>
               <w:pStyle w:val="ListParagraph"/>
               <w:ind w:left="0" w:right="28"/>
-              <w:rPr>
-                <w:rFonts w:ascii="Arial" w:hAnsi="Arial" w:cs="Arial"/>
-                <w:strike/>
-                <w:sz w:val="22"/>
-                <w:szCs w:val="22"/>
-              </w:rPr>
-            </w:pPr>
-            <w:r>
-              <w:rPr>
-                <w:rFonts w:ascii="Arial" w:hAnsi="Arial" w:cs="Arial"/>
-                <w:strike/>
-                <w:sz w:val="22"/>
-                <w:szCs w:val="22"/>
-              </w:rPr>
-              <w:t>Surat Izin MYC*</w:t>
+              <w:jc w:val="both"/>
+              <w:rPr>
+                <w:rFonts w:ascii="Arial" w:hAnsi="Arial" w:cs="Arial"/>
+                <w:sz w:val="22"/>
+                <w:szCs w:val="22"/>
+              </w:rPr>
+            </w:pPr>
+            <w:r>
+              <w:rPr>
+                <w:rFonts w:ascii="Arial" w:hAnsi="Arial" w:cs="Arial"/>
+                <w:sz w:val="22"/>
+                <w:szCs w:val="22"/>
+              </w:rPr>
+              <w:t>SK Penetapan PPK</w:t>
             </w:r>
           </w:p>
         </w:tc>
         <w:tc>
           <w:tcPr>
             <w:tcW w:w="877" w:type="pct"/>
+            <w:vAlign w:val="center"/>
+          </w:tcPr>
+          <w:p>
+            <w:pPr>
+              <w:pStyle w:val="ListParagraph"/>
+              <w:ind w:left="457" w:right="28" w:hanging="425"/>
+              <w:jc w:val="center"/>
+              <w:rPr>
+                <w:rFonts w:ascii="Arial" w:hAnsi="Arial" w:cs="Arial"/>
+                <w:sz w:val="22"/>
+                <w:szCs w:val="22"/>
+                <w:highlight w:val="yellow"/>
+                <w:lang w:val="en-US"/>
+              </w:rPr>
+            </w:pPr>
+            <w:r>
+              <w:rPr>
+                <w:rFonts w:ascii="Arial" w:hAnsi="Arial" w:cs="Arial"/>
+                <w:sz w:val="22"/>
+                <w:szCs w:val="22"/>
+                <w:highlight w:val="yellow"/>
+                <w:lang w:val="en-US"/>
+              </w:rPr>
+              <w:t>-</w:t>
+            </w:r>
+          </w:p>
+        </w:tc>
+        <w:tc>
+          <w:tcPr>
+            <w:tcW w:w="851" w:type="pct"/>
             <w:vAlign w:val="center"/>
           </w:tcPr>
           <w:p>
@@ -10178,14 +9868,16 @@
                 <w:rFonts w:ascii="Arial" w:hAnsi="Arial" w:cs="Arial"/>
                 <w:sz w:val="22"/>
                 <w:szCs w:val="22"/>
-                <w:lang w:val="en-US"/>
-              </w:rPr>
-            </w:pPr>
-            <w:r>
-              <w:rPr>
-                <w:rFonts w:ascii="Arial" w:hAnsi="Arial" w:cs="Arial"/>
-                <w:sz w:val="22"/>
-                <w:szCs w:val="22"/>
+                <w:highlight w:val="yellow"/>
+                <w:lang w:val="en-US"/>
+              </w:rPr>
+            </w:pPr>
+            <w:r>
+              <w:rPr>
+                <w:rFonts w:ascii="Arial" w:hAnsi="Arial" w:cs="Arial"/>
+                <w:sz w:val="22"/>
+                <w:szCs w:val="22"/>
+                <w:highlight w:val="yellow"/>
                 <w:lang w:val="en-US"/>
               </w:rPr>
               <w:t>-</w:t>
@@ -10194,7 +9886,7 @@
         </w:tc>
         <w:tc>
           <w:tcPr>
-            <w:tcW w:w="851" w:type="pct"/>
+            <w:tcW w:w="1058" w:type="pct"/>
             <w:vAlign w:val="center"/>
           </w:tcPr>
           <w:p>
@@ -10206,14 +9898,16 @@
                 <w:rFonts w:ascii="Arial" w:hAnsi="Arial" w:cs="Arial"/>
                 <w:sz w:val="22"/>
                 <w:szCs w:val="22"/>
-                <w:lang w:val="en-US"/>
-              </w:rPr>
-            </w:pPr>
-            <w:r>
-              <w:rPr>
-                <w:rFonts w:ascii="Arial" w:hAnsi="Arial" w:cs="Arial"/>
-                <w:sz w:val="22"/>
-                <w:szCs w:val="22"/>
+                <w:highlight w:val="yellow"/>
+                <w:lang w:val="en-US"/>
+              </w:rPr>
+            </w:pPr>
+            <w:r>
+              <w:rPr>
+                <w:rFonts w:ascii="Arial" w:hAnsi="Arial" w:cs="Arial"/>
+                <w:sz w:val="22"/>
+                <w:szCs w:val="22"/>
+                <w:highlight w:val="yellow"/>
                 <w:lang w:val="en-US"/>
               </w:rPr>
               <w:t>-</w:t>
@@ -10222,7 +9916,7 @@
         </w:tc>
         <w:tc>
           <w:tcPr>
-            <w:tcW w:w="1058" w:type="pct"/>
+            <w:tcW w:w="876" w:type="pct"/>
             <w:vAlign w:val="center"/>
           </w:tcPr>
           <w:p>
@@ -10234,42 +9928,16 @@
                 <w:rFonts w:ascii="Arial" w:hAnsi="Arial" w:cs="Arial"/>
                 <w:sz w:val="22"/>
                 <w:szCs w:val="22"/>
-                <w:lang w:val="en-US"/>
-              </w:rPr>
-            </w:pPr>
-            <w:r>
-              <w:rPr>
-                <w:rFonts w:ascii="Arial" w:hAnsi="Arial" w:cs="Arial"/>
-                <w:sz w:val="22"/>
-                <w:szCs w:val="22"/>
-                <w:lang w:val="en-US"/>
-              </w:rPr>
-              <w:t>-</w:t>
-            </w:r>
-          </w:p>
-        </w:tc>
-        <w:tc>
-          <w:tcPr>
-            <w:tcW w:w="876" w:type="pct"/>
-            <w:vAlign w:val="center"/>
-          </w:tcPr>
-          <w:p>
-            <w:pPr>
-              <w:pStyle w:val="ListParagraph"/>
-              <w:ind w:left="0" w:right="28"/>
-              <w:jc w:val="center"/>
-              <w:rPr>
-                <w:rFonts w:ascii="Arial" w:hAnsi="Arial" w:cs="Arial"/>
-                <w:sz w:val="22"/>
-                <w:szCs w:val="22"/>
-                <w:lang w:val="en-US"/>
-              </w:rPr>
-            </w:pPr>
-            <w:r>
-              <w:rPr>
-                <w:rFonts w:ascii="Arial" w:hAnsi="Arial" w:cs="Arial"/>
-                <w:sz w:val="22"/>
-                <w:szCs w:val="22"/>
+                <w:highlight w:val="yellow"/>
+                <w:lang w:val="en-US"/>
+              </w:rPr>
+            </w:pPr>
+            <w:r>
+              <w:rPr>
+                <w:rFonts w:ascii="Arial" w:hAnsi="Arial" w:cs="Arial"/>
+                <w:sz w:val="22"/>
+                <w:szCs w:val="22"/>
+                <w:highlight w:val="yellow"/>
                 <w:lang w:val="en-US"/>
               </w:rPr>
               <w:t>-</w:t>
@@ -10302,23 +9970,7 @@
                 <w:sz w:val="22"/>
                 <w:szCs w:val="22"/>
               </w:rPr>
-              <w:t>1</w:t>
-            </w:r>
-            <w:r>
-              <w:rPr>
-                <w:rFonts w:ascii="Arial" w:hAnsi="Arial" w:cs="Arial"/>
-                <w:sz w:val="22"/>
-                <w:szCs w:val="22"/>
-              </w:rPr>
-              <w:t>6</w:t>
-            </w:r>
-            <w:r>
-              <w:rPr>
-                <w:rFonts w:ascii="Arial" w:hAnsi="Arial" w:cs="Arial"/>
-                <w:sz w:val="22"/>
-                <w:szCs w:val="22"/>
-              </w:rPr>
-              <w:t>.</w:t>
+              <w:t>15.</w:t>
             </w:r>
           </w:p>
         </w:tc>
@@ -10330,6 +9982,7 @@
             <w:pPr>
               <w:pStyle w:val="ListParagraph"/>
               <w:ind w:left="0" w:right="28"/>
+              <w:jc w:val="both"/>
               <w:rPr>
                 <w:rFonts w:ascii="Arial" w:hAnsi="Arial" w:cs="Arial"/>
                 <w:strike/>
@@ -10344,7 +9997,7 @@
                 <w:sz w:val="22"/>
                 <w:szCs w:val="22"/>
               </w:rPr>
-              <w:t>Rencana Perkiraan Biaya (RPB)*</w:t>
+              <w:t>Surat Izin MYC*</w:t>
             </w:r>
           </w:p>
         </w:tc>
@@ -10362,19 +10015,27 @@
                 <w:rFonts w:ascii="Arial" w:hAnsi="Arial" w:cs="Arial"/>
                 <w:sz w:val="22"/>
                 <w:szCs w:val="22"/>
-                <w:lang w:val="en-US"/>
-              </w:rPr>
-            </w:pPr>
-            <w:r>
-              <w:rPr>
-                <w:rFonts w:ascii="Arial" w:hAnsi="Arial" w:cs="Arial"/>
-                <w:sz w:val="22"/>
-                <w:szCs w:val="22"/>
+                <w:highlight w:val="yellow"/>
+                <w:lang w:val="en-US"/>
+              </w:rPr>
+            </w:pPr>
+            <w:r>
+              <w:rPr>
+                <w:rFonts w:ascii="Arial" w:hAnsi="Arial" w:cs="Arial"/>
+                <w:sz w:val="22"/>
+                <w:szCs w:val="22"/>
+                <w:highlight w:val="yellow"/>
                 <w:lang w:val="en-US"/>
               </w:rPr>
               <w:t>-</w:t>
             </w:r>
           </w:p>
+        </w:tc>
+        <w:tc>
+          <w:tcPr>
+            <w:tcW w:w="851" w:type="pct"/>
+            <w:vAlign w:val="center"/>
+          </w:tcPr>
           <w:p>
             <w:pPr>
               <w:pStyle w:val="ListParagraph"/>
@@ -10384,10 +10045,27 @@
                 <w:rFonts w:ascii="Arial" w:hAnsi="Arial" w:cs="Arial"/>
                 <w:sz w:val="22"/>
                 <w:szCs w:val="22"/>
-                <w:lang w:val="en-US"/>
-              </w:rPr>
-            </w:pPr>
-          </w:p>
+                <w:highlight w:val="yellow"/>
+                <w:lang w:val="en-US"/>
+              </w:rPr>
+            </w:pPr>
+            <w:r>
+              <w:rPr>
+                <w:rFonts w:ascii="Arial" w:hAnsi="Arial" w:cs="Arial"/>
+                <w:sz w:val="22"/>
+                <w:szCs w:val="22"/>
+                <w:highlight w:val="yellow"/>
+                <w:lang w:val="en-US"/>
+              </w:rPr>
+              <w:t>-</w:t>
+            </w:r>
+          </w:p>
+        </w:tc>
+        <w:tc>
+          <w:tcPr>
+            <w:tcW w:w="1058" w:type="pct"/>
+            <w:vAlign w:val="center"/>
+          </w:tcPr>
           <w:p>
             <w:pPr>
               <w:pStyle w:val="ListParagraph"/>
@@ -10397,14 +10075,25 @@
                 <w:rFonts w:ascii="Arial" w:hAnsi="Arial" w:cs="Arial"/>
                 <w:sz w:val="22"/>
                 <w:szCs w:val="22"/>
-                <w:lang w:val="en-US"/>
-              </w:rPr>
-            </w:pPr>
-          </w:p>
-        </w:tc>
-        <w:tc>
-          <w:tcPr>
-            <w:tcW w:w="851" w:type="pct"/>
+                <w:highlight w:val="yellow"/>
+                <w:lang w:val="en-US"/>
+              </w:rPr>
+            </w:pPr>
+            <w:r>
+              <w:rPr>
+                <w:rFonts w:ascii="Arial" w:hAnsi="Arial" w:cs="Arial"/>
+                <w:sz w:val="22"/>
+                <w:szCs w:val="22"/>
+                <w:highlight w:val="yellow"/>
+                <w:lang w:val="en-US"/>
+              </w:rPr>
+              <w:t>-</w:t>
+            </w:r>
+          </w:p>
+        </w:tc>
+        <w:tc>
+          <w:tcPr>
+            <w:tcW w:w="876" w:type="pct"/>
             <w:vAlign w:val="center"/>
           </w:tcPr>
           <w:p>
@@ -10416,70 +10105,16 @@
                 <w:rFonts w:ascii="Arial" w:hAnsi="Arial" w:cs="Arial"/>
                 <w:sz w:val="22"/>
                 <w:szCs w:val="22"/>
-                <w:lang w:val="en-US"/>
-              </w:rPr>
-            </w:pPr>
-            <w:r>
-              <w:rPr>
-                <w:rFonts w:ascii="Arial" w:hAnsi="Arial" w:cs="Arial"/>
-                <w:sz w:val="22"/>
-                <w:szCs w:val="22"/>
-                <w:lang w:val="en-US"/>
-              </w:rPr>
-              <w:t>-</w:t>
-            </w:r>
-          </w:p>
-        </w:tc>
-        <w:tc>
-          <w:tcPr>
-            <w:tcW w:w="1058" w:type="pct"/>
-            <w:vAlign w:val="center"/>
-          </w:tcPr>
-          <w:p>
-            <w:pPr>
-              <w:pStyle w:val="ListParagraph"/>
-              <w:ind w:left="0" w:right="28"/>
-              <w:jc w:val="center"/>
-              <w:rPr>
-                <w:rFonts w:ascii="Arial" w:hAnsi="Arial" w:cs="Arial"/>
-                <w:sz w:val="22"/>
-                <w:szCs w:val="22"/>
-                <w:lang w:val="en-US"/>
-              </w:rPr>
-            </w:pPr>
-            <w:r>
-              <w:rPr>
-                <w:rFonts w:ascii="Arial" w:hAnsi="Arial" w:cs="Arial"/>
-                <w:sz w:val="22"/>
-                <w:szCs w:val="22"/>
-                <w:lang w:val="en-US"/>
-              </w:rPr>
-              <w:t>-</w:t>
-            </w:r>
-          </w:p>
-        </w:tc>
-        <w:tc>
-          <w:tcPr>
-            <w:tcW w:w="876" w:type="pct"/>
-            <w:vAlign w:val="center"/>
-          </w:tcPr>
-          <w:p>
-            <w:pPr>
-              <w:pStyle w:val="ListParagraph"/>
-              <w:ind w:left="0" w:right="28"/>
-              <w:jc w:val="center"/>
-              <w:rPr>
-                <w:rFonts w:ascii="Arial" w:hAnsi="Arial" w:cs="Arial"/>
-                <w:sz w:val="22"/>
-                <w:szCs w:val="22"/>
-                <w:lang w:val="en-US"/>
-              </w:rPr>
-            </w:pPr>
-            <w:r>
-              <w:rPr>
-                <w:rFonts w:ascii="Arial" w:hAnsi="Arial" w:cs="Arial"/>
-                <w:sz w:val="22"/>
-                <w:szCs w:val="22"/>
+                <w:highlight w:val="yellow"/>
+                <w:lang w:val="en-US"/>
+              </w:rPr>
+            </w:pPr>
+            <w:r>
+              <w:rPr>
+                <w:rFonts w:ascii="Arial" w:hAnsi="Arial" w:cs="Arial"/>
+                <w:sz w:val="22"/>
+                <w:szCs w:val="22"/>
+                <w:highlight w:val="yellow"/>
                 <w:lang w:val="en-US"/>
               </w:rPr>
               <w:t>-</w:t>
@@ -10504,35 +10139,15 @@
                 <w:rFonts w:ascii="Arial" w:hAnsi="Arial" w:cs="Arial"/>
                 <w:sz w:val="22"/>
                 <w:szCs w:val="22"/>
-                <w:lang w:val="en-US"/>
-              </w:rPr>
-            </w:pPr>
-            <w:r>
-              <w:rPr>
-                <w:rFonts w:ascii="Arial" w:hAnsi="Arial" w:cs="Arial"/>
-                <w:sz w:val="22"/>
-                <w:szCs w:val="22"/>
-                <w:lang w:val="en-US"/>
-              </w:rPr>
-              <w:t>1</w:t>
-            </w:r>
-            <w:r>
-              <w:rPr>
-                <w:rFonts w:ascii="Arial" w:hAnsi="Arial" w:cs="Arial"/>
-                <w:sz w:val="22"/>
-                <w:szCs w:val="22"/>
-                <w:lang w:val="en-US"/>
-              </w:rPr>
-              <w:t>7</w:t>
-            </w:r>
-            <w:r>
-              <w:rPr>
-                <w:rFonts w:ascii="Arial" w:hAnsi="Arial" w:cs="Arial"/>
-                <w:sz w:val="22"/>
-                <w:szCs w:val="22"/>
-                <w:lang w:val="en-US"/>
-              </w:rPr>
-              <w:t>.</w:t>
+              </w:rPr>
+            </w:pPr>
+            <w:r>
+              <w:rPr>
+                <w:rFonts w:ascii="Arial" w:hAnsi="Arial" w:cs="Arial"/>
+                <w:sz w:val="22"/>
+                <w:szCs w:val="22"/>
+              </w:rPr>
+              <w:t>16.</w:t>
             </w:r>
           </w:p>
         </w:tc>
@@ -10544,44 +10159,23 @@
             <w:pPr>
               <w:pStyle w:val="ListParagraph"/>
               <w:ind w:left="0" w:right="28"/>
-              <w:rPr>
-                <w:rFonts w:ascii="Arial" w:hAnsi="Arial" w:cs="Arial"/>
-                <w:sz w:val="22"/>
-                <w:szCs w:val="22"/>
-                <w:lang w:val="en-US"/>
-              </w:rPr>
-            </w:pPr>
-            <w:proofErr w:type="spellStart"/>
-            <w:r>
-              <w:rPr>
-                <w:rFonts w:ascii="Arial" w:hAnsi="Arial" w:cs="Arial"/>
-                <w:sz w:val="22"/>
-                <w:szCs w:val="22"/>
-                <w:lang w:val="en-US"/>
-              </w:rPr>
-              <w:t>Dokumen</w:t>
-            </w:r>
-            <w:proofErr w:type="spellEnd"/>
-            <w:r>
-              <w:rPr>
-                <w:rFonts w:ascii="Arial" w:hAnsi="Arial" w:cs="Arial"/>
-                <w:sz w:val="22"/>
-                <w:szCs w:val="22"/>
-                <w:lang w:val="en-US"/>
-              </w:rPr>
-              <w:t xml:space="preserve"> </w:t>
-            </w:r>
-            <w:proofErr w:type="spellStart"/>
-            <w:r>
-              <w:rPr>
-                <w:rFonts w:ascii="Arial" w:hAnsi="Arial" w:cs="Arial"/>
-                <w:sz w:val="22"/>
-                <w:szCs w:val="22"/>
-                <w:lang w:val="en-US"/>
-              </w:rPr>
-              <w:t>Pengadaan</w:t>
-            </w:r>
-            <w:proofErr w:type="spellEnd"/>
+              <w:jc w:val="both"/>
+              <w:rPr>
+                <w:rFonts w:ascii="Arial" w:hAnsi="Arial" w:cs="Arial"/>
+                <w:strike/>
+                <w:sz w:val="22"/>
+                <w:szCs w:val="22"/>
+              </w:rPr>
+            </w:pPr>
+            <w:r>
+              <w:rPr>
+                <w:rFonts w:ascii="Arial" w:hAnsi="Arial" w:cs="Arial"/>
+                <w:strike/>
+                <w:sz w:val="22"/>
+                <w:szCs w:val="22"/>
+              </w:rPr>
+              <w:t>Rencana Perkiraan Biaya (RPB)*</w:t>
+            </w:r>
           </w:p>
         </w:tc>
         <w:tc>
@@ -10598,6 +10192,30 @@
                 <w:rFonts w:ascii="Arial" w:hAnsi="Arial" w:cs="Arial"/>
                 <w:sz w:val="22"/>
                 <w:szCs w:val="22"/>
+                <w:highlight w:val="yellow"/>
+                <w:lang w:val="en-US"/>
+              </w:rPr>
+            </w:pPr>
+            <w:r>
+              <w:rPr>
+                <w:rFonts w:ascii="Arial" w:hAnsi="Arial" w:cs="Arial"/>
+                <w:sz w:val="22"/>
+                <w:szCs w:val="22"/>
+                <w:highlight w:val="yellow"/>
+                <w:lang w:val="en-US"/>
+              </w:rPr>
+              <w:t>-</w:t>
+            </w:r>
+          </w:p>
+          <w:p>
+            <w:pPr>
+              <w:pStyle w:val="ListParagraph"/>
+              <w:ind w:left="0" w:right="28"/>
+              <w:rPr>
+                <w:rFonts w:ascii="Arial" w:hAnsi="Arial" w:cs="Arial"/>
+                <w:sz w:val="22"/>
+                <w:szCs w:val="22"/>
+                <w:highlight w:val="yellow"/>
                 <w:lang w:val="en-US"/>
               </w:rPr>
             </w:pPr>
@@ -10617,9 +10235,20 @@
                 <w:rFonts w:ascii="Arial" w:hAnsi="Arial" w:cs="Arial"/>
                 <w:sz w:val="22"/>
                 <w:szCs w:val="22"/>
-                <w:lang w:val="en-US"/>
-              </w:rPr>
-            </w:pPr>
+                <w:highlight w:val="yellow"/>
+                <w:lang w:val="en-US"/>
+              </w:rPr>
+            </w:pPr>
+            <w:r>
+              <w:rPr>
+                <w:rFonts w:ascii="Arial" w:hAnsi="Arial" w:cs="Arial"/>
+                <w:sz w:val="22"/>
+                <w:szCs w:val="22"/>
+                <w:highlight w:val="yellow"/>
+                <w:lang w:val="en-US"/>
+              </w:rPr>
+              <w:t>-</w:t>
+            </w:r>
           </w:p>
         </w:tc>
         <w:tc>
@@ -10636,9 +10265,20 @@
                 <w:rFonts w:ascii="Arial" w:hAnsi="Arial" w:cs="Arial"/>
                 <w:sz w:val="22"/>
                 <w:szCs w:val="22"/>
-                <w:lang w:val="en-US"/>
-              </w:rPr>
-            </w:pPr>
+                <w:highlight w:val="yellow"/>
+                <w:lang w:val="en-US"/>
+              </w:rPr>
+            </w:pPr>
+            <w:r>
+              <w:rPr>
+                <w:rFonts w:ascii="Arial" w:hAnsi="Arial" w:cs="Arial"/>
+                <w:sz w:val="22"/>
+                <w:szCs w:val="22"/>
+                <w:highlight w:val="yellow"/>
+                <w:lang w:val="en-US"/>
+              </w:rPr>
+              <w:t>-</w:t>
+            </w:r>
           </w:p>
         </w:tc>
         <w:tc>
@@ -10655,9 +10295,20 @@
                 <w:rFonts w:ascii="Arial" w:hAnsi="Arial" w:cs="Arial"/>
                 <w:sz w:val="22"/>
                 <w:szCs w:val="22"/>
-                <w:lang w:val="en-US"/>
-              </w:rPr>
-            </w:pPr>
+                <w:highlight w:val="yellow"/>
+                <w:lang w:val="en-US"/>
+              </w:rPr>
+            </w:pPr>
+            <w:r>
+              <w:rPr>
+                <w:rFonts w:ascii="Arial" w:hAnsi="Arial" w:cs="Arial"/>
+                <w:sz w:val="22"/>
+                <w:szCs w:val="22"/>
+                <w:highlight w:val="yellow"/>
+                <w:lang w:val="en-US"/>
+              </w:rPr>
+              <w:t>-</w:t>
+            </w:r>
           </w:p>
         </w:tc>
       </w:tr>
@@ -10681,6 +10332,15 @@
                 <w:lang w:val="en-US"/>
               </w:rPr>
             </w:pPr>
+            <w:r>
+              <w:rPr>
+                <w:rFonts w:ascii="Arial" w:hAnsi="Arial" w:cs="Arial"/>
+                <w:sz w:val="22"/>
+                <w:szCs w:val="22"/>
+                <w:lang w:val="en-US"/>
+              </w:rPr>
+              <w:t>17.</w:t>
+            </w:r>
           </w:p>
         </w:tc>
         <w:tc>
@@ -10690,81 +10350,37 @@
           <w:p>
             <w:pPr>
               <w:pStyle w:val="ListParagraph"/>
-              <w:numPr>
-                <w:ilvl w:val="1"/>
-                <w:numId w:val="1"/>
-              </w:numPr>
-              <w:ind w:left="318" w:right="28"/>
-              <w:rPr>
-                <w:rFonts w:ascii="Arial" w:hAnsi="Arial" w:cs="Arial"/>
-                <w:sz w:val="22"/>
-                <w:szCs w:val="22"/>
-                <w:lang w:val="en-US"/>
-              </w:rPr>
-            </w:pPr>
-            <w:proofErr w:type="spellStart"/>
-            <w:r>
-              <w:rPr>
-                <w:rFonts w:ascii="Arial" w:hAnsi="Arial" w:cs="Arial"/>
-                <w:sz w:val="22"/>
-                <w:szCs w:val="22"/>
-                <w:lang w:val="en-US"/>
-              </w:rPr>
-              <w:t>Dokumen</w:t>
-            </w:r>
-            <w:proofErr w:type="spellEnd"/>
-            <w:r>
-              <w:rPr>
-                <w:rFonts w:ascii="Arial" w:hAnsi="Arial" w:cs="Arial"/>
-                <w:sz w:val="22"/>
-                <w:szCs w:val="22"/>
-                <w:lang w:val="en-US"/>
-              </w:rPr>
-              <w:t xml:space="preserve"> </w:t>
-            </w:r>
-            <w:proofErr w:type="spellStart"/>
-            <w:r>
-              <w:rPr>
-                <w:rFonts w:ascii="Arial" w:hAnsi="Arial" w:cs="Arial"/>
-                <w:sz w:val="22"/>
-                <w:szCs w:val="22"/>
-                <w:lang w:val="en-US"/>
-              </w:rPr>
-              <w:t>Kualifikasi</w:t>
-            </w:r>
-            <w:proofErr w:type="spellEnd"/>
+              <w:ind w:left="0" w:right="28"/>
+              <w:jc w:val="both"/>
+              <w:rPr>
+                <w:rFonts w:ascii="Arial" w:hAnsi="Arial" w:cs="Arial"/>
+                <w:sz w:val="22"/>
+                <w:szCs w:val="22"/>
+                <w:lang w:val="en-US"/>
+              </w:rPr>
+            </w:pPr>
+            <w:r>
+              <w:rPr>
+                <w:rFonts w:ascii="Arial" w:hAnsi="Arial" w:cs="Arial"/>
+                <w:sz w:val="22"/>
+                <w:szCs w:val="22"/>
+              </w:rPr>
+              <w:t xml:space="preserve">Dokumen </w:t>
+            </w:r>
+            <w:r>
+              <w:rPr>
+                <w:rFonts w:ascii="Arial" w:hAnsi="Arial" w:cs="Arial"/>
+                <w:sz w:val="22"/>
+                <w:szCs w:val="22"/>
+                <w:lang w:val="en-US"/>
+              </w:rPr>
+              <w:t>Pemilihan</w:t>
+            </w:r>
           </w:p>
         </w:tc>
         <w:tc>
           <w:tcPr>
             <w:tcW w:w="877" w:type="pct"/>
-            <w:vAlign w:val="center"/>
-          </w:tcPr>
-          <w:p>
-            <w:pPr>
-              <w:ind w:right="28"/>
-              <w:jc w:val="center"/>
-              <w:rPr>
-                <w:rFonts w:ascii="Arial" w:hAnsi="Arial" w:cs="Arial"/>
-                <w:sz w:val="22"/>
-                <w:szCs w:val="22"/>
-                <w:lang w:val="en-US"/>
-              </w:rPr>
-            </w:pPr>
-            <w:r>
-              <w:rPr>
-                <w:rFonts w:ascii="Arial" w:hAnsi="Arial" w:cs="Arial"/>
-                <w:sz w:val="22"/>
-                <w:szCs w:val="22"/>
-                <w:lang w:val="en-US"/>
-              </w:rPr>
-              <w:t>-</w:t>
-            </w:r>
-          </w:p>
-        </w:tc>
-        <w:tc>
-          <w:tcPr>
-            <w:tcW w:w="851" w:type="pct"/>
             <w:vAlign w:val="center"/>
           </w:tcPr>
           <w:p>
@@ -10776,14 +10392,16 @@
                 <w:rFonts w:ascii="Arial" w:hAnsi="Arial" w:cs="Arial"/>
                 <w:sz w:val="22"/>
                 <w:szCs w:val="22"/>
-                <w:lang w:val="en-US"/>
-              </w:rPr>
-            </w:pPr>
-            <w:r>
-              <w:rPr>
-                <w:rFonts w:ascii="Arial" w:hAnsi="Arial" w:cs="Arial"/>
-                <w:sz w:val="22"/>
-                <w:szCs w:val="22"/>
+                <w:highlight w:val="yellow"/>
+                <w:lang w:val="en-US"/>
+              </w:rPr>
+            </w:pPr>
+            <w:r>
+              <w:rPr>
+                <w:rFonts w:ascii="Arial" w:hAnsi="Arial" w:cs="Arial"/>
+                <w:sz w:val="22"/>
+                <w:szCs w:val="22"/>
+                <w:highlight w:val="yellow"/>
                 <w:lang w:val="en-US"/>
               </w:rPr>
               <w:t>-</w:t>
@@ -10792,7 +10410,7 @@
         </w:tc>
         <w:tc>
           <w:tcPr>
-            <w:tcW w:w="1058" w:type="pct"/>
+            <w:tcW w:w="851" w:type="pct"/>
             <w:vAlign w:val="center"/>
           </w:tcPr>
           <w:p>
@@ -10804,14 +10422,16 @@
                 <w:rFonts w:ascii="Arial" w:hAnsi="Arial" w:cs="Arial"/>
                 <w:sz w:val="22"/>
                 <w:szCs w:val="22"/>
-                <w:lang w:val="en-US"/>
-              </w:rPr>
-            </w:pPr>
-            <w:r>
-              <w:rPr>
-                <w:rFonts w:ascii="Arial" w:hAnsi="Arial" w:cs="Arial"/>
-                <w:sz w:val="22"/>
-                <w:szCs w:val="22"/>
+                <w:highlight w:val="yellow"/>
+                <w:lang w:val="en-US"/>
+              </w:rPr>
+            </w:pPr>
+            <w:r>
+              <w:rPr>
+                <w:rFonts w:ascii="Arial" w:hAnsi="Arial" w:cs="Arial"/>
+                <w:sz w:val="22"/>
+                <w:szCs w:val="22"/>
+                <w:highlight w:val="yellow"/>
                 <w:lang w:val="en-US"/>
               </w:rPr>
               <w:t>-</w:t>
@@ -10820,7 +10440,7 @@
         </w:tc>
         <w:tc>
           <w:tcPr>
-            <w:tcW w:w="876" w:type="pct"/>
+            <w:tcW w:w="1058" w:type="pct"/>
             <w:vAlign w:val="center"/>
           </w:tcPr>
           <w:p>
@@ -10832,28 +10452,26 @@
                 <w:rFonts w:ascii="Arial" w:hAnsi="Arial" w:cs="Arial"/>
                 <w:sz w:val="22"/>
                 <w:szCs w:val="22"/>
-                <w:lang w:val="en-US"/>
-              </w:rPr>
-            </w:pPr>
-            <w:r>
-              <w:rPr>
-                <w:rFonts w:ascii="Arial" w:hAnsi="Arial" w:cs="Arial"/>
-                <w:sz w:val="22"/>
-                <w:szCs w:val="22"/>
+                <w:highlight w:val="yellow"/>
+                <w:lang w:val="en-US"/>
+              </w:rPr>
+            </w:pPr>
+            <w:r>
+              <w:rPr>
+                <w:rFonts w:ascii="Arial" w:hAnsi="Arial" w:cs="Arial"/>
+                <w:sz w:val="22"/>
+                <w:szCs w:val="22"/>
+                <w:highlight w:val="yellow"/>
                 <w:lang w:val="en-US"/>
               </w:rPr>
               <w:t>-</w:t>
             </w:r>
           </w:p>
         </w:tc>
-      </w:tr>
-      <w:tr>
-        <w:trPr>
-          <w:jc w:val="center"/>
-        </w:trPr>
-        <w:tc>
-          <w:tcPr>
-            <w:tcW w:w="256" w:type="pct"/>
+        <w:tc>
+          <w:tcPr>
+            <w:tcW w:w="876" w:type="pct"/>
+            <w:vAlign w:val="center"/>
           </w:tcPr>
           <w:p>
             <w:pPr>
@@ -10864,167 +10482,16 @@
                 <w:rFonts w:ascii="Arial" w:hAnsi="Arial" w:cs="Arial"/>
                 <w:sz w:val="22"/>
                 <w:szCs w:val="22"/>
-                <w:lang w:val="en-US"/>
-              </w:rPr>
-            </w:pPr>
-          </w:p>
-        </w:tc>
-        <w:tc>
-          <w:tcPr>
-            <w:tcW w:w="1082" w:type="pct"/>
-          </w:tcPr>
-          <w:p>
-            <w:pPr>
-              <w:pStyle w:val="ListParagraph"/>
-              <w:numPr>
-                <w:ilvl w:val="1"/>
-                <w:numId w:val="1"/>
-              </w:numPr>
-              <w:ind w:left="318" w:right="28"/>
-              <w:rPr>
-                <w:rFonts w:ascii="Arial" w:hAnsi="Arial" w:cs="Arial"/>
-                <w:sz w:val="22"/>
-                <w:szCs w:val="22"/>
-                <w:lang w:val="en-US"/>
-              </w:rPr>
-            </w:pPr>
-            <w:proofErr w:type="spellStart"/>
-            <w:r>
-              <w:rPr>
-                <w:rFonts w:ascii="Arial" w:hAnsi="Arial" w:cs="Arial"/>
-                <w:sz w:val="22"/>
-                <w:szCs w:val="22"/>
-                <w:lang w:val="en-US"/>
-              </w:rPr>
-              <w:t>Dokumen</w:t>
-            </w:r>
-            <w:proofErr w:type="spellEnd"/>
-            <w:r>
-              <w:rPr>
-                <w:rFonts w:ascii="Arial" w:hAnsi="Arial" w:cs="Arial"/>
-                <w:sz w:val="22"/>
-                <w:szCs w:val="22"/>
-                <w:lang w:val="en-US"/>
-              </w:rPr>
-              <w:t xml:space="preserve"> </w:t>
-            </w:r>
-            <w:proofErr w:type="spellStart"/>
-            <w:r>
-              <w:rPr>
-                <w:rFonts w:ascii="Arial" w:hAnsi="Arial" w:cs="Arial"/>
-                <w:sz w:val="22"/>
-                <w:szCs w:val="22"/>
-                <w:lang w:val="en-US"/>
-              </w:rPr>
-              <w:t>Seleksi</w:t>
-            </w:r>
-            <w:proofErr w:type="spellEnd"/>
-          </w:p>
-        </w:tc>
-        <w:tc>
-          <w:tcPr>
-            <w:tcW w:w="877" w:type="pct"/>
-            <w:vAlign w:val="center"/>
-          </w:tcPr>
-          <w:p>
-            <w:pPr>
-              <w:ind w:right="28"/>
-              <w:rPr>
-                <w:rFonts w:ascii="Arial" w:hAnsi="Arial" w:cs="Arial"/>
-                <w:sz w:val="22"/>
-                <w:szCs w:val="22"/>
-                <w:lang w:val="en-US"/>
-              </w:rPr>
-            </w:pPr>
-            <w:r>
-              <w:rPr>
-                <w:rFonts w:ascii="Arial" w:hAnsi="Arial" w:cs="Arial"/>
-                <w:sz w:val="22"/>
-                <w:szCs w:val="22"/>
-                <w:lang w:val="en-US"/>
-              </w:rPr>
-              <w:t>-</w:t>
-            </w:r>
-          </w:p>
-        </w:tc>
-        <w:tc>
-          <w:tcPr>
-            <w:tcW w:w="851" w:type="pct"/>
-            <w:vAlign w:val="center"/>
-          </w:tcPr>
-          <w:p>
-            <w:pPr>
-              <w:pStyle w:val="ListParagraph"/>
-              <w:ind w:left="0" w:right="28"/>
-              <w:jc w:val="center"/>
-              <w:rPr>
-                <w:rFonts w:ascii="Arial" w:hAnsi="Arial" w:cs="Arial"/>
-                <w:sz w:val="22"/>
-                <w:szCs w:val="22"/>
-                <w:lang w:val="en-US"/>
-              </w:rPr>
-            </w:pPr>
-            <w:r>
-              <w:rPr>
-                <w:rFonts w:ascii="Arial" w:hAnsi="Arial" w:cs="Arial"/>
-                <w:sz w:val="22"/>
-                <w:szCs w:val="22"/>
-                <w:lang w:val="en-US"/>
-              </w:rPr>
-              <w:t>-</w:t>
-            </w:r>
-          </w:p>
-        </w:tc>
-        <w:tc>
-          <w:tcPr>
-            <w:tcW w:w="1058" w:type="pct"/>
-            <w:vAlign w:val="center"/>
-          </w:tcPr>
-          <w:p>
-            <w:pPr>
-              <w:pStyle w:val="ListParagraph"/>
-              <w:ind w:left="0" w:right="28"/>
-              <w:jc w:val="center"/>
-              <w:rPr>
-                <w:rFonts w:ascii="Arial" w:hAnsi="Arial" w:cs="Arial"/>
-                <w:sz w:val="22"/>
-                <w:szCs w:val="22"/>
-                <w:lang w:val="en-US"/>
-              </w:rPr>
-            </w:pPr>
-            <w:r>
-              <w:rPr>
-                <w:rFonts w:ascii="Arial" w:hAnsi="Arial" w:cs="Arial"/>
-                <w:sz w:val="22"/>
-                <w:szCs w:val="22"/>
-                <w:lang w:val="en-US"/>
-              </w:rPr>
-              <w:t>-</w:t>
-            </w:r>
-          </w:p>
-        </w:tc>
-        <w:tc>
-          <w:tcPr>
-            <w:tcW w:w="876" w:type="pct"/>
-            <w:vAlign w:val="center"/>
-          </w:tcPr>
-          <w:p>
-            <w:pPr>
-              <w:pStyle w:val="ListParagraph"/>
-              <w:ind w:left="0" w:right="28"/>
-              <w:jc w:val="center"/>
-              <w:rPr>
-                <w:rFonts w:ascii="Arial" w:hAnsi="Arial" w:cs="Arial"/>
-                <w:sz w:val="22"/>
-                <w:szCs w:val="22"/>
-                <w:lang w:val="en-US"/>
-              </w:rPr>
-            </w:pPr>
-            <w:r>
-              <w:rPr>
-                <w:rFonts w:ascii="Arial" w:hAnsi="Arial" w:cs="Arial"/>
-                <w:sz w:val="22"/>
-                <w:szCs w:val="22"/>
+                <w:highlight w:val="yellow"/>
+                <w:lang w:val="en-US"/>
+              </w:rPr>
+            </w:pPr>
+            <w:r>
+              <w:rPr>
+                <w:rFonts w:ascii="Arial" w:hAnsi="Arial" w:cs="Arial"/>
+                <w:sz w:val="22"/>
+                <w:szCs w:val="22"/>
+                <w:highlight w:val="yellow"/>
                 <w:lang w:val="en-US"/>
               </w:rPr>
               <w:t>-</w:t>
@@ -11057,6 +10524,7 @@
           <w:sz w:val="22"/>
           <w:szCs w:val="22"/>
         </w:rPr>
+        <w:lastRenderedPageBreak/>
         <w:t>*</w:t>
       </w:r>
       <w:r>
@@ -11170,281 +10638,119 @@
           <w:szCs w:val="22"/>
         </w:rPr>
       </w:pPr>
-    </w:p>
-    <w:p>
-      <w:pPr>
-        <w:spacing w:before="2" w:line="276" w:lineRule="auto"/>
-        <w:ind w:right="28"/>
-        <w:jc w:val="right"/>
-        <w:rPr>
-          <w:rFonts w:ascii="Arial" w:eastAsia="Arial" w:hAnsi="Arial" w:cs="Arial"/>
-          <w:i/>
-          <w:iCs/>
-          <w:sz w:val="22"/>
-          <w:szCs w:val="22"/>
-        </w:rPr>
-      </w:pPr>
-    </w:p>
-    <w:p>
-      <w:pPr>
-        <w:spacing w:before="2" w:line="276" w:lineRule="auto"/>
-        <w:ind w:right="28"/>
-        <w:jc w:val="right"/>
-        <w:rPr>
-          <w:rFonts w:ascii="Arial" w:eastAsia="Arial" w:hAnsi="Arial" w:cs="Arial"/>
-          <w:i/>
-          <w:iCs/>
-          <w:sz w:val="22"/>
-          <w:szCs w:val="22"/>
-        </w:rPr>
-      </w:pPr>
-    </w:p>
-    <w:p>
-      <w:pPr>
-        <w:spacing w:before="2" w:line="276" w:lineRule="auto"/>
-        <w:ind w:right="28"/>
-        <w:jc w:val="right"/>
-        <w:rPr>
-          <w:rFonts w:ascii="Arial" w:eastAsia="Arial" w:hAnsi="Arial" w:cs="Arial"/>
-          <w:i/>
-          <w:iCs/>
-          <w:sz w:val="22"/>
-          <w:szCs w:val="22"/>
-        </w:rPr>
-      </w:pPr>
-    </w:p>
-    <w:p>
-      <w:pPr>
-        <w:spacing w:before="2" w:line="276" w:lineRule="auto"/>
-        <w:ind w:right="28"/>
-        <w:jc w:val="right"/>
-        <w:rPr>
-          <w:rFonts w:ascii="Arial" w:eastAsia="Arial" w:hAnsi="Arial" w:cs="Arial"/>
-          <w:i/>
-          <w:iCs/>
-          <w:sz w:val="22"/>
-          <w:szCs w:val="22"/>
-        </w:rPr>
-      </w:pPr>
-    </w:p>
-    <w:p>
-      <w:pPr>
-        <w:spacing w:before="2" w:line="276" w:lineRule="auto"/>
-        <w:ind w:right="28"/>
-        <w:jc w:val="right"/>
-        <w:rPr>
-          <w:rFonts w:ascii="Arial" w:eastAsia="Arial" w:hAnsi="Arial" w:cs="Arial"/>
-          <w:i/>
-          <w:iCs/>
-          <w:sz w:val="22"/>
-          <w:szCs w:val="22"/>
-        </w:rPr>
-      </w:pPr>
-    </w:p>
-    <w:p>
-      <w:pPr>
-        <w:spacing w:before="2" w:line="276" w:lineRule="auto"/>
-        <w:ind w:right="28"/>
-        <w:jc w:val="right"/>
-        <w:rPr>
-          <w:rFonts w:ascii="Arial" w:eastAsia="Arial" w:hAnsi="Arial" w:cs="Arial"/>
-          <w:i/>
-          <w:iCs/>
-          <w:sz w:val="22"/>
-          <w:szCs w:val="22"/>
-        </w:rPr>
-      </w:pPr>
-    </w:p>
-    <w:p>
-      <w:pPr>
-        <w:spacing w:before="2" w:line="276" w:lineRule="auto"/>
-        <w:ind w:right="28"/>
-        <w:jc w:val="right"/>
-        <w:rPr>
-          <w:rFonts w:ascii="Arial" w:eastAsia="Arial" w:hAnsi="Arial" w:cs="Arial"/>
-          <w:i/>
-          <w:iCs/>
-          <w:sz w:val="22"/>
-          <w:szCs w:val="22"/>
-        </w:rPr>
-      </w:pPr>
-    </w:p>
-    <w:p>
-      <w:pPr>
-        <w:spacing w:before="2" w:line="276" w:lineRule="auto"/>
-        <w:ind w:right="28"/>
-        <w:jc w:val="right"/>
-        <w:rPr>
-          <w:rFonts w:ascii="Arial" w:eastAsia="Arial" w:hAnsi="Arial" w:cs="Arial"/>
-          <w:i/>
-          <w:iCs/>
-          <w:sz w:val="22"/>
-          <w:szCs w:val="22"/>
-        </w:rPr>
-      </w:pPr>
-    </w:p>
-    <w:p>
-      <w:pPr>
-        <w:spacing w:before="2" w:line="276" w:lineRule="auto"/>
-        <w:ind w:right="28"/>
-        <w:jc w:val="right"/>
-        <w:rPr>
-          <w:rFonts w:ascii="Arial" w:eastAsia="Arial" w:hAnsi="Arial" w:cs="Arial"/>
-          <w:i/>
-          <w:iCs/>
-          <w:sz w:val="22"/>
-          <w:szCs w:val="22"/>
-        </w:rPr>
-      </w:pPr>
-    </w:p>
-    <w:p>
-      <w:pPr>
-        <w:spacing w:before="2" w:line="276" w:lineRule="auto"/>
-        <w:ind w:right="28"/>
-        <w:jc w:val="right"/>
-        <w:rPr>
-          <w:rFonts w:ascii="Arial" w:eastAsia="Arial" w:hAnsi="Arial" w:cs="Arial"/>
-          <w:i/>
-          <w:iCs/>
-          <w:sz w:val="22"/>
-          <w:szCs w:val="22"/>
-        </w:rPr>
-      </w:pPr>
-    </w:p>
-    <w:p>
-      <w:pPr>
-        <w:spacing w:before="2" w:line="276" w:lineRule="auto"/>
-        <w:ind w:right="28"/>
-        <w:jc w:val="right"/>
-        <w:rPr>
-          <w:rFonts w:ascii="Arial" w:eastAsia="Arial" w:hAnsi="Arial" w:cs="Arial"/>
-          <w:i/>
-          <w:iCs/>
-          <w:sz w:val="22"/>
-          <w:szCs w:val="22"/>
-        </w:rPr>
-      </w:pPr>
-    </w:p>
-    <w:p>
-      <w:pPr>
-        <w:spacing w:before="2" w:line="276" w:lineRule="auto"/>
-        <w:ind w:right="28"/>
-        <w:jc w:val="right"/>
-        <w:rPr>
-          <w:rFonts w:ascii="Arial" w:eastAsia="Arial" w:hAnsi="Arial" w:cs="Arial"/>
-          <w:i/>
-          <w:iCs/>
-          <w:sz w:val="22"/>
-          <w:szCs w:val="22"/>
-        </w:rPr>
-      </w:pPr>
-    </w:p>
-    <w:p>
-      <w:pPr>
-        <w:spacing w:before="2" w:line="276" w:lineRule="auto"/>
-        <w:ind w:right="28"/>
-        <w:jc w:val="right"/>
-        <w:rPr>
-          <w:rFonts w:ascii="Arial" w:eastAsia="Arial" w:hAnsi="Arial" w:cs="Arial"/>
-          <w:i/>
-          <w:iCs/>
-          <w:sz w:val="22"/>
-          <w:szCs w:val="22"/>
-        </w:rPr>
-      </w:pPr>
-    </w:p>
-    <w:p>
-      <w:pPr>
-        <w:spacing w:before="2" w:line="276" w:lineRule="auto"/>
-        <w:ind w:right="28"/>
-        <w:jc w:val="right"/>
-        <w:rPr>
-          <w:rFonts w:ascii="Arial" w:eastAsia="Arial" w:hAnsi="Arial" w:cs="Arial"/>
-          <w:i/>
-          <w:iCs/>
-          <w:sz w:val="22"/>
-          <w:szCs w:val="22"/>
-        </w:rPr>
-      </w:pPr>
-    </w:p>
-    <w:p>
-      <w:pPr>
-        <w:spacing w:before="2" w:line="276" w:lineRule="auto"/>
-        <w:ind w:right="28"/>
-        <w:jc w:val="right"/>
-        <w:rPr>
-          <w:rFonts w:ascii="Arial" w:eastAsia="Arial" w:hAnsi="Arial" w:cs="Arial"/>
-          <w:i/>
-          <w:iCs/>
-          <w:sz w:val="22"/>
-          <w:szCs w:val="22"/>
-        </w:rPr>
-      </w:pPr>
-    </w:p>
-    <w:p>
-      <w:pPr>
-        <w:spacing w:before="2" w:line="276" w:lineRule="auto"/>
-        <w:ind w:right="28"/>
-        <w:jc w:val="right"/>
-        <w:rPr>
-          <w:rFonts w:ascii="Arial" w:eastAsia="Arial" w:hAnsi="Arial" w:cs="Arial"/>
-          <w:i/>
-          <w:iCs/>
-          <w:sz w:val="22"/>
-          <w:szCs w:val="22"/>
-        </w:rPr>
-      </w:pPr>
-    </w:p>
-    <w:p>
-      <w:pPr>
-        <w:spacing w:before="2" w:line="276" w:lineRule="auto"/>
-        <w:ind w:right="28"/>
-        <w:jc w:val="right"/>
-        <w:rPr>
-          <w:rFonts w:ascii="Arial" w:eastAsia="Arial" w:hAnsi="Arial" w:cs="Arial"/>
-          <w:i/>
-          <w:iCs/>
-          <w:sz w:val="22"/>
-          <w:szCs w:val="22"/>
-        </w:rPr>
-      </w:pPr>
-    </w:p>
-    <w:p>
-      <w:pPr>
-        <w:spacing w:before="2" w:line="276" w:lineRule="auto"/>
-        <w:ind w:right="28"/>
-        <w:jc w:val="right"/>
-        <w:rPr>
-          <w:rFonts w:ascii="Arial" w:eastAsia="Arial" w:hAnsi="Arial" w:cs="Arial"/>
-          <w:i/>
-          <w:iCs/>
-          <w:sz w:val="22"/>
-          <w:szCs w:val="22"/>
-        </w:rPr>
-      </w:pPr>
-    </w:p>
-    <w:p>
-      <w:pPr>
-        <w:spacing w:before="2" w:line="276" w:lineRule="auto"/>
-        <w:ind w:right="28"/>
-        <w:jc w:val="right"/>
-        <w:rPr>
-          <w:rFonts w:ascii="Arial" w:eastAsia="Arial" w:hAnsi="Arial" w:cs="Arial"/>
-          <w:i/>
-          <w:iCs/>
-          <w:sz w:val="22"/>
-          <w:szCs w:val="22"/>
-        </w:rPr>
-      </w:pPr>
-      <w:r>
-        <w:rPr>
-          <w:rFonts w:ascii="Arial" w:eastAsia="Arial" w:hAnsi="Arial" w:cs="Arial"/>
-          <w:i/>
-          <w:iCs/>
-          <w:sz w:val="22"/>
-          <w:szCs w:val="22"/>
-        </w:rPr>
-        <w:t>Demikian…</w:t>
+      <w:r>
+        <w:rPr>
+          <w:rFonts w:ascii="Arial" w:eastAsia="Arial" w:hAnsi="Arial" w:cs="Arial"/>
+          <w:noProof/>
+          <w:sz w:val="22"/>
+          <w:szCs w:val="22"/>
+        </w:rPr>
+        <mc:AlternateContent>
+          <mc:Choice Requires="wps">
+            <w:drawing>
+              <wp:anchor distT="45720" distB="45720" distL="114300" distR="114300" simplePos="0" relativeHeight="251663360" behindDoc="0" locked="0" layoutInCell="1" allowOverlap="1" wp14:anchorId="5CAE27D4" wp14:editId="3BDA2A8F">
+                <wp:simplePos x="0" y="0"/>
+                <wp:positionH relativeFrom="margin">
+                  <wp:align>right</wp:align>
+                </wp:positionH>
+                <wp:positionV relativeFrom="margin">
+                  <wp:align>bottom</wp:align>
+                </wp:positionV>
+                <wp:extent cx="937260" cy="344170"/>
+                <wp:effectExtent l="0" t="0" r="0" b="0"/>
+                <wp:wrapSquare wrapText="bothSides"/>
+                <wp:docPr id="3" name="Text Box 2"/>
+                <wp:cNvGraphicFramePr>
+                  <a:graphicFrameLocks xmlns:a="http://schemas.openxmlformats.org/drawingml/2006/main"/>
+                </wp:cNvGraphicFramePr>
+                <a:graphic xmlns:a="http://schemas.openxmlformats.org/drawingml/2006/main">
+                  <a:graphicData uri="http://schemas.microsoft.com/office/word/2010/wordprocessingShape">
+                    <wps:wsp>
+                      <wps:cNvSpPr txBox="1">
+                        <a:spLocks noChangeArrowheads="1"/>
+                      </wps:cNvSpPr>
+                      <wps:spPr bwMode="auto">
+                        <a:xfrm>
+                          <a:off x="0" y="0"/>
+                          <a:ext cx="937260" cy="344170"/>
+                        </a:xfrm>
+                        <a:prstGeom prst="rect">
+                          <a:avLst/>
+                        </a:prstGeom>
+                        <a:solidFill>
+                          <a:srgbClr val="FFFFFF"/>
+                        </a:solidFill>
+                        <a:ln w="9525">
+                          <a:noFill/>
+                          <a:miter lim="800000"/>
+                          <a:headEnd/>
+                          <a:tailEnd/>
+                        </a:ln>
+                      </wps:spPr>
+                      <wps:txbx>
+                        <w:txbxContent>
+                          <w:p>
+                            <w:r>
+                              <w:rPr>
+                                <w:rFonts w:ascii="Arial" w:hAnsi="Arial" w:cs="Arial"/>
+                                <w:sz w:val="22"/>
+                                <w:szCs w:val="22"/>
+                                <w:lang w:val="en-US"/>
+                              </w:rPr>
+                              <w:t>Demikian…</w:t>
+                            </w:r>
+                          </w:p>
+                        </w:txbxContent>
+                      </wps:txbx>
+                      <wps:bodyPr rot="0" vert="horz" wrap="square" lIns="91440" tIns="45720" rIns="91440" bIns="45720" anchor="t" anchorCtr="0">
+                        <a:noAutofit/>
+                      </wps:bodyPr>
+                    </wps:wsp>
+                  </a:graphicData>
+                </a:graphic>
+                <wp14:sizeRelH relativeFrom="margin">
+                  <wp14:pctWidth>0</wp14:pctWidth>
+                </wp14:sizeRelH>
+                <wp14:sizeRelV relativeFrom="margin">
+                  <wp14:pctHeight>0</wp14:pctHeight>
+                </wp14:sizeRelV>
+              </wp:anchor>
+            </w:drawing>
+          </mc:Choice>
+          <mc:Fallback>
+            <w:pict>
+              <v:shape w14:anchorId="5CAE27D4" id="_x0000_s1028" type="#_x0000_t202" style="position:absolute;left:0;text-align:left;margin-left:22.6pt;margin-top:0;width:73.8pt;height:27.1pt;z-index:251663360;visibility:visible;mso-wrap-style:square;mso-width-percent:0;mso-height-percent:0;mso-wrap-distance-left:9pt;mso-wrap-distance-top:3.6pt;mso-wrap-distance-right:9pt;mso-wrap-distance-bottom:3.6pt;mso-position-horizontal:right;mso-position-horizontal-relative:margin;mso-position-vertical:bottom;mso-position-vertical-relative:margin;mso-width-percent:0;mso-height-percent:0;mso-width-relative:margin;mso-height-relative:margin;v-text-anchor:top" o:gfxdata="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" stroked="f">
+                <v:textbox>
+                  <w:txbxContent>
+                    <w:p>
+                      <w:proofErr w:type="spellStart"/>
+                      <w:r>
+                        <w:rPr>
+                          <w:rFonts w:ascii="Arial" w:hAnsi="Arial" w:cs="Arial"/>
+                          <w:sz w:val="22"/>
+                          <w:szCs w:val="22"/>
+                          <w:lang w:val="en-US"/>
+                        </w:rPr>
+                        <w:t>Demikian</w:t>
+                      </w:r>
+                      <w:proofErr w:type="spellEnd"/>
+                      <w:r>
+                        <w:rPr>
+                          <w:rFonts w:ascii="Arial" w:hAnsi="Arial" w:cs="Arial"/>
+                          <w:sz w:val="22"/>
+                          <w:szCs w:val="22"/>
+                          <w:lang w:val="en-US"/>
+                        </w:rPr>
+                        <w:t>…</w:t>
+                      </w:r>
+                    </w:p>
+                  </w:txbxContent>
+                </v:textbox>
+                <w10:wrap type="square" anchorx="margin" anchory="margin"/>
+              </v:shape>
+            </w:pict>
+          </mc:Fallback>
+        </mc:AlternateContent>
       </w:r>
     </w:p>
     <w:p>
@@ -12990,29 +12296,7 @@
                 <w:szCs w:val="22"/>
                 <w:lang w:val="en-US"/>
               </w:rPr>
-              <w:t>{</w:t>
-            </w:r>
-            <w:proofErr w:type="spellStart"/>
-            <w:r>
-              <w:rPr>
-                <w:rFonts w:ascii="Arial" w:eastAsia="Arial" w:hAnsi="Arial" w:cs="Arial"/>
-                <w:spacing w:val="-2"/>
-                <w:sz w:val="22"/>
-                <w:szCs w:val="22"/>
-                <w:lang w:val="en-US"/>
-              </w:rPr>
-              <w:t>nama_ppk</w:t>
-            </w:r>
-            <w:proofErr w:type="spellEnd"/>
-            <w:r>
-              <w:rPr>
-                <w:rFonts w:ascii="Arial" w:eastAsia="Arial" w:hAnsi="Arial" w:cs="Arial"/>
-                <w:spacing w:val="-2"/>
-                <w:sz w:val="22"/>
-                <w:szCs w:val="22"/>
-                <w:lang w:val="en-US"/>
-              </w:rPr>
-              <w:t>}</w:t>
+              <w:t>{nama_ppk}</w:t>
             </w:r>
           </w:p>
         </w:tc>
@@ -13042,27 +12326,7 @@
                 <w:szCs w:val="22"/>
                 <w:lang w:val="en-US"/>
               </w:rPr>
-              <w:t>{</w:t>
-            </w:r>
-            <w:proofErr w:type="spellStart"/>
-            <w:r>
-              <w:rPr>
-                <w:rFonts w:ascii="Arial" w:hAnsi="Arial" w:cs="Arial"/>
-                <w:sz w:val="22"/>
-                <w:szCs w:val="22"/>
-                <w:lang w:val="en-US"/>
-              </w:rPr>
-              <w:t>ppk</w:t>
-            </w:r>
-            <w:proofErr w:type="spellEnd"/>
-            <w:r>
-              <w:rPr>
-                <w:rFonts w:ascii="Arial" w:hAnsi="Arial" w:cs="Arial"/>
-                <w:sz w:val="22"/>
-                <w:szCs w:val="22"/>
-                <w:lang w:val="en-US"/>
-              </w:rPr>
-              <w:t>}</w:t>
+              <w:t>{ppk}</w:t>
             </w:r>
           </w:p>
         </w:tc>
@@ -13417,33 +12681,7 @@
         <w:szCs w:val="16"/>
         <w:lang w:val="en-US"/>
       </w:rPr>
-      <w:t>{</w:t>
-    </w:r>
-    <w:proofErr w:type="spellStart"/>
-    <w:r>
-      <w:rPr>
-        <w:rFonts w:ascii="Arial" w:eastAsia="Calibri" w:hAnsi="Arial" w:cs="Arial"/>
-        <w:b/>
-        <w:bCs/>
-        <w:spacing w:val="-8"/>
-        <w:sz w:val="16"/>
-        <w:szCs w:val="16"/>
-        <w:lang w:val="en-US"/>
-      </w:rPr>
-      <w:t>kode_pokja</w:t>
-    </w:r>
-    <w:proofErr w:type="spellEnd"/>
-    <w:r>
-      <w:rPr>
-        <w:rFonts w:ascii="Arial" w:eastAsia="Calibri" w:hAnsi="Arial" w:cs="Arial"/>
-        <w:b/>
-        <w:bCs/>
-        <w:spacing w:val="-8"/>
-        <w:sz w:val="16"/>
-        <w:szCs w:val="16"/>
-        <w:lang w:val="en-US"/>
-      </w:rPr>
-      <w:t>}</w:t>
+      <w:t>{kode_pokja}</w:t>
     </w:r>
     <w:r>
       <w:rPr>
@@ -13490,57 +12728,18 @@
       </w:rPr>
       <w:t xml:space="preserve">Jl. Yos Sudarso No. 37A Lt.2, Banjarmasin 70119 Telepon (0511) 6723416 Surel </w:t>
     </w:r>
-    <w:r>
-      <w:fldChar w:fldCharType="begin"/>
-    </w:r>
-    <w:r>
-      <w:instrText xml:space="preserve"> HYPERLINK "mailto:%7bemail_ketua_pokja%7ddi." </w:instrText>
-    </w:r>
-    <w:r>
-      <w:fldChar w:fldCharType="separate"/>
-    </w:r>
-    <w:r>
-      <w:rPr>
-        <w:rStyle w:val="Hyperlink"/>
-        <w:rFonts w:ascii="Arial" w:eastAsia="Calibri" w:hAnsi="Arial" w:cs="Arial"/>
-        <w:sz w:val="15"/>
-        <w:szCs w:val="15"/>
-        <w:lang w:val="en-US"/>
-      </w:rPr>
-      <w:t>{</w:t>
-    </w:r>
-    <w:proofErr w:type="spellStart"/>
-    <w:r>
-      <w:rPr>
-        <w:rStyle w:val="Hyperlink"/>
-        <w:rFonts w:ascii="Arial" w:eastAsia="Calibri" w:hAnsi="Arial" w:cs="Arial"/>
-        <w:sz w:val="15"/>
-        <w:szCs w:val="15"/>
-        <w:lang w:val="en-US"/>
-      </w:rPr>
-      <w:t>email_ketua_pokja</w:t>
-    </w:r>
-    <w:proofErr w:type="spellEnd"/>
-    <w:r>
-      <w:rPr>
-        <w:rStyle w:val="Hyperlink"/>
-        <w:rFonts w:ascii="Arial" w:eastAsia="Calibri" w:hAnsi="Arial" w:cs="Arial"/>
-        <w:sz w:val="15"/>
-        <w:szCs w:val="15"/>
-        <w:lang w:val="en-US"/>
-      </w:rPr>
-      <w:t>}</w:t>
-    </w:r>
-    <w:r>
-      <w:rPr>
-        <w:rStyle w:val="Hyperlink"/>
-        <w:rFonts w:ascii="Arial" w:eastAsia="Calibri" w:hAnsi="Arial" w:cs="Arial"/>
-        <w:sz w:val="15"/>
-        <w:szCs w:val="15"/>
-        <w:lang w:val="en-US"/>
-      </w:rPr>
-      <w:fldChar w:fldCharType="end"/>
-    </w:r>
+    <w:hyperlink r:id="rId2" w:history="1">
+      <w:r>
+        <w:rPr>
+          <w:rStyle w:val="Hyperlink"/>
+          <w:rFonts w:ascii="Arial" w:eastAsia="Calibri" w:hAnsi="Arial" w:cs="Arial"/>
+          <w:sz w:val="15"/>
+          <w:szCs w:val="15"/>
+          <w:lang w:val="en-US"/>
+        </w:rPr>
+        <w:t>{email_ketua_pokja}</w:t>
+      </w:r>
+    </w:hyperlink>
     <w:r>
       <w:rPr>
         <w:rFonts w:ascii="Arial" w:eastAsia="Calibri" w:hAnsi="Arial" w:cs="Arial"/>
@@ -13622,7 +12821,7 @@
             </wp:anchor>
           </w:drawing>
         </mc:Choice>
-        <mc:Fallback xmlns:w16sdtfl="http://schemas.microsoft.com/office/word/2024/wordml/sdtformatlock" xmlns:w16du="http://schemas.microsoft.com/office/word/2023/wordml/word16du" xmlns:oel="http://schemas.microsoft.com/office/2019/extlst">
+        <mc:Fallback xmlns:oel="http://schemas.microsoft.com/office/2019/extlst" xmlns:w16du="http://schemas.microsoft.com/office/word/2023/wordml/word16du" xmlns:w16sdtfl="http://schemas.microsoft.com/office/word/2024/wordml/sdtformatlock">
           <w:pict>
             <v:line w14:anchorId="259F0BA6" id="Straight Connector 984700384" o:spid="_x0000_s1026" style="position:absolute;z-index:251659264;visibility:visible;mso-wrap-style:square;mso-width-percent:0;mso-height-percent:0;mso-wrap-distance-left:9pt;mso-wrap-distance-top:0;mso-wrap-distance-right:9pt;mso-wrap-distance-bottom:0;mso-position-horizontal:absolute;mso-position-horizontal-relative:margin;mso-position-vertical:absolute;mso-position-vertical-relative:text;mso-width-percent:0;mso-height-percent:0;mso-width-relative:margin;mso-height-relative:margin" from="44.7pt,.75pt" to="468.4pt,.75pt" o:gfxdata="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" strokecolor="windowText" strokeweight="2.5pt">
               <v:stroke joinstyle="miter"/>
@@ -13636,11 +12835,6 @@
     <w:bookmarkEnd w:id="4"/>
     <w:bookmarkEnd w:id="5"/>
     <w:bookmarkEnd w:id="6"/>
-  </w:p>
-  <w:p>
-    <w:pPr>
-      <w:pStyle w:val="Header"/>
-    </w:pPr>
   </w:p>
 </w:hdr>
 </file>
@@ -18102,6 +17296,10 @@
 </file>
 
 <file path=customXml/item1.xml><?xml version="1.0" encoding="utf-8"?>
+<b:Sources xmlns:b="http://schemas.openxmlformats.org/officeDocument/2006/bibliography" xmlns="http://schemas.openxmlformats.org/officeDocument/2006/bibliography" SelectedStyle="\APASixthEditionOfficeOnline.xsl" StyleName="APA" Version="6"/>
+</file>
+
+<file path=customXml/item2.xml><?xml version="1.0" encoding="utf-8"?>
 <ct:contentTypeSchema xmlns:ct="http://schemas.microsoft.com/office/2006/metadata/contentType" xmlns:ma="http://schemas.microsoft.com/office/2006/metadata/properties/metaAttributes" ct:_="" ma:_="" ma:contentTypeName="Document" ma:contentTypeID="0x010100AEF28E0A17E4AE4FA5DD6A9AABB5DBC8" ma:contentTypeVersion="16" ma:contentTypeDescription="Create a new document." ma:contentTypeScope="" ma:versionID="a17fa769c7c4fea18ba461e558e121e5">
   <xsd:schema xmlns:xsd="http://www.w3.org/2001/XMLSchema" xmlns:xs="http://www.w3.org/2001/XMLSchema" xmlns:p="http://schemas.microsoft.com/office/2006/metadata/properties" xmlns:ns2="87f1a149-5420-40c2-b2e8-d8d0877ebc85" xmlns:ns3="23b7ebbb-480e-4d36-8f38-fd0ac82dae9c" targetNamespace="http://schemas.microsoft.com/office/2006/metadata/properties" ma:root="true" ma:fieldsID="3bfa0fac8ae4d24da5269d6ff34039be" ns2:_="" ns3:_="">
     <xsd:import namespace="87f1a149-5420-40c2-b2e8-d8d0877ebc85"/>
@@ -18344,11 +17542,16 @@
 </ct:contentTypeSchema>
 </file>
 
-<file path=customXml/item2.xml><?xml version="1.0" encoding="utf-8"?>
-<b:Sources xmlns:b="http://schemas.openxmlformats.org/officeDocument/2006/bibliography" xmlns="http://schemas.openxmlformats.org/officeDocument/2006/bibliography" SelectedStyle="\APASixthEditionOfficeOnline.xsl" StyleName="APA" Version="6"/>
+<file path=customXml/item3.xml><?xml version="1.0" encoding="utf-8"?>
+<?mso-contentType ?>
+<FormTemplates xmlns="http://schemas.microsoft.com/sharepoint/v3/contenttype/forms">
+  <Display>DocumentLibraryForm</Display>
+  <Edit>DocumentLibraryForm</Edit>
+  <New>DocumentLibraryForm</New>
+</FormTemplates>
 </file>
 
-<file path=customXml/item3.xml><?xml version="1.0" encoding="utf-8"?>
+<file path=customXml/item4.xml><?xml version="1.0" encoding="utf-8"?>
 <p:properties xmlns:p="http://schemas.microsoft.com/office/2006/metadata/properties" xmlns:xsi="http://www.w3.org/2001/XMLSchema-instance" xmlns:pc="http://schemas.microsoft.com/office/infopath/2007/PartnerControls">
   <documentManagement>
     <TaxCatchAll xmlns="23b7ebbb-480e-4d36-8f38-fd0ac82dae9c" xsi:nil="true"/>
@@ -18360,16 +17563,15 @@
 </p:properties>
 </file>
 
-<file path=customXml/item4.xml><?xml version="1.0" encoding="utf-8"?>
-<?mso-contentType ?>
-<FormTemplates xmlns="http://schemas.microsoft.com/sharepoint/v3/contenttype/forms">
-  <Display>DocumentLibraryForm</Display>
-  <Edit>DocumentLibraryForm</Edit>
-  <New>DocumentLibraryForm</New>
-</FormTemplates>
+<file path=customXml/itemProps1.xml><?xml version="1.0" encoding="utf-8"?>
+<ds:datastoreItem xmlns:ds="http://schemas.openxmlformats.org/officeDocument/2006/customXml" ds:itemID="{10D35394-9BBA-4CA7-9ACA-93FF9FC4B9FE}">
+  <ds:schemaRefs>
+    <ds:schemaRef ds:uri="http://schemas.openxmlformats.org/officeDocument/2006/bibliography"/>
+  </ds:schemaRefs>
+</ds:datastoreItem>
 </file>
 
-<file path=customXml/itemProps1.xml><?xml version="1.0" encoding="utf-8"?>
+<file path=customXml/itemProps2.xml><?xml version="1.0" encoding="utf-8"?>
 <ds:datastoreItem xmlns:ds="http://schemas.openxmlformats.org/officeDocument/2006/customXml" ds:itemID="{A2934C3C-1F7E-4BE6-BD60-DDF56A21B2D7}">
   <ds:schemaRefs>
     <ds:schemaRef ds:uri="http://schemas.microsoft.com/office/2006/metadata/contentType"/>
@@ -18388,15 +17590,15 @@
 </ds:datastoreItem>
 </file>
 
-<file path=customXml/itemProps2.xml><?xml version="1.0" encoding="utf-8"?>
-<ds:datastoreItem xmlns:ds="http://schemas.openxmlformats.org/officeDocument/2006/customXml" ds:itemID="{10D35394-9BBA-4CA7-9ACA-93FF9FC4B9FE}">
+<file path=customXml/itemProps3.xml><?xml version="1.0" encoding="utf-8"?>
+<ds:datastoreItem xmlns:ds="http://schemas.openxmlformats.org/officeDocument/2006/customXml" ds:itemID="{ADE80AD1-B511-437D-9EC6-E71B406ED00D}">
   <ds:schemaRefs>
-    <ds:schemaRef ds:uri="http://schemas.openxmlformats.org/officeDocument/2006/bibliography"/>
+    <ds:schemaRef ds:uri="http://schemas.microsoft.com/sharepoint/v3/contenttype/forms"/>
   </ds:schemaRefs>
 </ds:datastoreItem>
 </file>
 
-<file path=customXml/itemProps3.xml><?xml version="1.0" encoding="utf-8"?>
+<file path=customXml/itemProps4.xml><?xml version="1.0" encoding="utf-8"?>
 <ds:datastoreItem xmlns:ds="http://schemas.openxmlformats.org/officeDocument/2006/customXml" ds:itemID="{0EF6B3C1-2C0C-45C1-848E-2E47DFDB0FBC}">
   <ds:schemaRefs>
     <ds:schemaRef ds:uri="http://schemas.microsoft.com/office/2006/metadata/properties"/>
@@ -18405,12 +17607,4 @@
     <ds:schemaRef ds:uri="87f1a149-5420-40c2-b2e8-d8d0877ebc85"/>
   </ds:schemaRefs>
 </ds:datastoreItem>
-</file>
-
-<file path=customXml/itemProps4.xml><?xml version="1.0" encoding="utf-8"?>
-<ds:datastoreItem xmlns:ds="http://schemas.openxmlformats.org/officeDocument/2006/customXml" ds:itemID="{ADE80AD1-B511-437D-9EC6-E71B406ED00D}">
-  <ds:schemaRefs>
-    <ds:schemaRef ds:uri="http://schemas.microsoft.com/sharepoint/v3/contenttype/forms"/>
-  </ds:schemaRefs>
-</ds:datastoreItem>
 </file>